--- a/copticreader/divine-liturgy_deacon_responses.docx
+++ b/copticreader/divine-liturgy_deacon_responses.docx
@@ -178,7 +178,182 @@
                 <w:rFonts w:ascii="Avva_Shenouda" w:hAnsi="Avva_Shenouda" w:eastAsia="Avva_Shenouda" w:cs="Avva_Shenouda"/>
                 <w:sz w:val="10"/>
               </w:rPr>
-              <w:t>Procev7ac0e `vper twn `agiwn timiwn dwron tovtwn ke 0vciwn `3mwn ke procferontwn: Kvrie `ele`3con.</w:t>
+              <w:t>Procev7ac0e</w:t>
+            </w:r>
+            <w:r>
+              <w:rPr>
+                <w:sz w:val="10"/>
+              </w:rPr>
+              <w:t xml:space="preserve"> </w:t>
+            </w:r>
+            <w:r>
+              <w:rPr>
+                <w:rFonts w:ascii="Avva_Shenouda" w:hAnsi="Avva_Shenouda" w:eastAsia="Avva_Shenouda" w:cs="Avva_Shenouda"/>
+                <w:sz w:val="10"/>
+              </w:rPr>
+              <w:t>`vper</w:t>
+            </w:r>
+            <w:r>
+              <w:rPr>
+                <w:sz w:val="10"/>
+              </w:rPr>
+              <w:t xml:space="preserve"> </w:t>
+            </w:r>
+            <w:r>
+              <w:rPr>
+                <w:rFonts w:ascii="Avva_Shenouda" w:hAnsi="Avva_Shenouda" w:eastAsia="Avva_Shenouda" w:cs="Avva_Shenouda"/>
+                <w:sz w:val="10"/>
+              </w:rPr>
+              <w:t>twn</w:t>
+            </w:r>
+            <w:r>
+              <w:rPr>
+                <w:sz w:val="10"/>
+              </w:rPr>
+              <w:t xml:space="preserve"> </w:t>
+            </w:r>
+            <w:r>
+              <w:rPr>
+                <w:rFonts w:ascii="Avva_Shenouda" w:hAnsi="Avva_Shenouda" w:eastAsia="Avva_Shenouda" w:cs="Avva_Shenouda"/>
+                <w:sz w:val="10"/>
+              </w:rPr>
+              <w:t>`ajiwn</w:t>
+            </w:r>
+            <w:r>
+              <w:rPr>
+                <w:sz w:val="10"/>
+              </w:rPr>
+              <w:t xml:space="preserve"> </w:t>
+            </w:r>
+            <w:r>
+              <w:rPr>
+                <w:rFonts w:ascii="Avva_Shenouda" w:hAnsi="Avva_Shenouda" w:eastAsia="Avva_Shenouda" w:cs="Avva_Shenouda"/>
+                <w:sz w:val="10"/>
+              </w:rPr>
+              <w:t>timiwn</w:t>
+            </w:r>
+            <w:r>
+              <w:rPr>
+                <w:sz w:val="10"/>
+              </w:rPr>
+              <w:t xml:space="preserve"> </w:t>
+            </w:r>
+            <w:r>
+              <w:rPr>
+                <w:rFonts w:ascii="Avva_Shenouda" w:hAnsi="Avva_Shenouda" w:eastAsia="Avva_Shenouda" w:cs="Avva_Shenouda"/>
+                <w:sz w:val="10"/>
+              </w:rPr>
+              <w:t>dwron</w:t>
+            </w:r>
+            <w:r>
+              <w:rPr>
+                <w:sz w:val="10"/>
+              </w:rPr>
+              <w:t xml:space="preserve"> </w:t>
+            </w:r>
+            <w:r>
+              <w:rPr>
+                <w:rFonts w:ascii="Avva_Shenouda" w:hAnsi="Avva_Shenouda" w:eastAsia="Avva_Shenouda" w:cs="Avva_Shenouda"/>
+                <w:sz w:val="10"/>
+              </w:rPr>
+              <w:t>tovtwn</w:t>
+            </w:r>
+            <w:r>
+              <w:rPr>
+                <w:sz w:val="10"/>
+              </w:rPr>
+              <w:t xml:space="preserve"> </w:t>
+            </w:r>
+            <w:r>
+              <w:rPr>
+                <w:rFonts w:ascii="Avva_Shenouda" w:hAnsi="Avva_Shenouda" w:eastAsia="Avva_Shenouda" w:cs="Avva_Shenouda"/>
+                <w:sz w:val="10"/>
+              </w:rPr>
+              <w:t>ke</w:t>
+            </w:r>
+            <w:r>
+              <w:rPr>
+                <w:sz w:val="10"/>
+              </w:rPr>
+              <w:t xml:space="preserve"> </w:t>
+            </w:r>
+            <w:r>
+              <w:rPr>
+                <w:rFonts w:ascii="Avva_Shenouda" w:hAnsi="Avva_Shenouda" w:eastAsia="Avva_Shenouda" w:cs="Avva_Shenouda"/>
+                <w:sz w:val="10"/>
+              </w:rPr>
+              <w:t>0vciwn</w:t>
+            </w:r>
+            <w:r>
+              <w:rPr>
+                <w:sz w:val="10"/>
+              </w:rPr>
+              <w:t xml:space="preserve"> </w:t>
+            </w:r>
+            <w:r>
+              <w:rPr>
+                <w:rFonts w:ascii="Avva_Shenouda" w:hAnsi="Avva_Shenouda" w:eastAsia="Avva_Shenouda" w:cs="Avva_Shenouda"/>
+                <w:sz w:val="10"/>
+              </w:rPr>
+              <w:t>`3mwn</w:t>
+            </w:r>
+            <w:r>
+              <w:rPr>
+                <w:sz w:val="10"/>
+              </w:rPr>
+              <w:t xml:space="preserve"> </w:t>
+            </w:r>
+            <w:r>
+              <w:rPr>
+                <w:rFonts w:ascii="Avva_Shenouda" w:hAnsi="Avva_Shenouda" w:eastAsia="Avva_Shenouda" w:cs="Avva_Shenouda"/>
+                <w:sz w:val="10"/>
+              </w:rPr>
+              <w:t>ke</w:t>
+            </w:r>
+            <w:r>
+              <w:rPr>
+                <w:sz w:val="10"/>
+              </w:rPr>
+              <w:t xml:space="preserve"> </w:t>
+            </w:r>
+            <w:r>
+              <w:rPr>
+                <w:rFonts w:ascii="Avva_Shenouda" w:hAnsi="Avva_Shenouda" w:eastAsia="Avva_Shenouda" w:cs="Avva_Shenouda"/>
+                <w:sz w:val="10"/>
+              </w:rPr>
+              <w:t>procferontwn</w:t>
+            </w:r>
+            <w:r>
+              <w:rPr>
+                <w:sz w:val="10"/>
+              </w:rPr>
+              <w:t xml:space="preserve">: </w:t>
+            </w:r>
+            <w:r>
+              <w:rPr>
+                <w:rFonts w:ascii="Avva_Shenouda" w:hAnsi="Avva_Shenouda" w:eastAsia="Avva_Shenouda" w:cs="Avva_Shenouda"/>
+                <w:sz w:val="10"/>
+              </w:rPr>
+              <w:t>Kvrie</w:t>
+            </w:r>
+            <w:r>
+              <w:rPr>
+                <w:sz w:val="10"/>
+              </w:rPr>
+              <w:t xml:space="preserve"> </w:t>
+            </w:r>
+            <w:r>
+              <w:rPr>
+                <w:rFonts w:ascii="Avva_Shenouda" w:hAnsi="Avva_Shenouda" w:eastAsia="Avva_Shenouda" w:cs="Avva_Shenouda"/>
+                <w:sz w:val="10"/>
+              </w:rPr>
+              <w:t>`ele`3con</w:t>
+            </w:r>
+            <w:r>
+              <w:rPr>
+                <w:sz w:val="10"/>
+              </w:rPr>
+              <w:t>.</w:t>
             </w:r>
           </w:p>
         </w:tc>
@@ -265,7 +440,559 @@
                 <w:rFonts w:ascii="Avva_Shenouda" w:hAnsi="Avva_Shenouda" w:eastAsia="Avva_Shenouda" w:cs="Avva_Shenouda"/>
                 <w:sz w:val="10"/>
               </w:rPr>
-              <w:t>`Am3n. Ic Pat3r `agioc: ic `Vioc `agioc: en `Pnevma `Agion. `Am3n. Evlogitoc Kvrioc `o )eoc ic tovc `e`wnac. `Am3n. Nie0noc t3rov `cmov `e`P=o=c: marov`cmov `ero4 `nge nilaoc t3rov: ge `a pe4nai tagro `e`hr3i `egwn: ovoh 5me0m3i `nte `P=o=c 2op 2a `eneh. `Am3n all3lovia.</w:t>
+              <w:t>`Am3n</w:t>
+            </w:r>
+            <w:r>
+              <w:rPr>
+                <w:sz w:val="10"/>
+              </w:rPr>
+              <w:t xml:space="preserve">. </w:t>
+            </w:r>
+            <w:r>
+              <w:rPr>
+                <w:rFonts w:ascii="Avva_Shenouda" w:hAnsi="Avva_Shenouda" w:eastAsia="Avva_Shenouda" w:cs="Avva_Shenouda"/>
+                <w:sz w:val="10"/>
+              </w:rPr>
+              <w:t>Ic</w:t>
+            </w:r>
+            <w:r>
+              <w:rPr>
+                <w:sz w:val="10"/>
+              </w:rPr>
+              <w:t xml:space="preserve"> </w:t>
+            </w:r>
+            <w:r>
+              <w:rPr>
+                <w:rFonts w:ascii="Avva_Shenouda" w:hAnsi="Avva_Shenouda" w:eastAsia="Avva_Shenouda" w:cs="Avva_Shenouda"/>
+                <w:sz w:val="10"/>
+              </w:rPr>
+              <w:t>Pat3r</w:t>
+            </w:r>
+            <w:r>
+              <w:rPr>
+                <w:sz w:val="10"/>
+              </w:rPr>
+              <w:t xml:space="preserve"> </w:t>
+            </w:r>
+            <w:r>
+              <w:rPr>
+                <w:rFonts w:ascii="Avva_Shenouda" w:hAnsi="Avva_Shenouda" w:eastAsia="Avva_Shenouda" w:cs="Avva_Shenouda"/>
+                <w:sz w:val="10"/>
+              </w:rPr>
+              <w:t>`ajioc</w:t>
+            </w:r>
+            <w:r>
+              <w:rPr>
+                <w:sz w:val="10"/>
+              </w:rPr>
+              <w:t xml:space="preserve">: </w:t>
+            </w:r>
+            <w:r>
+              <w:rPr>
+                <w:rFonts w:ascii="Avva_Shenouda" w:hAnsi="Avva_Shenouda" w:eastAsia="Avva_Shenouda" w:cs="Avva_Shenouda"/>
+                <w:sz w:val="10"/>
+              </w:rPr>
+              <w:t>ic</w:t>
+            </w:r>
+            <w:r>
+              <w:rPr>
+                <w:sz w:val="10"/>
+              </w:rPr>
+              <w:t xml:space="preserve"> </w:t>
+            </w:r>
+            <w:r>
+              <w:rPr>
+                <w:rFonts w:ascii="Avva_Shenouda" w:hAnsi="Avva_Shenouda" w:eastAsia="Avva_Shenouda" w:cs="Avva_Shenouda"/>
+                <w:sz w:val="10"/>
+              </w:rPr>
+              <w:t>`Vioc</w:t>
+            </w:r>
+            <w:r>
+              <w:rPr>
+                <w:sz w:val="10"/>
+              </w:rPr>
+              <w:t xml:space="preserve"> </w:t>
+            </w:r>
+            <w:r>
+              <w:rPr>
+                <w:rFonts w:ascii="Avva_Shenouda" w:hAnsi="Avva_Shenouda" w:eastAsia="Avva_Shenouda" w:cs="Avva_Shenouda"/>
+                <w:sz w:val="10"/>
+              </w:rPr>
+              <w:t>`ajioc</w:t>
+            </w:r>
+            <w:r>
+              <w:rPr>
+                <w:sz w:val="10"/>
+              </w:rPr>
+              <w:t xml:space="preserve">: </w:t>
+            </w:r>
+            <w:r>
+              <w:rPr>
+                <w:rFonts w:ascii="Avva_Shenouda" w:hAnsi="Avva_Shenouda" w:eastAsia="Avva_Shenouda" w:cs="Avva_Shenouda"/>
+                <w:sz w:val="10"/>
+              </w:rPr>
+              <w:t>en</w:t>
+            </w:r>
+            <w:r>
+              <w:rPr>
+                <w:sz w:val="10"/>
+              </w:rPr>
+              <w:t xml:space="preserve"> </w:t>
+            </w:r>
+            <w:r>
+              <w:rPr>
+                <w:rFonts w:ascii="Avva_Shenouda" w:hAnsi="Avva_Shenouda" w:eastAsia="Avva_Shenouda" w:cs="Avva_Shenouda"/>
+                <w:sz w:val="10"/>
+              </w:rPr>
+              <w:t>`Pnevma</w:t>
+            </w:r>
+            <w:r>
+              <w:rPr>
+                <w:sz w:val="10"/>
+              </w:rPr>
+              <w:t xml:space="preserve"> </w:t>
+            </w:r>
+            <w:r>
+              <w:rPr>
+                <w:rFonts w:ascii="Avva_Shenouda" w:hAnsi="Avva_Shenouda" w:eastAsia="Avva_Shenouda" w:cs="Avva_Shenouda"/>
+                <w:sz w:val="10"/>
+              </w:rPr>
+              <w:t>`Ajion</w:t>
+            </w:r>
+            <w:r>
+              <w:rPr>
+                <w:sz w:val="10"/>
+              </w:rPr>
+              <w:t xml:space="preserve">. </w:t>
+            </w:r>
+            <w:r>
+              <w:rPr>
+                <w:rFonts w:ascii="Avva_Shenouda" w:hAnsi="Avva_Shenouda" w:eastAsia="Avva_Shenouda" w:cs="Avva_Shenouda"/>
+                <w:sz w:val="10"/>
+              </w:rPr>
+              <w:t>`Am3n</w:t>
+            </w:r>
+            <w:r>
+              <w:rPr>
+                <w:sz w:val="10"/>
+              </w:rPr>
+              <w:t xml:space="preserve">. </w:t>
+            </w:r>
+            <w:r>
+              <w:rPr>
+                <w:rFonts w:ascii="Avva_Shenouda" w:hAnsi="Avva_Shenouda" w:eastAsia="Avva_Shenouda" w:cs="Avva_Shenouda"/>
+                <w:sz w:val="10"/>
+              </w:rPr>
+              <w:t>Evlojitoc</w:t>
+            </w:r>
+            <w:r>
+              <w:rPr>
+                <w:sz w:val="10"/>
+              </w:rPr>
+              <w:t xml:space="preserve"> </w:t>
+            </w:r>
+            <w:r>
+              <w:rPr>
+                <w:rFonts w:ascii="Avva_Shenouda" w:hAnsi="Avva_Shenouda" w:eastAsia="Avva_Shenouda" w:cs="Avva_Shenouda"/>
+                <w:sz w:val="10"/>
+              </w:rPr>
+              <w:t>Kvrioc</w:t>
+            </w:r>
+            <w:r>
+              <w:rPr>
+                <w:sz w:val="10"/>
+              </w:rPr>
+              <w:t xml:space="preserve"> </w:t>
+            </w:r>
+            <w:r>
+              <w:rPr>
+                <w:rFonts w:ascii="Avva_Shenouda" w:hAnsi="Avva_Shenouda" w:eastAsia="Avva_Shenouda" w:cs="Avva_Shenouda"/>
+                <w:sz w:val="10"/>
+              </w:rPr>
+              <w:t>`o</w:t>
+            </w:r>
+            <w:r>
+              <w:rPr>
+                <w:sz w:val="10"/>
+              </w:rPr>
+              <w:t xml:space="preserve"> </w:t>
+            </w:r>
+            <w:r>
+              <w:rPr>
+                <w:rFonts w:ascii="Avva_Shenouda" w:hAnsi="Avva_Shenouda" w:eastAsia="Avva_Shenouda" w:cs="Avva_Shenouda"/>
+                <w:sz w:val="10"/>
+              </w:rPr>
+              <w:t>)eoc</w:t>
+            </w:r>
+            <w:r>
+              <w:rPr>
+                <w:sz w:val="10"/>
+              </w:rPr>
+              <w:t xml:space="preserve"> </w:t>
+            </w:r>
+            <w:r>
+              <w:rPr>
+                <w:rFonts w:ascii="Avva_Shenouda" w:hAnsi="Avva_Shenouda" w:eastAsia="Avva_Shenouda" w:cs="Avva_Shenouda"/>
+                <w:sz w:val="10"/>
+              </w:rPr>
+              <w:t>ic</w:t>
+            </w:r>
+            <w:r>
+              <w:rPr>
+                <w:sz w:val="10"/>
+              </w:rPr>
+              <w:t xml:space="preserve"> </w:t>
+            </w:r>
+            <w:r>
+              <w:rPr>
+                <w:rFonts w:ascii="Avva_Shenouda" w:hAnsi="Avva_Shenouda" w:eastAsia="Avva_Shenouda" w:cs="Avva_Shenouda"/>
+                <w:sz w:val="10"/>
+              </w:rPr>
+              <w:t>tovc</w:t>
+            </w:r>
+            <w:r>
+              <w:rPr>
+                <w:sz w:val="10"/>
+              </w:rPr>
+              <w:t xml:space="preserve"> </w:t>
+            </w:r>
+            <w:r>
+              <w:rPr>
+                <w:rFonts w:ascii="Avva_Shenouda" w:hAnsi="Avva_Shenouda" w:eastAsia="Avva_Shenouda" w:cs="Avva_Shenouda"/>
+                <w:sz w:val="10"/>
+              </w:rPr>
+              <w:t>`e`wnac</w:t>
+            </w:r>
+            <w:r>
+              <w:rPr>
+                <w:sz w:val="10"/>
+              </w:rPr>
+              <w:t xml:space="preserve">. </w:t>
+            </w:r>
+            <w:r>
+              <w:rPr>
+                <w:rFonts w:ascii="Avva_Shenouda" w:hAnsi="Avva_Shenouda" w:eastAsia="Avva_Shenouda" w:cs="Avva_Shenouda"/>
+                <w:sz w:val="10"/>
+              </w:rPr>
+              <w:t>`Am3n</w:t>
+            </w:r>
+            <w:r>
+              <w:rPr>
+                <w:sz w:val="10"/>
+              </w:rPr>
+              <w:t xml:space="preserve">. </w:t>
+            </w:r>
+            <w:r>
+              <w:rPr>
+                <w:rFonts w:ascii="Avva_Shenouda" w:hAnsi="Avva_Shenouda" w:eastAsia="Avva_Shenouda" w:cs="Avva_Shenouda"/>
+                <w:sz w:val="10"/>
+              </w:rPr>
+              <w:t>Nie0noc</w:t>
+            </w:r>
+            <w:r>
+              <w:rPr>
+                <w:sz w:val="10"/>
+              </w:rPr>
+              <w:t xml:space="preserve"> </w:t>
+            </w:r>
+            <w:r>
+              <w:rPr>
+                <w:rFonts w:ascii="Avva_Shenouda" w:hAnsi="Avva_Shenouda" w:eastAsia="Avva_Shenouda" w:cs="Avva_Shenouda"/>
+                <w:sz w:val="10"/>
+              </w:rPr>
+              <w:t>t3rov</w:t>
+            </w:r>
+            <w:r>
+              <w:rPr>
+                <w:sz w:val="10"/>
+              </w:rPr>
+              <w:t xml:space="preserve"> </w:t>
+            </w:r>
+            <w:r>
+              <w:rPr>
+                <w:rFonts w:ascii="Avva_Shenouda" w:hAnsi="Avva_Shenouda" w:eastAsia="Avva_Shenouda" w:cs="Avva_Shenouda"/>
+                <w:sz w:val="10"/>
+              </w:rPr>
+              <w:t>`cmov</w:t>
+            </w:r>
+            <w:r>
+              <w:rPr>
+                <w:sz w:val="10"/>
+              </w:rPr>
+              <w:t xml:space="preserve"> </w:t>
+            </w:r>
+            <w:r>
+              <w:rPr>
+                <w:rFonts w:ascii="Avva_Shenouda" w:hAnsi="Avva_Shenouda" w:eastAsia="Avva_Shenouda" w:cs="Avva_Shenouda"/>
+                <w:sz w:val="10"/>
+              </w:rPr>
+              <w:t>`e`P=o=c</w:t>
+            </w:r>
+            <w:r>
+              <w:rPr>
+                <w:sz w:val="10"/>
+              </w:rPr>
+              <w:t xml:space="preserve">: </w:t>
+            </w:r>
+            <w:r>
+              <w:rPr>
+                <w:rFonts w:ascii="Avva_Shenouda" w:hAnsi="Avva_Shenouda" w:eastAsia="Avva_Shenouda" w:cs="Avva_Shenouda"/>
+                <w:sz w:val="10"/>
+              </w:rPr>
+              <w:t>marov`cmov</w:t>
+            </w:r>
+            <w:r>
+              <w:rPr>
+                <w:sz w:val="10"/>
+              </w:rPr>
+              <w:t xml:space="preserve"> </w:t>
+            </w:r>
+            <w:r>
+              <w:rPr>
+                <w:rFonts w:ascii="Avva_Shenouda" w:hAnsi="Avva_Shenouda" w:eastAsia="Avva_Shenouda" w:cs="Avva_Shenouda"/>
+                <w:sz w:val="10"/>
+              </w:rPr>
+              <w:t>`ero4</w:t>
+            </w:r>
+            <w:r>
+              <w:rPr>
+                <w:sz w:val="10"/>
+              </w:rPr>
+              <w:t xml:space="preserve"> </w:t>
+            </w:r>
+            <w:r>
+              <w:rPr>
+                <w:rFonts w:ascii="Avva_Shenouda" w:hAnsi="Avva_Shenouda" w:eastAsia="Avva_Shenouda" w:cs="Avva_Shenouda"/>
+                <w:sz w:val="10"/>
+              </w:rPr>
+              <w:t>`nge</w:t>
+            </w:r>
+            <w:r>
+              <w:rPr>
+                <w:sz w:val="10"/>
+              </w:rPr>
+              <w:t xml:space="preserve"> </w:t>
+            </w:r>
+            <w:r>
+              <w:rPr>
+                <w:rFonts w:ascii="Avva_Shenouda" w:hAnsi="Avva_Shenouda" w:eastAsia="Avva_Shenouda" w:cs="Avva_Shenouda"/>
+                <w:sz w:val="10"/>
+              </w:rPr>
+              <w:t>nilaoc</w:t>
+            </w:r>
+            <w:r>
+              <w:rPr>
+                <w:sz w:val="10"/>
+              </w:rPr>
+              <w:t xml:space="preserve"> </w:t>
+            </w:r>
+            <w:r>
+              <w:rPr>
+                <w:rFonts w:ascii="Avva_Shenouda" w:hAnsi="Avva_Shenouda" w:eastAsia="Avva_Shenouda" w:cs="Avva_Shenouda"/>
+                <w:sz w:val="10"/>
+              </w:rPr>
+              <w:t>t3rov</w:t>
+            </w:r>
+            <w:r>
+              <w:rPr>
+                <w:sz w:val="10"/>
+              </w:rPr>
+              <w:t xml:space="preserve">: </w:t>
+            </w:r>
+            <w:r>
+              <w:rPr>
+                <w:rFonts w:ascii="Avva_Shenouda" w:hAnsi="Avva_Shenouda" w:eastAsia="Avva_Shenouda" w:cs="Avva_Shenouda"/>
+                <w:sz w:val="10"/>
+              </w:rPr>
+              <w:t>ge</w:t>
+            </w:r>
+            <w:r>
+              <w:rPr>
+                <w:sz w:val="10"/>
+              </w:rPr>
+              <w:t xml:space="preserve"> </w:t>
+            </w:r>
+            <w:r>
+              <w:rPr>
+                <w:rFonts w:ascii="Avva_Shenouda" w:hAnsi="Avva_Shenouda" w:eastAsia="Avva_Shenouda" w:cs="Avva_Shenouda"/>
+                <w:sz w:val="10"/>
+              </w:rPr>
+              <w:t>`a</w:t>
+            </w:r>
+            <w:r>
+              <w:rPr>
+                <w:sz w:val="10"/>
+              </w:rPr>
+              <w:t xml:space="preserve"> </w:t>
+            </w:r>
+            <w:r>
+              <w:rPr>
+                <w:rFonts w:ascii="Avva_Shenouda" w:hAnsi="Avva_Shenouda" w:eastAsia="Avva_Shenouda" w:cs="Avva_Shenouda"/>
+                <w:sz w:val="10"/>
+              </w:rPr>
+              <w:t>pe4nai</w:t>
+            </w:r>
+            <w:r>
+              <w:rPr>
+                <w:sz w:val="10"/>
+              </w:rPr>
+              <w:t xml:space="preserve"> </w:t>
+            </w:r>
+            <w:r>
+              <w:rPr>
+                <w:rFonts w:ascii="Avva_Shenouda" w:hAnsi="Avva_Shenouda" w:eastAsia="Avva_Shenouda" w:cs="Avva_Shenouda"/>
+                <w:sz w:val="10"/>
+              </w:rPr>
+              <w:t>tagro</w:t>
+            </w:r>
+            <w:r>
+              <w:rPr>
+                <w:sz w:val="10"/>
+              </w:rPr>
+              <w:t xml:space="preserve"> </w:t>
+            </w:r>
+            <w:r>
+              <w:rPr>
+                <w:rFonts w:ascii="Avva_Shenouda" w:hAnsi="Avva_Shenouda" w:eastAsia="Avva_Shenouda" w:cs="Avva_Shenouda"/>
+                <w:sz w:val="10"/>
+              </w:rPr>
+              <w:t>`e`hr3i</w:t>
+            </w:r>
+            <w:r>
+              <w:rPr>
+                <w:sz w:val="10"/>
+              </w:rPr>
+              <w:t xml:space="preserve"> </w:t>
+            </w:r>
+            <w:r>
+              <w:rPr>
+                <w:rFonts w:ascii="Avva_Shenouda" w:hAnsi="Avva_Shenouda" w:eastAsia="Avva_Shenouda" w:cs="Avva_Shenouda"/>
+                <w:sz w:val="10"/>
+              </w:rPr>
+              <w:t>`egwn</w:t>
+            </w:r>
+            <w:r>
+              <w:rPr>
+                <w:sz w:val="10"/>
+              </w:rPr>
+              <w:t xml:space="preserve">: </w:t>
+            </w:r>
+            <w:r>
+              <w:rPr>
+                <w:rFonts w:ascii="Avva_Shenouda" w:hAnsi="Avva_Shenouda" w:eastAsia="Avva_Shenouda" w:cs="Avva_Shenouda"/>
+                <w:sz w:val="10"/>
+              </w:rPr>
+              <w:t>ovoh</w:t>
+            </w:r>
+            <w:r>
+              <w:rPr>
+                <w:sz w:val="10"/>
+              </w:rPr>
+              <w:t xml:space="preserve"> </w:t>
+            </w:r>
+            <w:r>
+              <w:rPr>
+                <w:rFonts w:ascii="Avva_Shenouda" w:hAnsi="Avva_Shenouda" w:eastAsia="Avva_Shenouda" w:cs="Avva_Shenouda"/>
+                <w:sz w:val="10"/>
+              </w:rPr>
+              <w:t>5me0m3i</w:t>
+            </w:r>
+            <w:r>
+              <w:rPr>
+                <w:sz w:val="10"/>
+              </w:rPr>
+              <w:t xml:space="preserve"> </w:t>
+            </w:r>
+            <w:r>
+              <w:rPr>
+                <w:rFonts w:ascii="Avva_Shenouda" w:hAnsi="Avva_Shenouda" w:eastAsia="Avva_Shenouda" w:cs="Avva_Shenouda"/>
+                <w:sz w:val="10"/>
+              </w:rPr>
+              <w:t>`nte</w:t>
+            </w:r>
+            <w:r>
+              <w:rPr>
+                <w:sz w:val="10"/>
+              </w:rPr>
+              <w:t xml:space="preserve"> </w:t>
+            </w:r>
+            <w:r>
+              <w:rPr>
+                <w:rFonts w:ascii="Avva_Shenouda" w:hAnsi="Avva_Shenouda" w:eastAsia="Avva_Shenouda" w:cs="Avva_Shenouda"/>
+                <w:sz w:val="10"/>
+              </w:rPr>
+              <w:t>`P=o=c</w:t>
+            </w:r>
+            <w:r>
+              <w:rPr>
+                <w:sz w:val="10"/>
+              </w:rPr>
+              <w:t xml:space="preserve"> </w:t>
+            </w:r>
+            <w:r>
+              <w:rPr>
+                <w:rFonts w:ascii="Avva_Shenouda" w:hAnsi="Avva_Shenouda" w:eastAsia="Avva_Shenouda" w:cs="Avva_Shenouda"/>
+                <w:sz w:val="10"/>
+              </w:rPr>
+              <w:t>2op</w:t>
+            </w:r>
+            <w:r>
+              <w:rPr>
+                <w:sz w:val="10"/>
+              </w:rPr>
+              <w:t xml:space="preserve"> </w:t>
+            </w:r>
+            <w:r>
+              <w:rPr>
+                <w:rFonts w:ascii="Avva_Shenouda" w:hAnsi="Avva_Shenouda" w:eastAsia="Avva_Shenouda" w:cs="Avva_Shenouda"/>
+                <w:sz w:val="10"/>
+              </w:rPr>
+              <w:t>2a</w:t>
+            </w:r>
+            <w:r>
+              <w:rPr>
+                <w:sz w:val="10"/>
+              </w:rPr>
+              <w:t xml:space="preserve"> </w:t>
+            </w:r>
+            <w:r>
+              <w:rPr>
+                <w:rFonts w:ascii="Avva_Shenouda" w:hAnsi="Avva_Shenouda" w:eastAsia="Avva_Shenouda" w:cs="Avva_Shenouda"/>
+                <w:sz w:val="10"/>
+              </w:rPr>
+              <w:t>`eneh</w:t>
+            </w:r>
+            <w:r>
+              <w:rPr>
+                <w:sz w:val="10"/>
+              </w:rPr>
+              <w:t xml:space="preserve">. </w:t>
+            </w:r>
+            <w:r>
+              <w:rPr>
+                <w:rFonts w:ascii="Avva_Shenouda" w:hAnsi="Avva_Shenouda" w:eastAsia="Avva_Shenouda" w:cs="Avva_Shenouda"/>
+                <w:sz w:val="10"/>
+              </w:rPr>
+              <w:t>`Am3n</w:t>
+            </w:r>
+            <w:r>
+              <w:rPr>
+                <w:sz w:val="10"/>
+              </w:rPr>
+              <w:t xml:space="preserve"> </w:t>
+            </w:r>
+            <w:r>
+              <w:rPr>
+                <w:rFonts w:ascii="Avva_Shenouda" w:hAnsi="Avva_Shenouda" w:eastAsia="Avva_Shenouda" w:cs="Avva_Shenouda"/>
+                <w:sz w:val="10"/>
+              </w:rPr>
+              <w:t>all3lovia</w:t>
+            </w:r>
+            <w:r>
+              <w:rPr>
+                <w:sz w:val="10"/>
+              </w:rPr>
+              <w:t>.</w:t>
             </w:r>
           </w:p>
         </w:tc>
@@ -352,7 +1079,507 @@
                 <w:rFonts w:ascii="Avva_Shenouda" w:hAnsi="Avva_Shenouda" w:eastAsia="Avva_Shenouda" w:cs="Avva_Shenouda"/>
                 <w:sz w:val="10"/>
               </w:rPr>
-              <w:t>Twbh hina `nte F5 nai nan: `nte42enh3t qaron: `nte4cwtem `eron: `nte4erbo30in `eron: `nte4[i `nni5ho nem nitwbh `nte n3 e0ovab `nta4 `ntotov `e`hr3i `egwn `epi`aga0on `nc3ov niben. `Nte4aiten `nem`p2a e0ren[i `ebolqen 5koinwnia `nte ne4mvct3rion =e=0=v: e`t`cmarwovt `epixw `ebol `nte nennobi.</w:t>
+              <w:t>Twbh</w:t>
+            </w:r>
+            <w:r>
+              <w:rPr>
+                <w:sz w:val="10"/>
+              </w:rPr>
+              <w:t xml:space="preserve"> </w:t>
+            </w:r>
+            <w:r>
+              <w:rPr>
+                <w:rFonts w:ascii="Avva_Shenouda" w:hAnsi="Avva_Shenouda" w:eastAsia="Avva_Shenouda" w:cs="Avva_Shenouda"/>
+                <w:sz w:val="10"/>
+              </w:rPr>
+              <w:t>hina</w:t>
+            </w:r>
+            <w:r>
+              <w:rPr>
+                <w:sz w:val="10"/>
+              </w:rPr>
+              <w:t xml:space="preserve"> </w:t>
+            </w:r>
+            <w:r>
+              <w:rPr>
+                <w:rFonts w:ascii="Avva_Shenouda" w:hAnsi="Avva_Shenouda" w:eastAsia="Avva_Shenouda" w:cs="Avva_Shenouda"/>
+                <w:sz w:val="10"/>
+              </w:rPr>
+              <w:t>`nte</w:t>
+            </w:r>
+            <w:r>
+              <w:rPr>
+                <w:sz w:val="10"/>
+              </w:rPr>
+              <w:t xml:space="preserve"> </w:t>
+            </w:r>
+            <w:r>
+              <w:rPr>
+                <w:rFonts w:ascii="Avva_Shenouda" w:hAnsi="Avva_Shenouda" w:eastAsia="Avva_Shenouda" w:cs="Avva_Shenouda"/>
+                <w:sz w:val="10"/>
+              </w:rPr>
+              <w:t>F5</w:t>
+            </w:r>
+            <w:r>
+              <w:rPr>
+                <w:sz w:val="10"/>
+              </w:rPr>
+              <w:t xml:space="preserve"> </w:t>
+            </w:r>
+            <w:r>
+              <w:rPr>
+                <w:rFonts w:ascii="Avva_Shenouda" w:hAnsi="Avva_Shenouda" w:eastAsia="Avva_Shenouda" w:cs="Avva_Shenouda"/>
+                <w:sz w:val="10"/>
+              </w:rPr>
+              <w:t>nai</w:t>
+            </w:r>
+            <w:r>
+              <w:rPr>
+                <w:sz w:val="10"/>
+              </w:rPr>
+              <w:t xml:space="preserve"> </w:t>
+            </w:r>
+            <w:r>
+              <w:rPr>
+                <w:rFonts w:ascii="Avva_Shenouda" w:hAnsi="Avva_Shenouda" w:eastAsia="Avva_Shenouda" w:cs="Avva_Shenouda"/>
+                <w:sz w:val="10"/>
+              </w:rPr>
+              <w:t>nan</w:t>
+            </w:r>
+            <w:r>
+              <w:rPr>
+                <w:sz w:val="10"/>
+              </w:rPr>
+              <w:t xml:space="preserve">: </w:t>
+            </w:r>
+            <w:r>
+              <w:rPr>
+                <w:rFonts w:ascii="Avva_Shenouda" w:hAnsi="Avva_Shenouda" w:eastAsia="Avva_Shenouda" w:cs="Avva_Shenouda"/>
+                <w:sz w:val="10"/>
+              </w:rPr>
+              <w:t>`nte42enh3t</w:t>
+            </w:r>
+            <w:r>
+              <w:rPr>
+                <w:sz w:val="10"/>
+              </w:rPr>
+              <w:t xml:space="preserve"> </w:t>
+            </w:r>
+            <w:r>
+              <w:rPr>
+                <w:rFonts w:ascii="Avva_Shenouda" w:hAnsi="Avva_Shenouda" w:eastAsia="Avva_Shenouda" w:cs="Avva_Shenouda"/>
+                <w:sz w:val="10"/>
+              </w:rPr>
+              <w:t>qaron</w:t>
+            </w:r>
+            <w:r>
+              <w:rPr>
+                <w:sz w:val="10"/>
+              </w:rPr>
+              <w:t xml:space="preserve">: </w:t>
+            </w:r>
+            <w:r>
+              <w:rPr>
+                <w:rFonts w:ascii="Avva_Shenouda" w:hAnsi="Avva_Shenouda" w:eastAsia="Avva_Shenouda" w:cs="Avva_Shenouda"/>
+                <w:sz w:val="10"/>
+              </w:rPr>
+              <w:t>`nte4cwtem</w:t>
+            </w:r>
+            <w:r>
+              <w:rPr>
+                <w:sz w:val="10"/>
+              </w:rPr>
+              <w:t xml:space="preserve"> </w:t>
+            </w:r>
+            <w:r>
+              <w:rPr>
+                <w:rFonts w:ascii="Avva_Shenouda" w:hAnsi="Avva_Shenouda" w:eastAsia="Avva_Shenouda" w:cs="Avva_Shenouda"/>
+                <w:sz w:val="10"/>
+              </w:rPr>
+              <w:t>`eron</w:t>
+            </w:r>
+            <w:r>
+              <w:rPr>
+                <w:sz w:val="10"/>
+              </w:rPr>
+              <w:t xml:space="preserve">: </w:t>
+            </w:r>
+            <w:r>
+              <w:rPr>
+                <w:rFonts w:ascii="Avva_Shenouda" w:hAnsi="Avva_Shenouda" w:eastAsia="Avva_Shenouda" w:cs="Avva_Shenouda"/>
+                <w:sz w:val="10"/>
+              </w:rPr>
+              <w:t>`nte4erbo30in</w:t>
+            </w:r>
+            <w:r>
+              <w:rPr>
+                <w:sz w:val="10"/>
+              </w:rPr>
+              <w:t xml:space="preserve"> </w:t>
+            </w:r>
+            <w:r>
+              <w:rPr>
+                <w:rFonts w:ascii="Avva_Shenouda" w:hAnsi="Avva_Shenouda" w:eastAsia="Avva_Shenouda" w:cs="Avva_Shenouda"/>
+                <w:sz w:val="10"/>
+              </w:rPr>
+              <w:t>`eron</w:t>
+            </w:r>
+            <w:r>
+              <w:rPr>
+                <w:sz w:val="10"/>
+              </w:rPr>
+              <w:t xml:space="preserve">: </w:t>
+            </w:r>
+            <w:r>
+              <w:rPr>
+                <w:rFonts w:ascii="Avva_Shenouda" w:hAnsi="Avva_Shenouda" w:eastAsia="Avva_Shenouda" w:cs="Avva_Shenouda"/>
+                <w:sz w:val="10"/>
+              </w:rPr>
+              <w:t>`nte4si</w:t>
+            </w:r>
+            <w:r>
+              <w:rPr>
+                <w:sz w:val="10"/>
+              </w:rPr>
+              <w:t xml:space="preserve"> </w:t>
+            </w:r>
+            <w:r>
+              <w:rPr>
+                <w:rFonts w:ascii="Avva_Shenouda" w:hAnsi="Avva_Shenouda" w:eastAsia="Avva_Shenouda" w:cs="Avva_Shenouda"/>
+                <w:sz w:val="10"/>
+              </w:rPr>
+              <w:t>`nni5ho</w:t>
+            </w:r>
+            <w:r>
+              <w:rPr>
+                <w:sz w:val="10"/>
+              </w:rPr>
+              <w:t xml:space="preserve"> </w:t>
+            </w:r>
+            <w:r>
+              <w:rPr>
+                <w:rFonts w:ascii="Avva_Shenouda" w:hAnsi="Avva_Shenouda" w:eastAsia="Avva_Shenouda" w:cs="Avva_Shenouda"/>
+                <w:sz w:val="10"/>
+              </w:rPr>
+              <w:t>nem</w:t>
+            </w:r>
+            <w:r>
+              <w:rPr>
+                <w:sz w:val="10"/>
+              </w:rPr>
+              <w:t xml:space="preserve"> </w:t>
+            </w:r>
+            <w:r>
+              <w:rPr>
+                <w:rFonts w:ascii="Avva_Shenouda" w:hAnsi="Avva_Shenouda" w:eastAsia="Avva_Shenouda" w:cs="Avva_Shenouda"/>
+                <w:sz w:val="10"/>
+              </w:rPr>
+              <w:t>nitwbh</w:t>
+            </w:r>
+            <w:r>
+              <w:rPr>
+                <w:sz w:val="10"/>
+              </w:rPr>
+              <w:t xml:space="preserve"> </w:t>
+            </w:r>
+            <w:r>
+              <w:rPr>
+                <w:rFonts w:ascii="Avva_Shenouda" w:hAnsi="Avva_Shenouda" w:eastAsia="Avva_Shenouda" w:cs="Avva_Shenouda"/>
+                <w:sz w:val="10"/>
+              </w:rPr>
+              <w:t>`nte</w:t>
+            </w:r>
+            <w:r>
+              <w:rPr>
+                <w:sz w:val="10"/>
+              </w:rPr>
+              <w:t xml:space="preserve"> </w:t>
+            </w:r>
+            <w:r>
+              <w:rPr>
+                <w:rFonts w:ascii="Avva_Shenouda" w:hAnsi="Avva_Shenouda" w:eastAsia="Avva_Shenouda" w:cs="Avva_Shenouda"/>
+                <w:sz w:val="10"/>
+              </w:rPr>
+              <w:t>n3</w:t>
+            </w:r>
+            <w:r>
+              <w:rPr>
+                <w:sz w:val="10"/>
+              </w:rPr>
+              <w:t xml:space="preserve"> </w:t>
+            </w:r>
+            <w:r>
+              <w:rPr>
+                <w:rFonts w:ascii="Avva_Shenouda" w:hAnsi="Avva_Shenouda" w:eastAsia="Avva_Shenouda" w:cs="Avva_Shenouda"/>
+                <w:sz w:val="10"/>
+              </w:rPr>
+              <w:t>e0ovab</w:t>
+            </w:r>
+            <w:r>
+              <w:rPr>
+                <w:sz w:val="10"/>
+              </w:rPr>
+              <w:t xml:space="preserve"> </w:t>
+            </w:r>
+            <w:r>
+              <w:rPr>
+                <w:rFonts w:ascii="Avva_Shenouda" w:hAnsi="Avva_Shenouda" w:eastAsia="Avva_Shenouda" w:cs="Avva_Shenouda"/>
+                <w:sz w:val="10"/>
+              </w:rPr>
+              <w:t>`nta4</w:t>
+            </w:r>
+            <w:r>
+              <w:rPr>
+                <w:sz w:val="10"/>
+              </w:rPr>
+              <w:t xml:space="preserve"> </w:t>
+            </w:r>
+            <w:r>
+              <w:rPr>
+                <w:rFonts w:ascii="Avva_Shenouda" w:hAnsi="Avva_Shenouda" w:eastAsia="Avva_Shenouda" w:cs="Avva_Shenouda"/>
+                <w:sz w:val="10"/>
+              </w:rPr>
+              <w:t>`ntotov</w:t>
+            </w:r>
+            <w:r>
+              <w:rPr>
+                <w:sz w:val="10"/>
+              </w:rPr>
+              <w:t xml:space="preserve"> </w:t>
+            </w:r>
+            <w:r>
+              <w:rPr>
+                <w:rFonts w:ascii="Avva_Shenouda" w:hAnsi="Avva_Shenouda" w:eastAsia="Avva_Shenouda" w:cs="Avva_Shenouda"/>
+                <w:sz w:val="10"/>
+              </w:rPr>
+              <w:t>`e`hr3i</w:t>
+            </w:r>
+            <w:r>
+              <w:rPr>
+                <w:sz w:val="10"/>
+              </w:rPr>
+              <w:t xml:space="preserve"> </w:t>
+            </w:r>
+            <w:r>
+              <w:rPr>
+                <w:rFonts w:ascii="Avva_Shenouda" w:hAnsi="Avva_Shenouda" w:eastAsia="Avva_Shenouda" w:cs="Avva_Shenouda"/>
+                <w:sz w:val="10"/>
+              </w:rPr>
+              <w:t>`egwn</w:t>
+            </w:r>
+            <w:r>
+              <w:rPr>
+                <w:sz w:val="10"/>
+              </w:rPr>
+              <w:t xml:space="preserve"> </w:t>
+            </w:r>
+            <w:r>
+              <w:rPr>
+                <w:rFonts w:ascii="Avva_Shenouda" w:hAnsi="Avva_Shenouda" w:eastAsia="Avva_Shenouda" w:cs="Avva_Shenouda"/>
+                <w:sz w:val="10"/>
+              </w:rPr>
+              <w:t>`epi`aja0on</w:t>
+            </w:r>
+            <w:r>
+              <w:rPr>
+                <w:sz w:val="10"/>
+              </w:rPr>
+              <w:t xml:space="preserve"> </w:t>
+            </w:r>
+            <w:r>
+              <w:rPr>
+                <w:rFonts w:ascii="Avva_Shenouda" w:hAnsi="Avva_Shenouda" w:eastAsia="Avva_Shenouda" w:cs="Avva_Shenouda"/>
+                <w:sz w:val="10"/>
+              </w:rPr>
+              <w:t>`nc3ov</w:t>
+            </w:r>
+            <w:r>
+              <w:rPr>
+                <w:sz w:val="10"/>
+              </w:rPr>
+              <w:t xml:space="preserve"> </w:t>
+            </w:r>
+            <w:r>
+              <w:rPr>
+                <w:rFonts w:ascii="Avva_Shenouda" w:hAnsi="Avva_Shenouda" w:eastAsia="Avva_Shenouda" w:cs="Avva_Shenouda"/>
+                <w:sz w:val="10"/>
+              </w:rPr>
+              <w:t>niben</w:t>
+            </w:r>
+            <w:r>
+              <w:rPr>
+                <w:sz w:val="10"/>
+              </w:rPr>
+              <w:t xml:space="preserve">. </w:t>
+            </w:r>
+            <w:r>
+              <w:rPr>
+                <w:rFonts w:ascii="Avva_Shenouda" w:hAnsi="Avva_Shenouda" w:eastAsia="Avva_Shenouda" w:cs="Avva_Shenouda"/>
+                <w:sz w:val="10"/>
+              </w:rPr>
+              <w:t>`Nte4aiten</w:t>
+            </w:r>
+            <w:r>
+              <w:rPr>
+                <w:sz w:val="10"/>
+              </w:rPr>
+              <w:t xml:space="preserve"> </w:t>
+            </w:r>
+            <w:r>
+              <w:rPr>
+                <w:rFonts w:ascii="Avva_Shenouda" w:hAnsi="Avva_Shenouda" w:eastAsia="Avva_Shenouda" w:cs="Avva_Shenouda"/>
+                <w:sz w:val="10"/>
+              </w:rPr>
+              <w:t>`nem`p2a</w:t>
+            </w:r>
+            <w:r>
+              <w:rPr>
+                <w:sz w:val="10"/>
+              </w:rPr>
+              <w:t xml:space="preserve"> </w:t>
+            </w:r>
+            <w:r>
+              <w:rPr>
+                <w:rFonts w:ascii="Avva_Shenouda" w:hAnsi="Avva_Shenouda" w:eastAsia="Avva_Shenouda" w:cs="Avva_Shenouda"/>
+                <w:sz w:val="10"/>
+              </w:rPr>
+              <w:t>e0rensi</w:t>
+            </w:r>
+            <w:r>
+              <w:rPr>
+                <w:sz w:val="10"/>
+              </w:rPr>
+              <w:t xml:space="preserve"> </w:t>
+            </w:r>
+            <w:r>
+              <w:rPr>
+                <w:rFonts w:ascii="Avva_Shenouda" w:hAnsi="Avva_Shenouda" w:eastAsia="Avva_Shenouda" w:cs="Avva_Shenouda"/>
+                <w:sz w:val="10"/>
+              </w:rPr>
+              <w:t>`ebolqen</w:t>
+            </w:r>
+            <w:r>
+              <w:rPr>
+                <w:sz w:val="10"/>
+              </w:rPr>
+              <w:t xml:space="preserve"> </w:t>
+            </w:r>
+            <w:r>
+              <w:rPr>
+                <w:rFonts w:ascii="Avva_Shenouda" w:hAnsi="Avva_Shenouda" w:eastAsia="Avva_Shenouda" w:cs="Avva_Shenouda"/>
+                <w:sz w:val="10"/>
+              </w:rPr>
+              <w:t>5koinwnia</w:t>
+            </w:r>
+            <w:r>
+              <w:rPr>
+                <w:sz w:val="10"/>
+              </w:rPr>
+              <w:t xml:space="preserve"> </w:t>
+            </w:r>
+            <w:r>
+              <w:rPr>
+                <w:rFonts w:ascii="Avva_Shenouda" w:hAnsi="Avva_Shenouda" w:eastAsia="Avva_Shenouda" w:cs="Avva_Shenouda"/>
+                <w:sz w:val="10"/>
+              </w:rPr>
+              <w:t>`nte</w:t>
+            </w:r>
+            <w:r>
+              <w:rPr>
+                <w:sz w:val="10"/>
+              </w:rPr>
+              <w:t xml:space="preserve"> </w:t>
+            </w:r>
+            <w:r>
+              <w:rPr>
+                <w:rFonts w:ascii="Avva_Shenouda" w:hAnsi="Avva_Shenouda" w:eastAsia="Avva_Shenouda" w:cs="Avva_Shenouda"/>
+                <w:sz w:val="10"/>
+              </w:rPr>
+              <w:t>ne4mvct3rion</w:t>
+            </w:r>
+            <w:r>
+              <w:rPr>
+                <w:sz w:val="10"/>
+              </w:rPr>
+              <w:t xml:space="preserve"> </w:t>
+            </w:r>
+            <w:r>
+              <w:rPr>
+                <w:rFonts w:ascii="Avva_Shenouda" w:hAnsi="Avva_Shenouda" w:eastAsia="Avva_Shenouda" w:cs="Avva_Shenouda"/>
+                <w:sz w:val="10"/>
+              </w:rPr>
+              <w:t>=e=0=v</w:t>
+            </w:r>
+            <w:r>
+              <w:rPr>
+                <w:sz w:val="10"/>
+              </w:rPr>
+              <w:t xml:space="preserve">: </w:t>
+            </w:r>
+            <w:r>
+              <w:rPr>
+                <w:rFonts w:ascii="Avva_Shenouda" w:hAnsi="Avva_Shenouda" w:eastAsia="Avva_Shenouda" w:cs="Avva_Shenouda"/>
+                <w:sz w:val="10"/>
+              </w:rPr>
+              <w:t>e`t`cmarwovt</w:t>
+            </w:r>
+            <w:r>
+              <w:rPr>
+                <w:sz w:val="10"/>
+              </w:rPr>
+              <w:t xml:space="preserve"> </w:t>
+            </w:r>
+            <w:r>
+              <w:rPr>
+                <w:rFonts w:ascii="Avva_Shenouda" w:hAnsi="Avva_Shenouda" w:eastAsia="Avva_Shenouda" w:cs="Avva_Shenouda"/>
+                <w:sz w:val="10"/>
+              </w:rPr>
+              <w:t>`epixw</w:t>
+            </w:r>
+            <w:r>
+              <w:rPr>
+                <w:sz w:val="10"/>
+              </w:rPr>
+              <w:t xml:space="preserve"> </w:t>
+            </w:r>
+            <w:r>
+              <w:rPr>
+                <w:rFonts w:ascii="Avva_Shenouda" w:hAnsi="Avva_Shenouda" w:eastAsia="Avva_Shenouda" w:cs="Avva_Shenouda"/>
+                <w:sz w:val="10"/>
+              </w:rPr>
+              <w:t>`ebol</w:t>
+            </w:r>
+            <w:r>
+              <w:rPr>
+                <w:sz w:val="10"/>
+              </w:rPr>
+              <w:t xml:space="preserve"> </w:t>
+            </w:r>
+            <w:r>
+              <w:rPr>
+                <w:rFonts w:ascii="Avva_Shenouda" w:hAnsi="Avva_Shenouda" w:eastAsia="Avva_Shenouda" w:cs="Avva_Shenouda"/>
+                <w:sz w:val="10"/>
+              </w:rPr>
+              <w:t>`nte</w:t>
+            </w:r>
+            <w:r>
+              <w:rPr>
+                <w:sz w:val="10"/>
+              </w:rPr>
+              <w:t xml:space="preserve"> </w:t>
+            </w:r>
+            <w:r>
+              <w:rPr>
+                <w:rFonts w:ascii="Avva_Shenouda" w:hAnsi="Avva_Shenouda" w:eastAsia="Avva_Shenouda" w:cs="Avva_Shenouda"/>
+                <w:sz w:val="10"/>
+              </w:rPr>
+              <w:t>nennobi</w:t>
+            </w:r>
+            <w:r>
+              <w:rPr>
+                <w:sz w:val="10"/>
+              </w:rPr>
+              <w:t>.</w:t>
             </w:r>
           </w:p>
         </w:tc>
@@ -433,12 +1660,6 @@
             <w:pPr>
               <w:spacing w:before="0" w:after="0"/>
             </w:pPr>
-            <w:r>
-              <w:rPr>
-                <w:rFonts w:ascii="Avva_Shenouda" w:hAnsi="Avva_Shenouda" w:eastAsia="Avva_Shenouda" w:cs="Avva_Shenouda"/>
-                <w:sz w:val="10"/>
-              </w:rPr>
-            </w:r>
           </w:p>
         </w:tc>
         <w:tc>
@@ -513,7 +1734,111 @@
                 <w:rFonts w:ascii="Avva_Shenouda" w:hAnsi="Avva_Shenouda" w:eastAsia="Avva_Shenouda" w:cs="Avva_Shenouda"/>
                 <w:sz w:val="10"/>
               </w:rPr>
-              <w:t>Encofia )eov `procxwmen. Kvrie `ele`3con: Kvrie `ele`3con. Qen ovme0m3i</w:t>
+              <w:t>Encofia</w:t>
+            </w:r>
+            <w:r>
+              <w:rPr>
+                <w:sz w:val="10"/>
+              </w:rPr>
+              <w:t xml:space="preserve"> </w:t>
+            </w:r>
+            <w:r>
+              <w:rPr>
+                <w:rFonts w:ascii="Avva_Shenouda" w:hAnsi="Avva_Shenouda" w:eastAsia="Avva_Shenouda" w:cs="Avva_Shenouda"/>
+                <w:sz w:val="10"/>
+              </w:rPr>
+              <w:t>)eov</w:t>
+            </w:r>
+            <w:r>
+              <w:rPr>
+                <w:sz w:val="10"/>
+              </w:rPr>
+              <w:t xml:space="preserve"> </w:t>
+            </w:r>
+            <w:r>
+              <w:rPr>
+                <w:rFonts w:ascii="Avva_Shenouda" w:hAnsi="Avva_Shenouda" w:eastAsia="Avva_Shenouda" w:cs="Avva_Shenouda"/>
+                <w:sz w:val="10"/>
+              </w:rPr>
+              <w:t>`procxwmen</w:t>
+            </w:r>
+            <w:r>
+              <w:rPr>
+                <w:sz w:val="10"/>
+              </w:rPr>
+              <w:t xml:space="preserve">. </w:t>
+            </w:r>
+            <w:r>
+              <w:rPr>
+                <w:rFonts w:ascii="Avva_Shenouda" w:hAnsi="Avva_Shenouda" w:eastAsia="Avva_Shenouda" w:cs="Avva_Shenouda"/>
+                <w:sz w:val="10"/>
+              </w:rPr>
+              <w:t>Kvrie</w:t>
+            </w:r>
+            <w:r>
+              <w:rPr>
+                <w:sz w:val="10"/>
+              </w:rPr>
+              <w:t xml:space="preserve"> </w:t>
+            </w:r>
+            <w:r>
+              <w:rPr>
+                <w:rFonts w:ascii="Avva_Shenouda" w:hAnsi="Avva_Shenouda" w:eastAsia="Avva_Shenouda" w:cs="Avva_Shenouda"/>
+                <w:sz w:val="10"/>
+              </w:rPr>
+              <w:t>`ele`3con</w:t>
+            </w:r>
+            <w:r>
+              <w:rPr>
+                <w:sz w:val="10"/>
+              </w:rPr>
+              <w:t xml:space="preserve">: </w:t>
+            </w:r>
+            <w:r>
+              <w:rPr>
+                <w:rFonts w:ascii="Avva_Shenouda" w:hAnsi="Avva_Shenouda" w:eastAsia="Avva_Shenouda" w:cs="Avva_Shenouda"/>
+                <w:sz w:val="10"/>
+              </w:rPr>
+              <w:t>Kvrie</w:t>
+            </w:r>
+            <w:r>
+              <w:rPr>
+                <w:sz w:val="10"/>
+              </w:rPr>
+              <w:t xml:space="preserve"> </w:t>
+            </w:r>
+            <w:r>
+              <w:rPr>
+                <w:rFonts w:ascii="Avva_Shenouda" w:hAnsi="Avva_Shenouda" w:eastAsia="Avva_Shenouda" w:cs="Avva_Shenouda"/>
+                <w:sz w:val="10"/>
+              </w:rPr>
+              <w:t>`ele`3con</w:t>
+            </w:r>
+            <w:r>
+              <w:rPr>
+                <w:sz w:val="10"/>
+              </w:rPr>
+              <w:t xml:space="preserve">. </w:t>
+            </w:r>
+            <w:r>
+              <w:rPr>
+                <w:rFonts w:ascii="Avva_Shenouda" w:hAnsi="Avva_Shenouda" w:eastAsia="Avva_Shenouda" w:cs="Avva_Shenouda"/>
+                <w:sz w:val="10"/>
+              </w:rPr>
+              <w:t>Qen</w:t>
+            </w:r>
+            <w:r>
+              <w:rPr>
+                <w:sz w:val="10"/>
+              </w:rPr>
+              <w:t xml:space="preserve"> </w:t>
+            </w:r>
+            <w:r>
+              <w:rPr>
+                <w:rFonts w:ascii="Avva_Shenouda" w:hAnsi="Avva_Shenouda" w:eastAsia="Avva_Shenouda" w:cs="Avva_Shenouda"/>
+                <w:sz w:val="10"/>
+              </w:rPr>
+              <w:t>ovme0m3i</w:t>
             </w:r>
           </w:p>
         </w:tc>
@@ -600,7 +1925,156 @@
                 <w:rFonts w:ascii="Avva_Shenouda" w:hAnsi="Avva_Shenouda" w:eastAsia="Avva_Shenouda" w:cs="Avva_Shenouda"/>
                 <w:sz w:val="10"/>
               </w:rPr>
-              <w:t>`Procev7ac0e `vper t3c teliac `ir3n3c ke `agap3c ke twn `agiwn acpacmon `apoctolwn.</w:t>
+              <w:t>`Procev7ac0e</w:t>
+            </w:r>
+            <w:r>
+              <w:rPr>
+                <w:sz w:val="10"/>
+              </w:rPr>
+              <w:t xml:space="preserve"> </w:t>
+            </w:r>
+            <w:r>
+              <w:rPr>
+                <w:rFonts w:ascii="Avva_Shenouda" w:hAnsi="Avva_Shenouda" w:eastAsia="Avva_Shenouda" w:cs="Avva_Shenouda"/>
+                <w:sz w:val="10"/>
+              </w:rPr>
+              <w:t>`vper</w:t>
+            </w:r>
+            <w:r>
+              <w:rPr>
+                <w:sz w:val="10"/>
+              </w:rPr>
+              <w:t xml:space="preserve"> </w:t>
+            </w:r>
+            <w:r>
+              <w:rPr>
+                <w:rFonts w:ascii="Avva_Shenouda" w:hAnsi="Avva_Shenouda" w:eastAsia="Avva_Shenouda" w:cs="Avva_Shenouda"/>
+                <w:sz w:val="10"/>
+              </w:rPr>
+              <w:t>t3c</w:t>
+            </w:r>
+            <w:r>
+              <w:rPr>
+                <w:sz w:val="10"/>
+              </w:rPr>
+              <w:t xml:space="preserve"> </w:t>
+            </w:r>
+            <w:r>
+              <w:rPr>
+                <w:rFonts w:ascii="Avva_Shenouda" w:hAnsi="Avva_Shenouda" w:eastAsia="Avva_Shenouda" w:cs="Avva_Shenouda"/>
+                <w:sz w:val="10"/>
+              </w:rPr>
+              <w:t>teliac</w:t>
+            </w:r>
+            <w:r>
+              <w:rPr>
+                <w:sz w:val="10"/>
+              </w:rPr>
+              <w:t xml:space="preserve"> </w:t>
+            </w:r>
+            <w:r>
+              <w:rPr>
+                <w:rFonts w:ascii="Avva_Shenouda" w:hAnsi="Avva_Shenouda" w:eastAsia="Avva_Shenouda" w:cs="Avva_Shenouda"/>
+                <w:sz w:val="10"/>
+              </w:rPr>
+              <w:t>`ir3n3c</w:t>
+            </w:r>
+            <w:r>
+              <w:rPr>
+                <w:sz w:val="10"/>
+              </w:rPr>
+              <w:t xml:space="preserve"> </w:t>
+            </w:r>
+            <w:r>
+              <w:rPr>
+                <w:rFonts w:ascii="Avva_Shenouda" w:hAnsi="Avva_Shenouda" w:eastAsia="Avva_Shenouda" w:cs="Avva_Shenouda"/>
+                <w:sz w:val="10"/>
+              </w:rPr>
+              <w:t>ke</w:t>
+            </w:r>
+            <w:r>
+              <w:rPr>
+                <w:sz w:val="10"/>
+              </w:rPr>
+              <w:t xml:space="preserve"> </w:t>
+            </w:r>
+            <w:r>
+              <w:rPr>
+                <w:rFonts w:ascii="Avva_Shenouda" w:hAnsi="Avva_Shenouda" w:eastAsia="Avva_Shenouda" w:cs="Avva_Shenouda"/>
+                <w:sz w:val="10"/>
+              </w:rPr>
+              <w:t>`ajap3c</w:t>
+            </w:r>
+            <w:r>
+              <w:rPr>
+                <w:sz w:val="10"/>
+              </w:rPr>
+              <w:t xml:space="preserve"> </w:t>
+            </w:r>
+            <w:r>
+              <w:rPr>
+                <w:rFonts w:ascii="Avva_Shenouda" w:hAnsi="Avva_Shenouda" w:eastAsia="Avva_Shenouda" w:cs="Avva_Shenouda"/>
+                <w:sz w:val="10"/>
+              </w:rPr>
+              <w:t>ke</w:t>
+            </w:r>
+            <w:r>
+              <w:rPr>
+                <w:sz w:val="10"/>
+              </w:rPr>
+              <w:t xml:space="preserve"> </w:t>
+            </w:r>
+            <w:r>
+              <w:rPr>
+                <w:rFonts w:ascii="Avva_Shenouda" w:hAnsi="Avva_Shenouda" w:eastAsia="Avva_Shenouda" w:cs="Avva_Shenouda"/>
+                <w:sz w:val="10"/>
+              </w:rPr>
+              <w:t>twn</w:t>
+            </w:r>
+            <w:r>
+              <w:rPr>
+                <w:sz w:val="10"/>
+              </w:rPr>
+              <w:t xml:space="preserve"> </w:t>
+            </w:r>
+            <w:r>
+              <w:rPr>
+                <w:rFonts w:ascii="Avva_Shenouda" w:hAnsi="Avva_Shenouda" w:eastAsia="Avva_Shenouda" w:cs="Avva_Shenouda"/>
+                <w:sz w:val="10"/>
+              </w:rPr>
+              <w:t>`ajiwn</w:t>
+            </w:r>
+            <w:r>
+              <w:rPr>
+                <w:sz w:val="10"/>
+              </w:rPr>
+              <w:t xml:space="preserve"> </w:t>
+            </w:r>
+            <w:r>
+              <w:rPr>
+                <w:rFonts w:ascii="Avva_Shenouda" w:hAnsi="Avva_Shenouda" w:eastAsia="Avva_Shenouda" w:cs="Avva_Shenouda"/>
+                <w:sz w:val="10"/>
+              </w:rPr>
+              <w:t>acpacmon</w:t>
+            </w:r>
+            <w:r>
+              <w:rPr>
+                <w:sz w:val="10"/>
+              </w:rPr>
+              <w:t xml:space="preserve"> </w:t>
+            </w:r>
+            <w:r>
+              <w:rPr>
+                <w:rFonts w:ascii="Avva_Shenouda" w:hAnsi="Avva_Shenouda" w:eastAsia="Avva_Shenouda" w:cs="Avva_Shenouda"/>
+                <w:sz w:val="10"/>
+              </w:rPr>
+              <w:t>`apoctolwn</w:t>
+            </w:r>
+            <w:r>
+              <w:rPr>
+                <w:sz w:val="10"/>
+              </w:rPr>
+              <w:t>.</w:t>
             </w:r>
           </w:p>
         </w:tc>
@@ -687,7 +2161,455 @@
                 <w:rFonts w:ascii="Avva_Shenouda" w:hAnsi="Avva_Shenouda" w:eastAsia="Avva_Shenouda" w:cs="Avva_Shenouda"/>
                 <w:sz w:val="10"/>
               </w:rPr>
-              <w:t>Acpazec0e all3lovc en fil3mati `agiw. Kvrie `ele`3con: Kvrie `ele`3con: Kvrie `ele`3con. Ce Kvrie: `ete fai pe I3covc Pi`xrictoc `P23ri `m`Fnov5 cwtem `eron ovoh nai nan. `Procferin kata `tropon: `cta03te kata `tromov: ic `anatolac `bleyate: `Procxwmen.</w:t>
+              <w:t>Acpazec0e</w:t>
+            </w:r>
+            <w:r>
+              <w:rPr>
+                <w:sz w:val="10"/>
+              </w:rPr>
+              <w:t xml:space="preserve"> </w:t>
+            </w:r>
+            <w:r>
+              <w:rPr>
+                <w:rFonts w:ascii="Avva_Shenouda" w:hAnsi="Avva_Shenouda" w:eastAsia="Avva_Shenouda" w:cs="Avva_Shenouda"/>
+                <w:sz w:val="10"/>
+              </w:rPr>
+              <w:t>all3lovc</w:t>
+            </w:r>
+            <w:r>
+              <w:rPr>
+                <w:sz w:val="10"/>
+              </w:rPr>
+              <w:t xml:space="preserve"> </w:t>
+            </w:r>
+            <w:r>
+              <w:rPr>
+                <w:rFonts w:ascii="Avva_Shenouda" w:hAnsi="Avva_Shenouda" w:eastAsia="Avva_Shenouda" w:cs="Avva_Shenouda"/>
+                <w:sz w:val="10"/>
+              </w:rPr>
+              <w:t>en</w:t>
+            </w:r>
+            <w:r>
+              <w:rPr>
+                <w:sz w:val="10"/>
+              </w:rPr>
+              <w:t xml:space="preserve"> </w:t>
+            </w:r>
+            <w:r>
+              <w:rPr>
+                <w:rFonts w:ascii="Avva_Shenouda" w:hAnsi="Avva_Shenouda" w:eastAsia="Avva_Shenouda" w:cs="Avva_Shenouda"/>
+                <w:sz w:val="10"/>
+              </w:rPr>
+              <w:t>fil3mati</w:t>
+            </w:r>
+            <w:r>
+              <w:rPr>
+                <w:sz w:val="10"/>
+              </w:rPr>
+              <w:t xml:space="preserve"> </w:t>
+            </w:r>
+            <w:r>
+              <w:rPr>
+                <w:rFonts w:ascii="Avva_Shenouda" w:hAnsi="Avva_Shenouda" w:eastAsia="Avva_Shenouda" w:cs="Avva_Shenouda"/>
+                <w:sz w:val="10"/>
+              </w:rPr>
+              <w:t>`ajiw</w:t>
+            </w:r>
+            <w:r>
+              <w:rPr>
+                <w:sz w:val="10"/>
+              </w:rPr>
+              <w:t xml:space="preserve">. </w:t>
+            </w:r>
+            <w:r>
+              <w:rPr>
+                <w:rFonts w:ascii="Avva_Shenouda" w:hAnsi="Avva_Shenouda" w:eastAsia="Avva_Shenouda" w:cs="Avva_Shenouda"/>
+                <w:sz w:val="10"/>
+              </w:rPr>
+              <w:t>Kvrie</w:t>
+            </w:r>
+            <w:r>
+              <w:rPr>
+                <w:sz w:val="10"/>
+              </w:rPr>
+              <w:t xml:space="preserve"> </w:t>
+            </w:r>
+            <w:r>
+              <w:rPr>
+                <w:rFonts w:ascii="Avva_Shenouda" w:hAnsi="Avva_Shenouda" w:eastAsia="Avva_Shenouda" w:cs="Avva_Shenouda"/>
+                <w:sz w:val="10"/>
+              </w:rPr>
+              <w:t>`ele`3con</w:t>
+            </w:r>
+            <w:r>
+              <w:rPr>
+                <w:sz w:val="10"/>
+              </w:rPr>
+              <w:t xml:space="preserve">: </w:t>
+            </w:r>
+            <w:r>
+              <w:rPr>
+                <w:rFonts w:ascii="Avva_Shenouda" w:hAnsi="Avva_Shenouda" w:eastAsia="Avva_Shenouda" w:cs="Avva_Shenouda"/>
+                <w:sz w:val="10"/>
+              </w:rPr>
+              <w:t>Kvrie</w:t>
+            </w:r>
+            <w:r>
+              <w:rPr>
+                <w:sz w:val="10"/>
+              </w:rPr>
+              <w:t xml:space="preserve"> </w:t>
+            </w:r>
+            <w:r>
+              <w:rPr>
+                <w:rFonts w:ascii="Avva_Shenouda" w:hAnsi="Avva_Shenouda" w:eastAsia="Avva_Shenouda" w:cs="Avva_Shenouda"/>
+                <w:sz w:val="10"/>
+              </w:rPr>
+              <w:t>`ele`3con</w:t>
+            </w:r>
+            <w:r>
+              <w:rPr>
+                <w:sz w:val="10"/>
+              </w:rPr>
+              <w:t xml:space="preserve">: </w:t>
+            </w:r>
+            <w:r>
+              <w:rPr>
+                <w:rFonts w:ascii="Avva_Shenouda" w:hAnsi="Avva_Shenouda" w:eastAsia="Avva_Shenouda" w:cs="Avva_Shenouda"/>
+                <w:sz w:val="10"/>
+              </w:rPr>
+              <w:t>Kvrie</w:t>
+            </w:r>
+            <w:r>
+              <w:rPr>
+                <w:sz w:val="10"/>
+              </w:rPr>
+              <w:t xml:space="preserve"> </w:t>
+            </w:r>
+            <w:r>
+              <w:rPr>
+                <w:rFonts w:ascii="Avva_Shenouda" w:hAnsi="Avva_Shenouda" w:eastAsia="Avva_Shenouda" w:cs="Avva_Shenouda"/>
+                <w:sz w:val="10"/>
+              </w:rPr>
+              <w:t>`ele`3con</w:t>
+            </w:r>
+            <w:r>
+              <w:rPr>
+                <w:sz w:val="10"/>
+              </w:rPr>
+              <w:t xml:space="preserve">. </w:t>
+            </w:r>
+            <w:r>
+              <w:rPr>
+                <w:rFonts w:ascii="Avva_Shenouda" w:hAnsi="Avva_Shenouda" w:eastAsia="Avva_Shenouda" w:cs="Avva_Shenouda"/>
+                <w:sz w:val="10"/>
+              </w:rPr>
+              <w:t>Ce</w:t>
+            </w:r>
+            <w:r>
+              <w:rPr>
+                <w:sz w:val="10"/>
+              </w:rPr>
+              <w:t xml:space="preserve"> </w:t>
+            </w:r>
+            <w:r>
+              <w:rPr>
+                <w:rFonts w:ascii="Avva_Shenouda" w:hAnsi="Avva_Shenouda" w:eastAsia="Avva_Shenouda" w:cs="Avva_Shenouda"/>
+                <w:sz w:val="10"/>
+              </w:rPr>
+              <w:t>Kvrie</w:t>
+            </w:r>
+            <w:r>
+              <w:rPr>
+                <w:sz w:val="10"/>
+              </w:rPr>
+              <w:t xml:space="preserve">: </w:t>
+            </w:r>
+            <w:r>
+              <w:rPr>
+                <w:rFonts w:ascii="Avva_Shenouda" w:hAnsi="Avva_Shenouda" w:eastAsia="Avva_Shenouda" w:cs="Avva_Shenouda"/>
+                <w:sz w:val="10"/>
+              </w:rPr>
+              <w:t>`ete</w:t>
+            </w:r>
+            <w:r>
+              <w:rPr>
+                <w:sz w:val="10"/>
+              </w:rPr>
+              <w:t xml:space="preserve"> </w:t>
+            </w:r>
+            <w:r>
+              <w:rPr>
+                <w:rFonts w:ascii="Avva_Shenouda" w:hAnsi="Avva_Shenouda" w:eastAsia="Avva_Shenouda" w:cs="Avva_Shenouda"/>
+                <w:sz w:val="10"/>
+              </w:rPr>
+              <w:t>fai</w:t>
+            </w:r>
+            <w:r>
+              <w:rPr>
+                <w:sz w:val="10"/>
+              </w:rPr>
+              <w:t xml:space="preserve"> </w:t>
+            </w:r>
+            <w:r>
+              <w:rPr>
+                <w:rFonts w:ascii="Avva_Shenouda" w:hAnsi="Avva_Shenouda" w:eastAsia="Avva_Shenouda" w:cs="Avva_Shenouda"/>
+                <w:sz w:val="10"/>
+              </w:rPr>
+              <w:t>pe</w:t>
+            </w:r>
+            <w:r>
+              <w:rPr>
+                <w:sz w:val="10"/>
+              </w:rPr>
+              <w:t xml:space="preserve"> </w:t>
+            </w:r>
+            <w:r>
+              <w:rPr>
+                <w:rFonts w:ascii="Avva_Shenouda" w:hAnsi="Avva_Shenouda" w:eastAsia="Avva_Shenouda" w:cs="Avva_Shenouda"/>
+                <w:sz w:val="10"/>
+              </w:rPr>
+              <w:t>I3covc</w:t>
+            </w:r>
+            <w:r>
+              <w:rPr>
+                <w:sz w:val="10"/>
+              </w:rPr>
+              <w:t xml:space="preserve"> </w:t>
+            </w:r>
+            <w:r>
+              <w:rPr>
+                <w:rFonts w:ascii="Avva_Shenouda" w:hAnsi="Avva_Shenouda" w:eastAsia="Avva_Shenouda" w:cs="Avva_Shenouda"/>
+                <w:sz w:val="10"/>
+              </w:rPr>
+              <w:t>Pi`xrictoc</w:t>
+            </w:r>
+            <w:r>
+              <w:rPr>
+                <w:sz w:val="10"/>
+              </w:rPr>
+              <w:t xml:space="preserve"> </w:t>
+            </w:r>
+            <w:r>
+              <w:rPr>
+                <w:rFonts w:ascii="Avva_Shenouda" w:hAnsi="Avva_Shenouda" w:eastAsia="Avva_Shenouda" w:cs="Avva_Shenouda"/>
+                <w:sz w:val="10"/>
+              </w:rPr>
+              <w:t>`P23ri</w:t>
+            </w:r>
+            <w:r>
+              <w:rPr>
+                <w:sz w:val="10"/>
+              </w:rPr>
+              <w:t xml:space="preserve"> </w:t>
+            </w:r>
+            <w:r>
+              <w:rPr>
+                <w:rFonts w:ascii="Avva_Shenouda" w:hAnsi="Avva_Shenouda" w:eastAsia="Avva_Shenouda" w:cs="Avva_Shenouda"/>
+                <w:sz w:val="10"/>
+              </w:rPr>
+              <w:t>`m`Fnov5</w:t>
+            </w:r>
+            <w:r>
+              <w:rPr>
+                <w:sz w:val="10"/>
+              </w:rPr>
+              <w:t xml:space="preserve"> </w:t>
+            </w:r>
+            <w:r>
+              <w:rPr>
+                <w:rFonts w:ascii="Avva_Shenouda" w:hAnsi="Avva_Shenouda" w:eastAsia="Avva_Shenouda" w:cs="Avva_Shenouda"/>
+                <w:sz w:val="10"/>
+              </w:rPr>
+              <w:t>cwtem</w:t>
+            </w:r>
+            <w:r>
+              <w:rPr>
+                <w:sz w:val="10"/>
+              </w:rPr>
+              <w:t xml:space="preserve"> </w:t>
+            </w:r>
+            <w:r>
+              <w:rPr>
+                <w:rFonts w:ascii="Avva_Shenouda" w:hAnsi="Avva_Shenouda" w:eastAsia="Avva_Shenouda" w:cs="Avva_Shenouda"/>
+                <w:sz w:val="10"/>
+              </w:rPr>
+              <w:t>`eron</w:t>
+            </w:r>
+            <w:r>
+              <w:rPr>
+                <w:sz w:val="10"/>
+              </w:rPr>
+              <w:t xml:space="preserve"> </w:t>
+            </w:r>
+            <w:r>
+              <w:rPr>
+                <w:rFonts w:ascii="Avva_Shenouda" w:hAnsi="Avva_Shenouda" w:eastAsia="Avva_Shenouda" w:cs="Avva_Shenouda"/>
+                <w:sz w:val="10"/>
+              </w:rPr>
+              <w:t>ovoh</w:t>
+            </w:r>
+            <w:r>
+              <w:rPr>
+                <w:sz w:val="10"/>
+              </w:rPr>
+              <w:t xml:space="preserve"> </w:t>
+            </w:r>
+            <w:r>
+              <w:rPr>
+                <w:rFonts w:ascii="Avva_Shenouda" w:hAnsi="Avva_Shenouda" w:eastAsia="Avva_Shenouda" w:cs="Avva_Shenouda"/>
+                <w:sz w:val="10"/>
+              </w:rPr>
+              <w:t>nai</w:t>
+            </w:r>
+            <w:r>
+              <w:rPr>
+                <w:sz w:val="10"/>
+              </w:rPr>
+              <w:t xml:space="preserve"> </w:t>
+            </w:r>
+            <w:r>
+              <w:rPr>
+                <w:rFonts w:ascii="Avva_Shenouda" w:hAnsi="Avva_Shenouda" w:eastAsia="Avva_Shenouda" w:cs="Avva_Shenouda"/>
+                <w:sz w:val="10"/>
+              </w:rPr>
+              <w:t>nan</w:t>
+            </w:r>
+            <w:r>
+              <w:rPr>
+                <w:sz w:val="10"/>
+              </w:rPr>
+              <w:t xml:space="preserve">. </w:t>
+            </w:r>
+            <w:r>
+              <w:rPr>
+                <w:rFonts w:ascii="Avva_Shenouda" w:hAnsi="Avva_Shenouda" w:eastAsia="Avva_Shenouda" w:cs="Avva_Shenouda"/>
+                <w:sz w:val="10"/>
+              </w:rPr>
+              <w:t>`Procferin</w:t>
+            </w:r>
+            <w:r>
+              <w:rPr>
+                <w:sz w:val="10"/>
+              </w:rPr>
+              <w:t xml:space="preserve"> </w:t>
+            </w:r>
+            <w:r>
+              <w:rPr>
+                <w:rFonts w:ascii="Avva_Shenouda" w:hAnsi="Avva_Shenouda" w:eastAsia="Avva_Shenouda" w:cs="Avva_Shenouda"/>
+                <w:sz w:val="10"/>
+              </w:rPr>
+              <w:t>kata</w:t>
+            </w:r>
+            <w:r>
+              <w:rPr>
+                <w:sz w:val="10"/>
+              </w:rPr>
+              <w:t xml:space="preserve"> </w:t>
+            </w:r>
+            <w:r>
+              <w:rPr>
+                <w:rFonts w:ascii="Avva_Shenouda" w:hAnsi="Avva_Shenouda" w:eastAsia="Avva_Shenouda" w:cs="Avva_Shenouda"/>
+                <w:sz w:val="10"/>
+              </w:rPr>
+              <w:t>`tropon</w:t>
+            </w:r>
+            <w:r>
+              <w:rPr>
+                <w:sz w:val="10"/>
+              </w:rPr>
+              <w:t xml:space="preserve">: </w:t>
+            </w:r>
+            <w:r>
+              <w:rPr>
+                <w:rFonts w:ascii="Avva_Shenouda" w:hAnsi="Avva_Shenouda" w:eastAsia="Avva_Shenouda" w:cs="Avva_Shenouda"/>
+                <w:sz w:val="10"/>
+              </w:rPr>
+              <w:t>`cta03te</w:t>
+            </w:r>
+            <w:r>
+              <w:rPr>
+                <w:sz w:val="10"/>
+              </w:rPr>
+              <w:t xml:space="preserve"> </w:t>
+            </w:r>
+            <w:r>
+              <w:rPr>
+                <w:rFonts w:ascii="Avva_Shenouda" w:hAnsi="Avva_Shenouda" w:eastAsia="Avva_Shenouda" w:cs="Avva_Shenouda"/>
+                <w:sz w:val="10"/>
+              </w:rPr>
+              <w:t>kata</w:t>
+            </w:r>
+            <w:r>
+              <w:rPr>
+                <w:sz w:val="10"/>
+              </w:rPr>
+              <w:t xml:space="preserve"> </w:t>
+            </w:r>
+            <w:r>
+              <w:rPr>
+                <w:rFonts w:ascii="Avva_Shenouda" w:hAnsi="Avva_Shenouda" w:eastAsia="Avva_Shenouda" w:cs="Avva_Shenouda"/>
+                <w:sz w:val="10"/>
+              </w:rPr>
+              <w:t>`tromov</w:t>
+            </w:r>
+            <w:r>
+              <w:rPr>
+                <w:sz w:val="10"/>
+              </w:rPr>
+              <w:t xml:space="preserve">: </w:t>
+            </w:r>
+            <w:r>
+              <w:rPr>
+                <w:rFonts w:ascii="Avva_Shenouda" w:hAnsi="Avva_Shenouda" w:eastAsia="Avva_Shenouda" w:cs="Avva_Shenouda"/>
+                <w:sz w:val="10"/>
+              </w:rPr>
+              <w:t>ic</w:t>
+            </w:r>
+            <w:r>
+              <w:rPr>
+                <w:sz w:val="10"/>
+              </w:rPr>
+              <w:t xml:space="preserve"> </w:t>
+            </w:r>
+            <w:r>
+              <w:rPr>
+                <w:rFonts w:ascii="Avva_Shenouda" w:hAnsi="Avva_Shenouda" w:eastAsia="Avva_Shenouda" w:cs="Avva_Shenouda"/>
+                <w:sz w:val="10"/>
+              </w:rPr>
+              <w:t>`anatolac</w:t>
+            </w:r>
+            <w:r>
+              <w:rPr>
+                <w:sz w:val="10"/>
+              </w:rPr>
+              <w:t xml:space="preserve"> </w:t>
+            </w:r>
+            <w:r>
+              <w:rPr>
+                <w:rFonts w:ascii="Avva_Shenouda" w:hAnsi="Avva_Shenouda" w:eastAsia="Avva_Shenouda" w:cs="Avva_Shenouda"/>
+                <w:sz w:val="10"/>
+              </w:rPr>
+              <w:t>`bleyate</w:t>
+            </w:r>
+            <w:r>
+              <w:rPr>
+                <w:sz w:val="10"/>
+              </w:rPr>
+              <w:t xml:space="preserve">: </w:t>
+            </w:r>
+            <w:r>
+              <w:rPr>
+                <w:rFonts w:ascii="Avva_Shenouda" w:hAnsi="Avva_Shenouda" w:eastAsia="Avva_Shenouda" w:cs="Avva_Shenouda"/>
+                <w:sz w:val="10"/>
+              </w:rPr>
+              <w:t>`Procxwmen</w:t>
+            </w:r>
+            <w:r>
+              <w:rPr>
+                <w:sz w:val="10"/>
+              </w:rPr>
+              <w:t>.</w:t>
             </w:r>
           </w:p>
         </w:tc>
@@ -774,7 +2696,111 @@
                 <w:rFonts w:ascii="Avva_Shenouda" w:hAnsi="Avva_Shenouda" w:eastAsia="Avva_Shenouda" w:cs="Avva_Shenouda"/>
                 <w:sz w:val="10"/>
               </w:rPr>
-              <w:t>Encofia )eov `procxwmen. Kvrie `ele`3con: Kvrie `ele`3con. Qen ovme0m3i</w:t>
+              <w:t>Encofia</w:t>
+            </w:r>
+            <w:r>
+              <w:rPr>
+                <w:sz w:val="10"/>
+              </w:rPr>
+              <w:t xml:space="preserve"> </w:t>
+            </w:r>
+            <w:r>
+              <w:rPr>
+                <w:rFonts w:ascii="Avva_Shenouda" w:hAnsi="Avva_Shenouda" w:eastAsia="Avva_Shenouda" w:cs="Avva_Shenouda"/>
+                <w:sz w:val="10"/>
+              </w:rPr>
+              <w:t>)eov</w:t>
+            </w:r>
+            <w:r>
+              <w:rPr>
+                <w:sz w:val="10"/>
+              </w:rPr>
+              <w:t xml:space="preserve"> </w:t>
+            </w:r>
+            <w:r>
+              <w:rPr>
+                <w:rFonts w:ascii="Avva_Shenouda" w:hAnsi="Avva_Shenouda" w:eastAsia="Avva_Shenouda" w:cs="Avva_Shenouda"/>
+                <w:sz w:val="10"/>
+              </w:rPr>
+              <w:t>`procxwmen</w:t>
+            </w:r>
+            <w:r>
+              <w:rPr>
+                <w:sz w:val="10"/>
+              </w:rPr>
+              <w:t xml:space="preserve">. </w:t>
+            </w:r>
+            <w:r>
+              <w:rPr>
+                <w:rFonts w:ascii="Avva_Shenouda" w:hAnsi="Avva_Shenouda" w:eastAsia="Avva_Shenouda" w:cs="Avva_Shenouda"/>
+                <w:sz w:val="10"/>
+              </w:rPr>
+              <w:t>Kvrie</w:t>
+            </w:r>
+            <w:r>
+              <w:rPr>
+                <w:sz w:val="10"/>
+              </w:rPr>
+              <w:t xml:space="preserve"> </w:t>
+            </w:r>
+            <w:r>
+              <w:rPr>
+                <w:rFonts w:ascii="Avva_Shenouda" w:hAnsi="Avva_Shenouda" w:eastAsia="Avva_Shenouda" w:cs="Avva_Shenouda"/>
+                <w:sz w:val="10"/>
+              </w:rPr>
+              <w:t>`ele`3con</w:t>
+            </w:r>
+            <w:r>
+              <w:rPr>
+                <w:sz w:val="10"/>
+              </w:rPr>
+              <w:t xml:space="preserve">: </w:t>
+            </w:r>
+            <w:r>
+              <w:rPr>
+                <w:rFonts w:ascii="Avva_Shenouda" w:hAnsi="Avva_Shenouda" w:eastAsia="Avva_Shenouda" w:cs="Avva_Shenouda"/>
+                <w:sz w:val="10"/>
+              </w:rPr>
+              <w:t>Kvrie</w:t>
+            </w:r>
+            <w:r>
+              <w:rPr>
+                <w:sz w:val="10"/>
+              </w:rPr>
+              <w:t xml:space="preserve"> </w:t>
+            </w:r>
+            <w:r>
+              <w:rPr>
+                <w:rFonts w:ascii="Avva_Shenouda" w:hAnsi="Avva_Shenouda" w:eastAsia="Avva_Shenouda" w:cs="Avva_Shenouda"/>
+                <w:sz w:val="10"/>
+              </w:rPr>
+              <w:t>`ele`3con</w:t>
+            </w:r>
+            <w:r>
+              <w:rPr>
+                <w:sz w:val="10"/>
+              </w:rPr>
+              <w:t xml:space="preserve">. </w:t>
+            </w:r>
+            <w:r>
+              <w:rPr>
+                <w:rFonts w:ascii="Avva_Shenouda" w:hAnsi="Avva_Shenouda" w:eastAsia="Avva_Shenouda" w:cs="Avva_Shenouda"/>
+                <w:sz w:val="10"/>
+              </w:rPr>
+              <w:t>Qen</w:t>
+            </w:r>
+            <w:r>
+              <w:rPr>
+                <w:sz w:val="10"/>
+              </w:rPr>
+              <w:t xml:space="preserve"> </w:t>
+            </w:r>
+            <w:r>
+              <w:rPr>
+                <w:rFonts w:ascii="Avva_Shenouda" w:hAnsi="Avva_Shenouda" w:eastAsia="Avva_Shenouda" w:cs="Avva_Shenouda"/>
+                <w:sz w:val="10"/>
+              </w:rPr>
+              <w:t>ovme0m3i</w:t>
             </w:r>
           </w:p>
         </w:tc>
@@ -861,7 +2887,39 @@
                 <w:rFonts w:ascii="Avva_Shenouda" w:hAnsi="Avva_Shenouda" w:eastAsia="Avva_Shenouda" w:cs="Avva_Shenouda"/>
                 <w:sz w:val="10"/>
               </w:rPr>
-              <w:t>`I ka03meni `anac03te.</w:t>
+              <w:t>`I</w:t>
+            </w:r>
+            <w:r>
+              <w:rPr>
+                <w:sz w:val="10"/>
+              </w:rPr>
+              <w:t xml:space="preserve"> </w:t>
+            </w:r>
+            <w:r>
+              <w:rPr>
+                <w:rFonts w:ascii="Avva_Shenouda" w:hAnsi="Avva_Shenouda" w:eastAsia="Avva_Shenouda" w:cs="Avva_Shenouda"/>
+                <w:sz w:val="10"/>
+              </w:rPr>
+              <w:t>ka03meni</w:t>
+            </w:r>
+            <w:r>
+              <w:rPr>
+                <w:sz w:val="10"/>
+              </w:rPr>
+              <w:t xml:space="preserve"> </w:t>
+            </w:r>
+            <w:r>
+              <w:rPr>
+                <w:rFonts w:ascii="Avva_Shenouda" w:hAnsi="Avva_Shenouda" w:eastAsia="Avva_Shenouda" w:cs="Avva_Shenouda"/>
+                <w:sz w:val="10"/>
+              </w:rPr>
+              <w:t>`anac03te</w:t>
+            </w:r>
+            <w:r>
+              <w:rPr>
+                <w:sz w:val="10"/>
+              </w:rPr>
+              <w:t>.</w:t>
             </w:r>
           </w:p>
         </w:tc>
@@ -948,7 +3006,33 @@
                 <w:rFonts w:ascii="Avva_Shenouda" w:hAnsi="Avva_Shenouda" w:eastAsia="Avva_Shenouda" w:cs="Avva_Shenouda"/>
                 <w:sz w:val="10"/>
               </w:rPr>
-              <w:t>Ic `anatolac `bleyate</w:t>
+              <w:t>Ic</w:t>
+            </w:r>
+            <w:r>
+              <w:rPr>
+                <w:sz w:val="10"/>
+              </w:rPr>
+              <w:t xml:space="preserve"> </w:t>
+            </w:r>
+            <w:r>
+              <w:rPr>
+                <w:rFonts w:ascii="Avva_Shenouda" w:hAnsi="Avva_Shenouda" w:eastAsia="Avva_Shenouda" w:cs="Avva_Shenouda"/>
+                <w:sz w:val="10"/>
+              </w:rPr>
+              <w:t>`anatolac</w:t>
+            </w:r>
+            <w:r>
+              <w:rPr>
+                <w:sz w:val="10"/>
+              </w:rPr>
+              <w:t xml:space="preserve"> </w:t>
+            </w:r>
+            <w:r>
+              <w:rPr>
+                <w:rFonts w:ascii="Avva_Shenouda" w:hAnsi="Avva_Shenouda" w:eastAsia="Avva_Shenouda" w:cs="Avva_Shenouda"/>
+                <w:sz w:val="10"/>
+              </w:rPr>
+              <w:t>`bleyate</w:t>
             </w:r>
           </w:p>
         </w:tc>
@@ -1035,7 +3119,13 @@
                 <w:rFonts w:ascii="Avva_Shenouda" w:hAnsi="Avva_Shenouda" w:eastAsia="Avva_Shenouda" w:cs="Avva_Shenouda"/>
                 <w:sz w:val="10"/>
               </w:rPr>
-              <w:t>`Procxwmen.</w:t>
+              <w:t>`Procxwmen</w:t>
+            </w:r>
+            <w:r>
+              <w:rPr>
+                <w:sz w:val="10"/>
+              </w:rPr>
+              <w:t>.</w:t>
             </w:r>
           </w:p>
         </w:tc>
@@ -1122,7 +3212,78 @@
                 <w:rFonts w:ascii="Avva_Shenouda" w:hAnsi="Avva_Shenouda" w:eastAsia="Avva_Shenouda" w:cs="Avva_Shenouda"/>
                 <w:sz w:val="10"/>
               </w:rPr>
-              <w:t>Ovw2t `m`Fnov5 qen ovho5 nem ov`c0erter.</w:t>
+              <w:t>Ovw2t</w:t>
+            </w:r>
+            <w:r>
+              <w:rPr>
+                <w:sz w:val="10"/>
+              </w:rPr>
+              <w:t xml:space="preserve"> </w:t>
+            </w:r>
+            <w:r>
+              <w:rPr>
+                <w:rFonts w:ascii="Avva_Shenouda" w:hAnsi="Avva_Shenouda" w:eastAsia="Avva_Shenouda" w:cs="Avva_Shenouda"/>
+                <w:sz w:val="10"/>
+              </w:rPr>
+              <w:t>`m`Fnov5</w:t>
+            </w:r>
+            <w:r>
+              <w:rPr>
+                <w:sz w:val="10"/>
+              </w:rPr>
+              <w:t xml:space="preserve"> </w:t>
+            </w:r>
+            <w:r>
+              <w:rPr>
+                <w:rFonts w:ascii="Avva_Shenouda" w:hAnsi="Avva_Shenouda" w:eastAsia="Avva_Shenouda" w:cs="Avva_Shenouda"/>
+                <w:sz w:val="10"/>
+              </w:rPr>
+              <w:t>qen</w:t>
+            </w:r>
+            <w:r>
+              <w:rPr>
+                <w:sz w:val="10"/>
+              </w:rPr>
+              <w:t xml:space="preserve"> </w:t>
+            </w:r>
+            <w:r>
+              <w:rPr>
+                <w:rFonts w:ascii="Avva_Shenouda" w:hAnsi="Avva_Shenouda" w:eastAsia="Avva_Shenouda" w:cs="Avva_Shenouda"/>
+                <w:sz w:val="10"/>
+              </w:rPr>
+              <w:t>ovho5</w:t>
+            </w:r>
+            <w:r>
+              <w:rPr>
+                <w:sz w:val="10"/>
+              </w:rPr>
+              <w:t xml:space="preserve"> </w:t>
+            </w:r>
+            <w:r>
+              <w:rPr>
+                <w:rFonts w:ascii="Avva_Shenouda" w:hAnsi="Avva_Shenouda" w:eastAsia="Avva_Shenouda" w:cs="Avva_Shenouda"/>
+                <w:sz w:val="10"/>
+              </w:rPr>
+              <w:t>nem</w:t>
+            </w:r>
+            <w:r>
+              <w:rPr>
+                <w:sz w:val="10"/>
+              </w:rPr>
+              <w:t xml:space="preserve"> </w:t>
+            </w:r>
+            <w:r>
+              <w:rPr>
+                <w:rFonts w:ascii="Avva_Shenouda" w:hAnsi="Avva_Shenouda" w:eastAsia="Avva_Shenouda" w:cs="Avva_Shenouda"/>
+                <w:sz w:val="10"/>
+              </w:rPr>
+              <w:t>ov`c0erter</w:t>
+            </w:r>
+            <w:r>
+              <w:rPr>
+                <w:sz w:val="10"/>
+              </w:rPr>
+              <w:t>.</w:t>
             </w:r>
           </w:p>
         </w:tc>
@@ -1209,7 +3370,26 @@
                 <w:rFonts w:ascii="Avva_Shenouda" w:hAnsi="Avva_Shenouda" w:eastAsia="Avva_Shenouda" w:cs="Avva_Shenouda"/>
                 <w:sz w:val="10"/>
               </w:rPr>
-              <w:t>`Procxwmen: `am3n.</w:t>
+              <w:t>`Procxwmen</w:t>
+            </w:r>
+            <w:r>
+              <w:rPr>
+                <w:sz w:val="10"/>
+              </w:rPr>
+              <w:t xml:space="preserve">: </w:t>
+            </w:r>
+            <w:r>
+              <w:rPr>
+                <w:rFonts w:ascii="Avva_Shenouda" w:hAnsi="Avva_Shenouda" w:eastAsia="Avva_Shenouda" w:cs="Avva_Shenouda"/>
+                <w:sz w:val="10"/>
+              </w:rPr>
+              <w:t>`am3n</w:t>
+            </w:r>
+            <w:r>
+              <w:rPr>
+                <w:sz w:val="10"/>
+              </w:rPr>
+              <w:t>.</w:t>
             </w:r>
           </w:p>
         </w:tc>
@@ -1296,7 +3476,182 @@
                 <w:rFonts w:ascii="Avva_Shenouda" w:hAnsi="Avva_Shenouda" w:eastAsia="Avva_Shenouda" w:cs="Avva_Shenouda"/>
                 <w:sz w:val="10"/>
               </w:rPr>
-              <w:t>Procev7ac0e `vper t3c `ir3n3c t3c `agiac mon3c ka0olik3c ke `apoctolik3c or0odo7ov tov )eov ekkl3ciac.</w:t>
+              <w:t>Procev7ac0e</w:t>
+            </w:r>
+            <w:r>
+              <w:rPr>
+                <w:sz w:val="10"/>
+              </w:rPr>
+              <w:t xml:space="preserve"> </w:t>
+            </w:r>
+            <w:r>
+              <w:rPr>
+                <w:rFonts w:ascii="Avva_Shenouda" w:hAnsi="Avva_Shenouda" w:eastAsia="Avva_Shenouda" w:cs="Avva_Shenouda"/>
+                <w:sz w:val="10"/>
+              </w:rPr>
+              <w:t>`vper</w:t>
+            </w:r>
+            <w:r>
+              <w:rPr>
+                <w:sz w:val="10"/>
+              </w:rPr>
+              <w:t xml:space="preserve"> </w:t>
+            </w:r>
+            <w:r>
+              <w:rPr>
+                <w:rFonts w:ascii="Avva_Shenouda" w:hAnsi="Avva_Shenouda" w:eastAsia="Avva_Shenouda" w:cs="Avva_Shenouda"/>
+                <w:sz w:val="10"/>
+              </w:rPr>
+              <w:t>t3c</w:t>
+            </w:r>
+            <w:r>
+              <w:rPr>
+                <w:sz w:val="10"/>
+              </w:rPr>
+              <w:t xml:space="preserve"> </w:t>
+            </w:r>
+            <w:r>
+              <w:rPr>
+                <w:rFonts w:ascii="Avva_Shenouda" w:hAnsi="Avva_Shenouda" w:eastAsia="Avva_Shenouda" w:cs="Avva_Shenouda"/>
+                <w:sz w:val="10"/>
+              </w:rPr>
+              <w:t>`ir3n3c</w:t>
+            </w:r>
+            <w:r>
+              <w:rPr>
+                <w:sz w:val="10"/>
+              </w:rPr>
+              <w:t xml:space="preserve"> </w:t>
+            </w:r>
+            <w:r>
+              <w:rPr>
+                <w:rFonts w:ascii="Avva_Shenouda" w:hAnsi="Avva_Shenouda" w:eastAsia="Avva_Shenouda" w:cs="Avva_Shenouda"/>
+                <w:sz w:val="10"/>
+              </w:rPr>
+              <w:t>t3c</w:t>
+            </w:r>
+            <w:r>
+              <w:rPr>
+                <w:sz w:val="10"/>
+              </w:rPr>
+              <w:t xml:space="preserve"> </w:t>
+            </w:r>
+            <w:r>
+              <w:rPr>
+                <w:rFonts w:ascii="Avva_Shenouda" w:hAnsi="Avva_Shenouda" w:eastAsia="Avva_Shenouda" w:cs="Avva_Shenouda"/>
+                <w:sz w:val="10"/>
+              </w:rPr>
+              <w:t>`ajiac</w:t>
+            </w:r>
+            <w:r>
+              <w:rPr>
+                <w:sz w:val="10"/>
+              </w:rPr>
+              <w:t xml:space="preserve"> </w:t>
+            </w:r>
+            <w:r>
+              <w:rPr>
+                <w:rFonts w:ascii="Avva_Shenouda" w:hAnsi="Avva_Shenouda" w:eastAsia="Avva_Shenouda" w:cs="Avva_Shenouda"/>
+                <w:sz w:val="10"/>
+              </w:rPr>
+              <w:t>mon3c</w:t>
+            </w:r>
+            <w:r>
+              <w:rPr>
+                <w:sz w:val="10"/>
+              </w:rPr>
+              <w:t xml:space="preserve"> </w:t>
+            </w:r>
+            <w:r>
+              <w:rPr>
+                <w:rFonts w:ascii="Avva_Shenouda" w:hAnsi="Avva_Shenouda" w:eastAsia="Avva_Shenouda" w:cs="Avva_Shenouda"/>
+                <w:sz w:val="10"/>
+              </w:rPr>
+              <w:t>ka0olik3c</w:t>
+            </w:r>
+            <w:r>
+              <w:rPr>
+                <w:sz w:val="10"/>
+              </w:rPr>
+              <w:t xml:space="preserve"> </w:t>
+            </w:r>
+            <w:r>
+              <w:rPr>
+                <w:rFonts w:ascii="Avva_Shenouda" w:hAnsi="Avva_Shenouda" w:eastAsia="Avva_Shenouda" w:cs="Avva_Shenouda"/>
+                <w:sz w:val="10"/>
+              </w:rPr>
+              <w:t>ke</w:t>
+            </w:r>
+            <w:r>
+              <w:rPr>
+                <w:sz w:val="10"/>
+              </w:rPr>
+              <w:t xml:space="preserve"> </w:t>
+            </w:r>
+            <w:r>
+              <w:rPr>
+                <w:rFonts w:ascii="Avva_Shenouda" w:hAnsi="Avva_Shenouda" w:eastAsia="Avva_Shenouda" w:cs="Avva_Shenouda"/>
+                <w:sz w:val="10"/>
+              </w:rPr>
+              <w:t>`apoctolik3c</w:t>
+            </w:r>
+            <w:r>
+              <w:rPr>
+                <w:sz w:val="10"/>
+              </w:rPr>
+              <w:t xml:space="preserve"> </w:t>
+            </w:r>
+            <w:r>
+              <w:rPr>
+                <w:rFonts w:ascii="Avva_Shenouda" w:hAnsi="Avva_Shenouda" w:eastAsia="Avva_Shenouda" w:cs="Avva_Shenouda"/>
+                <w:sz w:val="10"/>
+              </w:rPr>
+              <w:t>or0odo7ov</w:t>
+            </w:r>
+            <w:r>
+              <w:rPr>
+                <w:sz w:val="10"/>
+              </w:rPr>
+              <w:t xml:space="preserve"> </w:t>
+            </w:r>
+            <w:r>
+              <w:rPr>
+                <w:rFonts w:ascii="Avva_Shenouda" w:hAnsi="Avva_Shenouda" w:eastAsia="Avva_Shenouda" w:cs="Avva_Shenouda"/>
+                <w:sz w:val="10"/>
+              </w:rPr>
+              <w:t>tov</w:t>
+            </w:r>
+            <w:r>
+              <w:rPr>
+                <w:sz w:val="10"/>
+              </w:rPr>
+              <w:t xml:space="preserve"> </w:t>
+            </w:r>
+            <w:r>
+              <w:rPr>
+                <w:rFonts w:ascii="Avva_Shenouda" w:hAnsi="Avva_Shenouda" w:eastAsia="Avva_Shenouda" w:cs="Avva_Shenouda"/>
+                <w:sz w:val="10"/>
+              </w:rPr>
+              <w:t>)eov</w:t>
+            </w:r>
+            <w:r>
+              <w:rPr>
+                <w:sz w:val="10"/>
+              </w:rPr>
+              <w:t xml:space="preserve"> </w:t>
+            </w:r>
+            <w:r>
+              <w:rPr>
+                <w:rFonts w:ascii="Avva_Shenouda" w:hAnsi="Avva_Shenouda" w:eastAsia="Avva_Shenouda" w:cs="Avva_Shenouda"/>
+                <w:sz w:val="10"/>
+              </w:rPr>
+              <w:t>ekkl3ciac</w:t>
+            </w:r>
+            <w:r>
+              <w:rPr>
+                <w:sz w:val="10"/>
+              </w:rPr>
+              <w:t>.</w:t>
             </w:r>
           </w:p>
         </w:tc>
@@ -1383,7 +3738,741 @@
                 <w:rFonts w:ascii="Avva_Shenouda" w:hAnsi="Avva_Shenouda" w:eastAsia="Avva_Shenouda" w:cs="Avva_Shenouda"/>
                 <w:sz w:val="10"/>
               </w:rPr>
-              <w:t>`Procev7ac0e `vper tovarx3`erewc `3mwn papa abba )eodwroc: papa ke patriarxov ke arx3`epickopov t3c megalo polewc `Ale7an`driac: ke twn `adelfwn avtov en t3 `apoctolik3 litovrgia: Mar Ignatiov Afrem tov patriarxov t3c Antioxiac: ke `Apovna Bacilioc tov patriarxov t3c `Eritreac. Ke tov cvnkoinwnov en t3 litovrgia tov patroc `3mwn tov `epickopov (m3tropolitov) abba Iwc3f. Ke ton `or0odo7wn `3mwn `epickopwn.</w:t>
+              <w:t>`Procev7ac0e</w:t>
+            </w:r>
+            <w:r>
+              <w:rPr>
+                <w:sz w:val="10"/>
+              </w:rPr>
+              <w:t xml:space="preserve"> </w:t>
+            </w:r>
+            <w:r>
+              <w:rPr>
+                <w:rFonts w:ascii="Avva_Shenouda" w:hAnsi="Avva_Shenouda" w:eastAsia="Avva_Shenouda" w:cs="Avva_Shenouda"/>
+                <w:sz w:val="10"/>
+              </w:rPr>
+              <w:t>`vper</w:t>
+            </w:r>
+            <w:r>
+              <w:rPr>
+                <w:sz w:val="10"/>
+              </w:rPr>
+              <w:t xml:space="preserve"> </w:t>
+            </w:r>
+            <w:r>
+              <w:rPr>
+                <w:rFonts w:ascii="Avva_Shenouda" w:hAnsi="Avva_Shenouda" w:eastAsia="Avva_Shenouda" w:cs="Avva_Shenouda"/>
+                <w:sz w:val="10"/>
+              </w:rPr>
+              <w:t>tovarx3`erewc</w:t>
+            </w:r>
+            <w:r>
+              <w:rPr>
+                <w:sz w:val="10"/>
+              </w:rPr>
+              <w:t xml:space="preserve"> </w:t>
+            </w:r>
+            <w:r>
+              <w:rPr>
+                <w:rFonts w:ascii="Avva_Shenouda" w:hAnsi="Avva_Shenouda" w:eastAsia="Avva_Shenouda" w:cs="Avva_Shenouda"/>
+                <w:sz w:val="10"/>
+              </w:rPr>
+              <w:t>`3mwn</w:t>
+            </w:r>
+            <w:r>
+              <w:rPr>
+                <w:sz w:val="10"/>
+              </w:rPr>
+              <w:t xml:space="preserve"> </w:t>
+            </w:r>
+            <w:r>
+              <w:rPr>
+                <w:rFonts w:ascii="Avva_Shenouda" w:hAnsi="Avva_Shenouda" w:eastAsia="Avva_Shenouda" w:cs="Avva_Shenouda"/>
+                <w:sz w:val="10"/>
+              </w:rPr>
+              <w:t>papa</w:t>
+            </w:r>
+            <w:r>
+              <w:rPr>
+                <w:sz w:val="10"/>
+              </w:rPr>
+              <w:t xml:space="preserve"> </w:t>
+            </w:r>
+            <w:r>
+              <w:rPr>
+                <w:rFonts w:ascii="Avva_Shenouda" w:hAnsi="Avva_Shenouda" w:eastAsia="Avva_Shenouda" w:cs="Avva_Shenouda"/>
+                <w:sz w:val="10"/>
+              </w:rPr>
+              <w:t>abba</w:t>
+            </w:r>
+            <w:r>
+              <w:rPr>
+                <w:sz w:val="10"/>
+              </w:rPr>
+              <w:t xml:space="preserve"> </w:t>
+            </w:r>
+            <w:r>
+              <w:rPr>
+                <w:rFonts w:ascii="Avva_Shenouda" w:hAnsi="Avva_Shenouda" w:eastAsia="Avva_Shenouda" w:cs="Avva_Shenouda"/>
+                <w:sz w:val="10"/>
+              </w:rPr>
+              <w:t>)eodwroc</w:t>
+            </w:r>
+            <w:r>
+              <w:rPr>
+                <w:sz w:val="10"/>
+              </w:rPr>
+              <w:t xml:space="preserve">: </w:t>
+            </w:r>
+            <w:r>
+              <w:rPr>
+                <w:rFonts w:ascii="Avva_Shenouda" w:hAnsi="Avva_Shenouda" w:eastAsia="Avva_Shenouda" w:cs="Avva_Shenouda"/>
+                <w:sz w:val="10"/>
+              </w:rPr>
+              <w:t>papa</w:t>
+            </w:r>
+            <w:r>
+              <w:rPr>
+                <w:sz w:val="10"/>
+              </w:rPr>
+              <w:t xml:space="preserve"> </w:t>
+            </w:r>
+            <w:r>
+              <w:rPr>
+                <w:rFonts w:ascii="Avva_Shenouda" w:hAnsi="Avva_Shenouda" w:eastAsia="Avva_Shenouda" w:cs="Avva_Shenouda"/>
+                <w:sz w:val="10"/>
+              </w:rPr>
+              <w:t>ke</w:t>
+            </w:r>
+            <w:r>
+              <w:rPr>
+                <w:sz w:val="10"/>
+              </w:rPr>
+              <w:t xml:space="preserve"> </w:t>
+            </w:r>
+            <w:r>
+              <w:rPr>
+                <w:rFonts w:ascii="Avva_Shenouda" w:hAnsi="Avva_Shenouda" w:eastAsia="Avva_Shenouda" w:cs="Avva_Shenouda"/>
+                <w:sz w:val="10"/>
+              </w:rPr>
+              <w:t>patriarxov</w:t>
+            </w:r>
+            <w:r>
+              <w:rPr>
+                <w:sz w:val="10"/>
+              </w:rPr>
+              <w:t xml:space="preserve"> </w:t>
+            </w:r>
+            <w:r>
+              <w:rPr>
+                <w:rFonts w:ascii="Avva_Shenouda" w:hAnsi="Avva_Shenouda" w:eastAsia="Avva_Shenouda" w:cs="Avva_Shenouda"/>
+                <w:sz w:val="10"/>
+              </w:rPr>
+              <w:t>ke</w:t>
+            </w:r>
+            <w:r>
+              <w:rPr>
+                <w:sz w:val="10"/>
+              </w:rPr>
+              <w:t xml:space="preserve"> </w:t>
+            </w:r>
+            <w:r>
+              <w:rPr>
+                <w:rFonts w:ascii="Avva_Shenouda" w:hAnsi="Avva_Shenouda" w:eastAsia="Avva_Shenouda" w:cs="Avva_Shenouda"/>
+                <w:sz w:val="10"/>
+              </w:rPr>
+              <w:t>arx3`epickopov</w:t>
+            </w:r>
+            <w:r>
+              <w:rPr>
+                <w:sz w:val="10"/>
+              </w:rPr>
+              <w:t xml:space="preserve"> </w:t>
+            </w:r>
+            <w:r>
+              <w:rPr>
+                <w:rFonts w:ascii="Avva_Shenouda" w:hAnsi="Avva_Shenouda" w:eastAsia="Avva_Shenouda" w:cs="Avva_Shenouda"/>
+                <w:sz w:val="10"/>
+              </w:rPr>
+              <w:t>t3c</w:t>
+            </w:r>
+            <w:r>
+              <w:rPr>
+                <w:sz w:val="10"/>
+              </w:rPr>
+              <w:t xml:space="preserve"> </w:t>
+            </w:r>
+            <w:r>
+              <w:rPr>
+                <w:rFonts w:ascii="Avva_Shenouda" w:hAnsi="Avva_Shenouda" w:eastAsia="Avva_Shenouda" w:cs="Avva_Shenouda"/>
+                <w:sz w:val="10"/>
+              </w:rPr>
+              <w:t>mejalo</w:t>
+            </w:r>
+            <w:r>
+              <w:rPr>
+                <w:sz w:val="10"/>
+              </w:rPr>
+              <w:t xml:space="preserve"> </w:t>
+            </w:r>
+            <w:r>
+              <w:rPr>
+                <w:rFonts w:ascii="Avva_Shenouda" w:hAnsi="Avva_Shenouda" w:eastAsia="Avva_Shenouda" w:cs="Avva_Shenouda"/>
+                <w:sz w:val="10"/>
+              </w:rPr>
+              <w:t>polewc</w:t>
+            </w:r>
+            <w:r>
+              <w:rPr>
+                <w:sz w:val="10"/>
+              </w:rPr>
+              <w:t xml:space="preserve"> </w:t>
+            </w:r>
+            <w:r>
+              <w:rPr>
+                <w:rFonts w:ascii="Avva_Shenouda" w:hAnsi="Avva_Shenouda" w:eastAsia="Avva_Shenouda" w:cs="Avva_Shenouda"/>
+                <w:sz w:val="10"/>
+              </w:rPr>
+              <w:t>`Ale7an`driac</w:t>
+            </w:r>
+            <w:r>
+              <w:rPr>
+                <w:sz w:val="10"/>
+              </w:rPr>
+              <w:t xml:space="preserve">: </w:t>
+            </w:r>
+            <w:r>
+              <w:rPr>
+                <w:rFonts w:ascii="Avva_Shenouda" w:hAnsi="Avva_Shenouda" w:eastAsia="Avva_Shenouda" w:cs="Avva_Shenouda"/>
+                <w:sz w:val="10"/>
+              </w:rPr>
+              <w:t>ke</w:t>
+            </w:r>
+            <w:r>
+              <w:rPr>
+                <w:sz w:val="10"/>
+              </w:rPr>
+              <w:t xml:space="preserve"> </w:t>
+            </w:r>
+            <w:r>
+              <w:rPr>
+                <w:rFonts w:ascii="Avva_Shenouda" w:hAnsi="Avva_Shenouda" w:eastAsia="Avva_Shenouda" w:cs="Avva_Shenouda"/>
+                <w:sz w:val="10"/>
+              </w:rPr>
+              <w:t>twn</w:t>
+            </w:r>
+            <w:r>
+              <w:rPr>
+                <w:sz w:val="10"/>
+              </w:rPr>
+              <w:t xml:space="preserve"> </w:t>
+            </w:r>
+            <w:r>
+              <w:rPr>
+                <w:rFonts w:ascii="Avva_Shenouda" w:hAnsi="Avva_Shenouda" w:eastAsia="Avva_Shenouda" w:cs="Avva_Shenouda"/>
+                <w:sz w:val="10"/>
+              </w:rPr>
+              <w:t>`adelfwn</w:t>
+            </w:r>
+            <w:r>
+              <w:rPr>
+                <w:sz w:val="10"/>
+              </w:rPr>
+              <w:t xml:space="preserve"> </w:t>
+            </w:r>
+            <w:r>
+              <w:rPr>
+                <w:rFonts w:ascii="Avva_Shenouda" w:hAnsi="Avva_Shenouda" w:eastAsia="Avva_Shenouda" w:cs="Avva_Shenouda"/>
+                <w:sz w:val="10"/>
+              </w:rPr>
+              <w:t>avtov</w:t>
+            </w:r>
+            <w:r>
+              <w:rPr>
+                <w:sz w:val="10"/>
+              </w:rPr>
+              <w:t xml:space="preserve"> </w:t>
+            </w:r>
+            <w:r>
+              <w:rPr>
+                <w:rFonts w:ascii="Avva_Shenouda" w:hAnsi="Avva_Shenouda" w:eastAsia="Avva_Shenouda" w:cs="Avva_Shenouda"/>
+                <w:sz w:val="10"/>
+              </w:rPr>
+              <w:t>en</w:t>
+            </w:r>
+            <w:r>
+              <w:rPr>
+                <w:sz w:val="10"/>
+              </w:rPr>
+              <w:t xml:space="preserve"> </w:t>
+            </w:r>
+            <w:r>
+              <w:rPr>
+                <w:rFonts w:ascii="Avva_Shenouda" w:hAnsi="Avva_Shenouda" w:eastAsia="Avva_Shenouda" w:cs="Avva_Shenouda"/>
+                <w:sz w:val="10"/>
+              </w:rPr>
+              <w:t>t3</w:t>
+            </w:r>
+            <w:r>
+              <w:rPr>
+                <w:sz w:val="10"/>
+              </w:rPr>
+              <w:t xml:space="preserve"> </w:t>
+            </w:r>
+            <w:r>
+              <w:rPr>
+                <w:rFonts w:ascii="Avva_Shenouda" w:hAnsi="Avva_Shenouda" w:eastAsia="Avva_Shenouda" w:cs="Avva_Shenouda"/>
+                <w:sz w:val="10"/>
+              </w:rPr>
+              <w:t>`apoctolik3</w:t>
+            </w:r>
+            <w:r>
+              <w:rPr>
+                <w:sz w:val="10"/>
+              </w:rPr>
+              <w:t xml:space="preserve"> </w:t>
+            </w:r>
+            <w:r>
+              <w:rPr>
+                <w:rFonts w:ascii="Avva_Shenouda" w:hAnsi="Avva_Shenouda" w:eastAsia="Avva_Shenouda" w:cs="Avva_Shenouda"/>
+                <w:sz w:val="10"/>
+              </w:rPr>
+              <w:t>litovrjia</w:t>
+            </w:r>
+            <w:r>
+              <w:rPr>
+                <w:sz w:val="10"/>
+              </w:rPr>
+              <w:t xml:space="preserve">: </w:t>
+            </w:r>
+            <w:r>
+              <w:rPr>
+                <w:rFonts w:ascii="Avva_Shenouda" w:hAnsi="Avva_Shenouda" w:eastAsia="Avva_Shenouda" w:cs="Avva_Shenouda"/>
+                <w:sz w:val="10"/>
+              </w:rPr>
+              <w:t>Mar</w:t>
+            </w:r>
+            <w:r>
+              <w:rPr>
+                <w:sz w:val="10"/>
+              </w:rPr>
+              <w:t xml:space="preserve"> </w:t>
+            </w:r>
+            <w:r>
+              <w:rPr>
+                <w:rFonts w:ascii="Avva_Shenouda" w:hAnsi="Avva_Shenouda" w:eastAsia="Avva_Shenouda" w:cs="Avva_Shenouda"/>
+                <w:sz w:val="10"/>
+              </w:rPr>
+              <w:t>Ijnatiov</w:t>
+            </w:r>
+            <w:r>
+              <w:rPr>
+                <w:sz w:val="10"/>
+              </w:rPr>
+              <w:t xml:space="preserve"> </w:t>
+            </w:r>
+            <w:r>
+              <w:rPr>
+                <w:rFonts w:ascii="Avva_Shenouda" w:hAnsi="Avva_Shenouda" w:eastAsia="Avva_Shenouda" w:cs="Avva_Shenouda"/>
+                <w:sz w:val="10"/>
+              </w:rPr>
+              <w:t>Afrem</w:t>
+            </w:r>
+            <w:r>
+              <w:rPr>
+                <w:sz w:val="10"/>
+              </w:rPr>
+              <w:t xml:space="preserve"> </w:t>
+            </w:r>
+            <w:r>
+              <w:rPr>
+                <w:rFonts w:ascii="Avva_Shenouda" w:hAnsi="Avva_Shenouda" w:eastAsia="Avva_Shenouda" w:cs="Avva_Shenouda"/>
+                <w:sz w:val="10"/>
+              </w:rPr>
+              <w:t>tov</w:t>
+            </w:r>
+            <w:r>
+              <w:rPr>
+                <w:sz w:val="10"/>
+              </w:rPr>
+              <w:t xml:space="preserve"> </w:t>
+            </w:r>
+            <w:r>
+              <w:rPr>
+                <w:rFonts w:ascii="Avva_Shenouda" w:hAnsi="Avva_Shenouda" w:eastAsia="Avva_Shenouda" w:cs="Avva_Shenouda"/>
+                <w:sz w:val="10"/>
+              </w:rPr>
+              <w:t>patriarxov</w:t>
+            </w:r>
+            <w:r>
+              <w:rPr>
+                <w:sz w:val="10"/>
+              </w:rPr>
+              <w:t xml:space="preserve"> </w:t>
+            </w:r>
+            <w:r>
+              <w:rPr>
+                <w:rFonts w:ascii="Avva_Shenouda" w:hAnsi="Avva_Shenouda" w:eastAsia="Avva_Shenouda" w:cs="Avva_Shenouda"/>
+                <w:sz w:val="10"/>
+              </w:rPr>
+              <w:t>t3c</w:t>
+            </w:r>
+            <w:r>
+              <w:rPr>
+                <w:sz w:val="10"/>
+              </w:rPr>
+              <w:t xml:space="preserve"> </w:t>
+            </w:r>
+            <w:r>
+              <w:rPr>
+                <w:rFonts w:ascii="Avva_Shenouda" w:hAnsi="Avva_Shenouda" w:eastAsia="Avva_Shenouda" w:cs="Avva_Shenouda"/>
+                <w:sz w:val="10"/>
+              </w:rPr>
+              <w:t>Antioxiac</w:t>
+            </w:r>
+            <w:r>
+              <w:rPr>
+                <w:sz w:val="10"/>
+              </w:rPr>
+              <w:t xml:space="preserve">: </w:t>
+            </w:r>
+            <w:r>
+              <w:rPr>
+                <w:rFonts w:ascii="Avva_Shenouda" w:hAnsi="Avva_Shenouda" w:eastAsia="Avva_Shenouda" w:cs="Avva_Shenouda"/>
+                <w:sz w:val="10"/>
+              </w:rPr>
+              <w:t>ke</w:t>
+            </w:r>
+            <w:r>
+              <w:rPr>
+                <w:sz w:val="10"/>
+              </w:rPr>
+              <w:t xml:space="preserve"> </w:t>
+            </w:r>
+            <w:r>
+              <w:rPr>
+                <w:rFonts w:ascii="Avva_Shenouda" w:hAnsi="Avva_Shenouda" w:eastAsia="Avva_Shenouda" w:cs="Avva_Shenouda"/>
+                <w:sz w:val="10"/>
+              </w:rPr>
+              <w:t>`Apovna</w:t>
+            </w:r>
+            <w:r>
+              <w:rPr>
+                <w:sz w:val="10"/>
+              </w:rPr>
+              <w:t xml:space="preserve"> </w:t>
+            </w:r>
+            <w:r>
+              <w:rPr>
+                <w:rFonts w:ascii="Avva_Shenouda" w:hAnsi="Avva_Shenouda" w:eastAsia="Avva_Shenouda" w:cs="Avva_Shenouda"/>
+                <w:sz w:val="10"/>
+              </w:rPr>
+              <w:t>Bacilioc</w:t>
+            </w:r>
+            <w:r>
+              <w:rPr>
+                <w:sz w:val="10"/>
+              </w:rPr>
+              <w:t xml:space="preserve"> </w:t>
+            </w:r>
+            <w:r>
+              <w:rPr>
+                <w:rFonts w:ascii="Avva_Shenouda" w:hAnsi="Avva_Shenouda" w:eastAsia="Avva_Shenouda" w:cs="Avva_Shenouda"/>
+                <w:sz w:val="10"/>
+              </w:rPr>
+              <w:t>tov</w:t>
+            </w:r>
+            <w:r>
+              <w:rPr>
+                <w:sz w:val="10"/>
+              </w:rPr>
+              <w:t xml:space="preserve"> </w:t>
+            </w:r>
+            <w:r>
+              <w:rPr>
+                <w:rFonts w:ascii="Avva_Shenouda" w:hAnsi="Avva_Shenouda" w:eastAsia="Avva_Shenouda" w:cs="Avva_Shenouda"/>
+                <w:sz w:val="10"/>
+              </w:rPr>
+              <w:t>patriarxov</w:t>
+            </w:r>
+            <w:r>
+              <w:rPr>
+                <w:sz w:val="10"/>
+              </w:rPr>
+              <w:t xml:space="preserve"> </w:t>
+            </w:r>
+            <w:r>
+              <w:rPr>
+                <w:rFonts w:ascii="Avva_Shenouda" w:hAnsi="Avva_Shenouda" w:eastAsia="Avva_Shenouda" w:cs="Avva_Shenouda"/>
+                <w:sz w:val="10"/>
+              </w:rPr>
+              <w:t>t3c</w:t>
+            </w:r>
+            <w:r>
+              <w:rPr>
+                <w:sz w:val="10"/>
+              </w:rPr>
+              <w:t xml:space="preserve"> </w:t>
+            </w:r>
+            <w:r>
+              <w:rPr>
+                <w:rFonts w:ascii="Avva_Shenouda" w:hAnsi="Avva_Shenouda" w:eastAsia="Avva_Shenouda" w:cs="Avva_Shenouda"/>
+                <w:sz w:val="10"/>
+              </w:rPr>
+              <w:t>`Eritreac</w:t>
+            </w:r>
+            <w:r>
+              <w:rPr>
+                <w:sz w:val="10"/>
+              </w:rPr>
+              <w:t xml:space="preserve">. </w:t>
+            </w:r>
+            <w:r>
+              <w:rPr>
+                <w:rFonts w:ascii="Avva_Shenouda" w:hAnsi="Avva_Shenouda" w:eastAsia="Avva_Shenouda" w:cs="Avva_Shenouda"/>
+                <w:sz w:val="10"/>
+              </w:rPr>
+              <w:t>Ke</w:t>
+            </w:r>
+            <w:r>
+              <w:rPr>
+                <w:sz w:val="10"/>
+              </w:rPr>
+              <w:t xml:space="preserve"> </w:t>
+            </w:r>
+            <w:r>
+              <w:rPr>
+                <w:rFonts w:ascii="Avva_Shenouda" w:hAnsi="Avva_Shenouda" w:eastAsia="Avva_Shenouda" w:cs="Avva_Shenouda"/>
+                <w:sz w:val="10"/>
+              </w:rPr>
+              <w:t>tov</w:t>
+            </w:r>
+            <w:r>
+              <w:rPr>
+                <w:sz w:val="10"/>
+              </w:rPr>
+              <w:t xml:space="preserve"> </w:t>
+            </w:r>
+            <w:r>
+              <w:rPr>
+                <w:rFonts w:ascii="Avva_Shenouda" w:hAnsi="Avva_Shenouda" w:eastAsia="Avva_Shenouda" w:cs="Avva_Shenouda"/>
+                <w:sz w:val="10"/>
+              </w:rPr>
+              <w:t>cvnkoinwnov</w:t>
+            </w:r>
+            <w:r>
+              <w:rPr>
+                <w:sz w:val="10"/>
+              </w:rPr>
+              <w:t xml:space="preserve"> </w:t>
+            </w:r>
+            <w:r>
+              <w:rPr>
+                <w:rFonts w:ascii="Avva_Shenouda" w:hAnsi="Avva_Shenouda" w:eastAsia="Avva_Shenouda" w:cs="Avva_Shenouda"/>
+                <w:sz w:val="10"/>
+              </w:rPr>
+              <w:t>en</w:t>
+            </w:r>
+            <w:r>
+              <w:rPr>
+                <w:sz w:val="10"/>
+              </w:rPr>
+              <w:t xml:space="preserve"> </w:t>
+            </w:r>
+            <w:r>
+              <w:rPr>
+                <w:rFonts w:ascii="Avva_Shenouda" w:hAnsi="Avva_Shenouda" w:eastAsia="Avva_Shenouda" w:cs="Avva_Shenouda"/>
+                <w:sz w:val="10"/>
+              </w:rPr>
+              <w:t>t3</w:t>
+            </w:r>
+            <w:r>
+              <w:rPr>
+                <w:sz w:val="10"/>
+              </w:rPr>
+              <w:t xml:space="preserve"> </w:t>
+            </w:r>
+            <w:r>
+              <w:rPr>
+                <w:rFonts w:ascii="Avva_Shenouda" w:hAnsi="Avva_Shenouda" w:eastAsia="Avva_Shenouda" w:cs="Avva_Shenouda"/>
+                <w:sz w:val="10"/>
+              </w:rPr>
+              <w:t>litovrjia</w:t>
+            </w:r>
+            <w:r>
+              <w:rPr>
+                <w:sz w:val="10"/>
+              </w:rPr>
+              <w:t xml:space="preserve"> </w:t>
+            </w:r>
+            <w:r>
+              <w:rPr>
+                <w:rFonts w:ascii="Avva_Shenouda" w:hAnsi="Avva_Shenouda" w:eastAsia="Avva_Shenouda" w:cs="Avva_Shenouda"/>
+                <w:sz w:val="10"/>
+              </w:rPr>
+              <w:t>tov</w:t>
+            </w:r>
+            <w:r>
+              <w:rPr>
+                <w:sz w:val="10"/>
+              </w:rPr>
+              <w:t xml:space="preserve"> </w:t>
+            </w:r>
+            <w:r>
+              <w:rPr>
+                <w:rFonts w:ascii="Avva_Shenouda" w:hAnsi="Avva_Shenouda" w:eastAsia="Avva_Shenouda" w:cs="Avva_Shenouda"/>
+                <w:sz w:val="10"/>
+              </w:rPr>
+              <w:t>patroc</w:t>
+            </w:r>
+            <w:r>
+              <w:rPr>
+                <w:sz w:val="10"/>
+              </w:rPr>
+              <w:t xml:space="preserve"> </w:t>
+            </w:r>
+            <w:r>
+              <w:rPr>
+                <w:rFonts w:ascii="Avva_Shenouda" w:hAnsi="Avva_Shenouda" w:eastAsia="Avva_Shenouda" w:cs="Avva_Shenouda"/>
+                <w:sz w:val="10"/>
+              </w:rPr>
+              <w:t>`3mwn</w:t>
+            </w:r>
+            <w:r>
+              <w:rPr>
+                <w:sz w:val="10"/>
+              </w:rPr>
+              <w:t xml:space="preserve"> </w:t>
+            </w:r>
+            <w:r>
+              <w:rPr>
+                <w:rFonts w:ascii="Avva_Shenouda" w:hAnsi="Avva_Shenouda" w:eastAsia="Avva_Shenouda" w:cs="Avva_Shenouda"/>
+                <w:sz w:val="10"/>
+              </w:rPr>
+              <w:t>tov</w:t>
+            </w:r>
+            <w:r>
+              <w:rPr>
+                <w:sz w:val="10"/>
+              </w:rPr>
+              <w:t xml:space="preserve"> </w:t>
+            </w:r>
+            <w:r>
+              <w:rPr>
+                <w:rFonts w:ascii="Avva_Shenouda" w:hAnsi="Avva_Shenouda" w:eastAsia="Avva_Shenouda" w:cs="Avva_Shenouda"/>
+                <w:sz w:val="10"/>
+              </w:rPr>
+              <w:t>`epickopov</w:t>
+            </w:r>
+            <w:r>
+              <w:rPr>
+                <w:sz w:val="10"/>
+              </w:rPr>
+              <w:t xml:space="preserve"> (</w:t>
+            </w:r>
+            <w:r>
+              <w:rPr>
+                <w:rFonts w:ascii="Avva_Shenouda" w:hAnsi="Avva_Shenouda" w:eastAsia="Avva_Shenouda" w:cs="Avva_Shenouda"/>
+                <w:sz w:val="10"/>
+              </w:rPr>
+              <w:t>m3tropolitov</w:t>
+            </w:r>
+            <w:r>
+              <w:rPr>
+                <w:sz w:val="10"/>
+              </w:rPr>
+              <w:t xml:space="preserve">) </w:t>
+            </w:r>
+            <w:r>
+              <w:rPr>
+                <w:rFonts w:ascii="Avva_Shenouda" w:hAnsi="Avva_Shenouda" w:eastAsia="Avva_Shenouda" w:cs="Avva_Shenouda"/>
+                <w:sz w:val="10"/>
+              </w:rPr>
+              <w:t>abba</w:t>
+            </w:r>
+            <w:r>
+              <w:rPr>
+                <w:sz w:val="10"/>
+              </w:rPr>
+              <w:t xml:space="preserve"> </w:t>
+            </w:r>
+            <w:r>
+              <w:rPr>
+                <w:rFonts w:ascii="Avva_Shenouda" w:hAnsi="Avva_Shenouda" w:eastAsia="Avva_Shenouda" w:cs="Avva_Shenouda"/>
+                <w:sz w:val="10"/>
+              </w:rPr>
+              <w:t>Iwc3f</w:t>
+            </w:r>
+            <w:r>
+              <w:rPr>
+                <w:sz w:val="10"/>
+              </w:rPr>
+              <w:t xml:space="preserve">. </w:t>
+            </w:r>
+            <w:r>
+              <w:rPr>
+                <w:rFonts w:ascii="Avva_Shenouda" w:hAnsi="Avva_Shenouda" w:eastAsia="Avva_Shenouda" w:cs="Avva_Shenouda"/>
+                <w:sz w:val="10"/>
+              </w:rPr>
+              <w:t>Ke</w:t>
+            </w:r>
+            <w:r>
+              <w:rPr>
+                <w:sz w:val="10"/>
+              </w:rPr>
+              <w:t xml:space="preserve"> </w:t>
+            </w:r>
+            <w:r>
+              <w:rPr>
+                <w:rFonts w:ascii="Avva_Shenouda" w:hAnsi="Avva_Shenouda" w:eastAsia="Avva_Shenouda" w:cs="Avva_Shenouda"/>
+                <w:sz w:val="10"/>
+              </w:rPr>
+              <w:t>ton</w:t>
+            </w:r>
+            <w:r>
+              <w:rPr>
+                <w:sz w:val="10"/>
+              </w:rPr>
+              <w:t xml:space="preserve"> </w:t>
+            </w:r>
+            <w:r>
+              <w:rPr>
+                <w:rFonts w:ascii="Avva_Shenouda" w:hAnsi="Avva_Shenouda" w:eastAsia="Avva_Shenouda" w:cs="Avva_Shenouda"/>
+                <w:sz w:val="10"/>
+              </w:rPr>
+              <w:t>`or0odo7wn</w:t>
+            </w:r>
+            <w:r>
+              <w:rPr>
+                <w:sz w:val="10"/>
+              </w:rPr>
+              <w:t xml:space="preserve"> </w:t>
+            </w:r>
+            <w:r>
+              <w:rPr>
+                <w:rFonts w:ascii="Avva_Shenouda" w:hAnsi="Avva_Shenouda" w:eastAsia="Avva_Shenouda" w:cs="Avva_Shenouda"/>
+                <w:sz w:val="10"/>
+              </w:rPr>
+              <w:t>`3mwn</w:t>
+            </w:r>
+            <w:r>
+              <w:rPr>
+                <w:sz w:val="10"/>
+              </w:rPr>
+              <w:t xml:space="preserve"> </w:t>
+            </w:r>
+            <w:r>
+              <w:rPr>
+                <w:rFonts w:ascii="Avva_Shenouda" w:hAnsi="Avva_Shenouda" w:eastAsia="Avva_Shenouda" w:cs="Avva_Shenouda"/>
+                <w:sz w:val="10"/>
+              </w:rPr>
+              <w:t>`epickopwn</w:t>
+            </w:r>
+            <w:r>
+              <w:rPr>
+                <w:sz w:val="10"/>
+              </w:rPr>
+              <w:t>.</w:t>
             </w:r>
           </w:p>
         </w:tc>
@@ -1470,7 +4559,208 @@
                 <w:rFonts w:ascii="Avva_Shenouda" w:hAnsi="Avva_Shenouda" w:eastAsia="Avva_Shenouda" w:cs="Avva_Shenouda"/>
                 <w:sz w:val="10"/>
               </w:rPr>
-              <w:t>`Procev7ac0e `vper twn `3govmenwn ke `precbvterwn ke diakonwn ke `vpodiakwnwn epta tagmatwn tov )eov t3c Ekkl3ciac.</w:t>
+              <w:t>`Procev7ac0e</w:t>
+            </w:r>
+            <w:r>
+              <w:rPr>
+                <w:sz w:val="10"/>
+              </w:rPr>
+              <w:t xml:space="preserve"> </w:t>
+            </w:r>
+            <w:r>
+              <w:rPr>
+                <w:rFonts w:ascii="Avva_Shenouda" w:hAnsi="Avva_Shenouda" w:eastAsia="Avva_Shenouda" w:cs="Avva_Shenouda"/>
+                <w:sz w:val="10"/>
+              </w:rPr>
+              <w:t>`vper</w:t>
+            </w:r>
+            <w:r>
+              <w:rPr>
+                <w:sz w:val="10"/>
+              </w:rPr>
+              <w:t xml:space="preserve"> </w:t>
+            </w:r>
+            <w:r>
+              <w:rPr>
+                <w:rFonts w:ascii="Avva_Shenouda" w:hAnsi="Avva_Shenouda" w:eastAsia="Avva_Shenouda" w:cs="Avva_Shenouda"/>
+                <w:sz w:val="10"/>
+              </w:rPr>
+              <w:t>twn</w:t>
+            </w:r>
+            <w:r>
+              <w:rPr>
+                <w:sz w:val="10"/>
+              </w:rPr>
+              <w:t xml:space="preserve"> </w:t>
+            </w:r>
+            <w:r>
+              <w:rPr>
+                <w:rFonts w:ascii="Avva_Shenouda" w:hAnsi="Avva_Shenouda" w:eastAsia="Avva_Shenouda" w:cs="Avva_Shenouda"/>
+                <w:sz w:val="10"/>
+              </w:rPr>
+              <w:t>`3jovmenwn</w:t>
+            </w:r>
+            <w:r>
+              <w:rPr>
+                <w:sz w:val="10"/>
+              </w:rPr>
+              <w:t xml:space="preserve"> </w:t>
+            </w:r>
+            <w:r>
+              <w:rPr>
+                <w:rFonts w:ascii="Avva_Shenouda" w:hAnsi="Avva_Shenouda" w:eastAsia="Avva_Shenouda" w:cs="Avva_Shenouda"/>
+                <w:sz w:val="10"/>
+              </w:rPr>
+              <w:t>ke</w:t>
+            </w:r>
+            <w:r>
+              <w:rPr>
+                <w:sz w:val="10"/>
+              </w:rPr>
+              <w:t xml:space="preserve"> </w:t>
+            </w:r>
+            <w:r>
+              <w:rPr>
+                <w:rFonts w:ascii="Avva_Shenouda" w:hAnsi="Avva_Shenouda" w:eastAsia="Avva_Shenouda" w:cs="Avva_Shenouda"/>
+                <w:sz w:val="10"/>
+              </w:rPr>
+              <w:t>`precbvterwn</w:t>
+            </w:r>
+            <w:r>
+              <w:rPr>
+                <w:sz w:val="10"/>
+              </w:rPr>
+              <w:t xml:space="preserve"> </w:t>
+            </w:r>
+            <w:r>
+              <w:rPr>
+                <w:rFonts w:ascii="Avva_Shenouda" w:hAnsi="Avva_Shenouda" w:eastAsia="Avva_Shenouda" w:cs="Avva_Shenouda"/>
+                <w:sz w:val="10"/>
+              </w:rPr>
+              <w:t>ke</w:t>
+            </w:r>
+            <w:r>
+              <w:rPr>
+                <w:sz w:val="10"/>
+              </w:rPr>
+              <w:t xml:space="preserve"> </w:t>
+            </w:r>
+            <w:r>
+              <w:rPr>
+                <w:rFonts w:ascii="Avva_Shenouda" w:hAnsi="Avva_Shenouda" w:eastAsia="Avva_Shenouda" w:cs="Avva_Shenouda"/>
+                <w:sz w:val="10"/>
+              </w:rPr>
+              <w:t>diakonwn</w:t>
+            </w:r>
+            <w:r>
+              <w:rPr>
+                <w:sz w:val="10"/>
+              </w:rPr>
+              <w:t xml:space="preserve"> </w:t>
+            </w:r>
+            <w:r>
+              <w:rPr>
+                <w:rFonts w:ascii="Avva_Shenouda" w:hAnsi="Avva_Shenouda" w:eastAsia="Avva_Shenouda" w:cs="Avva_Shenouda"/>
+                <w:sz w:val="10"/>
+              </w:rPr>
+              <w:t>ke</w:t>
+            </w:r>
+            <w:r>
+              <w:rPr>
+                <w:sz w:val="10"/>
+              </w:rPr>
+              <w:t xml:space="preserve"> </w:t>
+            </w:r>
+            <w:r>
+              <w:rPr>
+                <w:rFonts w:ascii="Avva_Shenouda" w:hAnsi="Avva_Shenouda" w:eastAsia="Avva_Shenouda" w:cs="Avva_Shenouda"/>
+                <w:sz w:val="10"/>
+              </w:rPr>
+              <w:t>`vpodiakwnwn</w:t>
+            </w:r>
+            <w:r>
+              <w:rPr>
+                <w:sz w:val="10"/>
+              </w:rPr>
+              <w:t xml:space="preserve"> </w:t>
+            </w:r>
+            <w:r>
+              <w:rPr>
+                <w:rFonts w:ascii="Avva_Shenouda" w:hAnsi="Avva_Shenouda" w:eastAsia="Avva_Shenouda" w:cs="Avva_Shenouda"/>
+                <w:sz w:val="10"/>
+              </w:rPr>
+              <w:t>epta</w:t>
+            </w:r>
+            <w:r>
+              <w:rPr>
+                <w:sz w:val="10"/>
+              </w:rPr>
+              <w:t xml:space="preserve"> </w:t>
+            </w:r>
+            <w:r>
+              <w:rPr>
+                <w:rFonts w:ascii="Avva_Shenouda" w:hAnsi="Avva_Shenouda" w:eastAsia="Avva_Shenouda" w:cs="Avva_Shenouda"/>
+                <w:sz w:val="10"/>
+              </w:rPr>
+              <w:t>tajmatwn</w:t>
+            </w:r>
+            <w:r>
+              <w:rPr>
+                <w:sz w:val="10"/>
+              </w:rPr>
+              <w:t xml:space="preserve"> </w:t>
+            </w:r>
+            <w:r>
+              <w:rPr>
+                <w:rFonts w:ascii="Avva_Shenouda" w:hAnsi="Avva_Shenouda" w:eastAsia="Avva_Shenouda" w:cs="Avva_Shenouda"/>
+                <w:sz w:val="10"/>
+              </w:rPr>
+              <w:t>tov</w:t>
+            </w:r>
+            <w:r>
+              <w:rPr>
+                <w:sz w:val="10"/>
+              </w:rPr>
+              <w:t xml:space="preserve"> </w:t>
+            </w:r>
+            <w:r>
+              <w:rPr>
+                <w:rFonts w:ascii="Avva_Shenouda" w:hAnsi="Avva_Shenouda" w:eastAsia="Avva_Shenouda" w:cs="Avva_Shenouda"/>
+                <w:sz w:val="10"/>
+              </w:rPr>
+              <w:t>)eov</w:t>
+            </w:r>
+            <w:r>
+              <w:rPr>
+                <w:sz w:val="10"/>
+              </w:rPr>
+              <w:t xml:space="preserve"> </w:t>
+            </w:r>
+            <w:r>
+              <w:rPr>
+                <w:rFonts w:ascii="Avva_Shenouda" w:hAnsi="Avva_Shenouda" w:eastAsia="Avva_Shenouda" w:cs="Avva_Shenouda"/>
+                <w:sz w:val="10"/>
+              </w:rPr>
+              <w:t>t3c</w:t>
+            </w:r>
+            <w:r>
+              <w:rPr>
+                <w:sz w:val="10"/>
+              </w:rPr>
+              <w:t xml:space="preserve"> </w:t>
+            </w:r>
+            <w:r>
+              <w:rPr>
+                <w:rFonts w:ascii="Avva_Shenouda" w:hAnsi="Avva_Shenouda" w:eastAsia="Avva_Shenouda" w:cs="Avva_Shenouda"/>
+                <w:sz w:val="10"/>
+              </w:rPr>
+              <w:t>Ekkl3ciac</w:t>
+            </w:r>
+            <w:r>
+              <w:rPr>
+                <w:sz w:val="10"/>
+              </w:rPr>
+              <w:t>.</w:t>
             </w:r>
           </w:p>
         </w:tc>
@@ -1557,7 +4847,273 @@
                 <w:rFonts w:ascii="Avva_Shenouda" w:hAnsi="Avva_Shenouda" w:eastAsia="Avva_Shenouda" w:cs="Avva_Shenouda"/>
                 <w:sz w:val="10"/>
               </w:rPr>
-              <w:t>`Procev7ac0e `vper t3c cwt3riac tov kocmov ke t3c polewc `vmwn tavt3c ke pacwn polewn: ke twn xwrwn ke n3cwn ke monact3rion.</w:t>
+              <w:t>`Procev7ac0e</w:t>
+            </w:r>
+            <w:r>
+              <w:rPr>
+                <w:sz w:val="10"/>
+              </w:rPr>
+              <w:t xml:space="preserve"> </w:t>
+            </w:r>
+            <w:r>
+              <w:rPr>
+                <w:rFonts w:ascii="Avva_Shenouda" w:hAnsi="Avva_Shenouda" w:eastAsia="Avva_Shenouda" w:cs="Avva_Shenouda"/>
+                <w:sz w:val="10"/>
+              </w:rPr>
+              <w:t>`vper</w:t>
+            </w:r>
+            <w:r>
+              <w:rPr>
+                <w:sz w:val="10"/>
+              </w:rPr>
+              <w:t xml:space="preserve"> </w:t>
+            </w:r>
+            <w:r>
+              <w:rPr>
+                <w:rFonts w:ascii="Avva_Shenouda" w:hAnsi="Avva_Shenouda" w:eastAsia="Avva_Shenouda" w:cs="Avva_Shenouda"/>
+                <w:sz w:val="10"/>
+              </w:rPr>
+              <w:t>t3c</w:t>
+            </w:r>
+            <w:r>
+              <w:rPr>
+                <w:sz w:val="10"/>
+              </w:rPr>
+              <w:t xml:space="preserve"> </w:t>
+            </w:r>
+            <w:r>
+              <w:rPr>
+                <w:rFonts w:ascii="Avva_Shenouda" w:hAnsi="Avva_Shenouda" w:eastAsia="Avva_Shenouda" w:cs="Avva_Shenouda"/>
+                <w:sz w:val="10"/>
+              </w:rPr>
+              <w:t>cwt3riac</w:t>
+            </w:r>
+            <w:r>
+              <w:rPr>
+                <w:sz w:val="10"/>
+              </w:rPr>
+              <w:t xml:space="preserve"> </w:t>
+            </w:r>
+            <w:r>
+              <w:rPr>
+                <w:rFonts w:ascii="Avva_Shenouda" w:hAnsi="Avva_Shenouda" w:eastAsia="Avva_Shenouda" w:cs="Avva_Shenouda"/>
+                <w:sz w:val="10"/>
+              </w:rPr>
+              <w:t>tov</w:t>
+            </w:r>
+            <w:r>
+              <w:rPr>
+                <w:sz w:val="10"/>
+              </w:rPr>
+              <w:t xml:space="preserve"> </w:t>
+            </w:r>
+            <w:r>
+              <w:rPr>
+                <w:rFonts w:ascii="Avva_Shenouda" w:hAnsi="Avva_Shenouda" w:eastAsia="Avva_Shenouda" w:cs="Avva_Shenouda"/>
+                <w:sz w:val="10"/>
+              </w:rPr>
+              <w:t>kocmov</w:t>
+            </w:r>
+            <w:r>
+              <w:rPr>
+                <w:sz w:val="10"/>
+              </w:rPr>
+              <w:t xml:space="preserve"> </w:t>
+            </w:r>
+            <w:r>
+              <w:rPr>
+                <w:rFonts w:ascii="Avva_Shenouda" w:hAnsi="Avva_Shenouda" w:eastAsia="Avva_Shenouda" w:cs="Avva_Shenouda"/>
+                <w:sz w:val="10"/>
+              </w:rPr>
+              <w:t>ke</w:t>
+            </w:r>
+            <w:r>
+              <w:rPr>
+                <w:sz w:val="10"/>
+              </w:rPr>
+              <w:t xml:space="preserve"> </w:t>
+            </w:r>
+            <w:r>
+              <w:rPr>
+                <w:rFonts w:ascii="Avva_Shenouda" w:hAnsi="Avva_Shenouda" w:eastAsia="Avva_Shenouda" w:cs="Avva_Shenouda"/>
+                <w:sz w:val="10"/>
+              </w:rPr>
+              <w:t>t3c</w:t>
+            </w:r>
+            <w:r>
+              <w:rPr>
+                <w:sz w:val="10"/>
+              </w:rPr>
+              <w:t xml:space="preserve"> </w:t>
+            </w:r>
+            <w:r>
+              <w:rPr>
+                <w:rFonts w:ascii="Avva_Shenouda" w:hAnsi="Avva_Shenouda" w:eastAsia="Avva_Shenouda" w:cs="Avva_Shenouda"/>
+                <w:sz w:val="10"/>
+              </w:rPr>
+              <w:t>polewc</w:t>
+            </w:r>
+            <w:r>
+              <w:rPr>
+                <w:sz w:val="10"/>
+              </w:rPr>
+              <w:t xml:space="preserve"> </w:t>
+            </w:r>
+            <w:r>
+              <w:rPr>
+                <w:rFonts w:ascii="Avva_Shenouda" w:hAnsi="Avva_Shenouda" w:eastAsia="Avva_Shenouda" w:cs="Avva_Shenouda"/>
+                <w:sz w:val="10"/>
+              </w:rPr>
+              <w:t>`vmwn</w:t>
+            </w:r>
+            <w:r>
+              <w:rPr>
+                <w:sz w:val="10"/>
+              </w:rPr>
+              <w:t xml:space="preserve"> </w:t>
+            </w:r>
+            <w:r>
+              <w:rPr>
+                <w:rFonts w:ascii="Avva_Shenouda" w:hAnsi="Avva_Shenouda" w:eastAsia="Avva_Shenouda" w:cs="Avva_Shenouda"/>
+                <w:sz w:val="10"/>
+              </w:rPr>
+              <w:t>tavt3c</w:t>
+            </w:r>
+            <w:r>
+              <w:rPr>
+                <w:sz w:val="10"/>
+              </w:rPr>
+              <w:t xml:space="preserve"> </w:t>
+            </w:r>
+            <w:r>
+              <w:rPr>
+                <w:rFonts w:ascii="Avva_Shenouda" w:hAnsi="Avva_Shenouda" w:eastAsia="Avva_Shenouda" w:cs="Avva_Shenouda"/>
+                <w:sz w:val="10"/>
+              </w:rPr>
+              <w:t>ke</w:t>
+            </w:r>
+            <w:r>
+              <w:rPr>
+                <w:sz w:val="10"/>
+              </w:rPr>
+              <w:t xml:space="preserve"> </w:t>
+            </w:r>
+            <w:r>
+              <w:rPr>
+                <w:rFonts w:ascii="Avva_Shenouda" w:hAnsi="Avva_Shenouda" w:eastAsia="Avva_Shenouda" w:cs="Avva_Shenouda"/>
+                <w:sz w:val="10"/>
+              </w:rPr>
+              <w:t>pacwn</w:t>
+            </w:r>
+            <w:r>
+              <w:rPr>
+                <w:sz w:val="10"/>
+              </w:rPr>
+              <w:t xml:space="preserve"> </w:t>
+            </w:r>
+            <w:r>
+              <w:rPr>
+                <w:rFonts w:ascii="Avva_Shenouda" w:hAnsi="Avva_Shenouda" w:eastAsia="Avva_Shenouda" w:cs="Avva_Shenouda"/>
+                <w:sz w:val="10"/>
+              </w:rPr>
+              <w:t>polewn</w:t>
+            </w:r>
+            <w:r>
+              <w:rPr>
+                <w:sz w:val="10"/>
+              </w:rPr>
+              <w:t xml:space="preserve">: </w:t>
+            </w:r>
+            <w:r>
+              <w:rPr>
+                <w:rFonts w:ascii="Avva_Shenouda" w:hAnsi="Avva_Shenouda" w:eastAsia="Avva_Shenouda" w:cs="Avva_Shenouda"/>
+                <w:sz w:val="10"/>
+              </w:rPr>
+              <w:t>ke</w:t>
+            </w:r>
+            <w:r>
+              <w:rPr>
+                <w:sz w:val="10"/>
+              </w:rPr>
+              <w:t xml:space="preserve"> </w:t>
+            </w:r>
+            <w:r>
+              <w:rPr>
+                <w:rFonts w:ascii="Avva_Shenouda" w:hAnsi="Avva_Shenouda" w:eastAsia="Avva_Shenouda" w:cs="Avva_Shenouda"/>
+                <w:sz w:val="10"/>
+              </w:rPr>
+              <w:t>twn</w:t>
+            </w:r>
+            <w:r>
+              <w:rPr>
+                <w:sz w:val="10"/>
+              </w:rPr>
+              <w:t xml:space="preserve"> </w:t>
+            </w:r>
+            <w:r>
+              <w:rPr>
+                <w:rFonts w:ascii="Avva_Shenouda" w:hAnsi="Avva_Shenouda" w:eastAsia="Avva_Shenouda" w:cs="Avva_Shenouda"/>
+                <w:sz w:val="10"/>
+              </w:rPr>
+              <w:t>xwrwn</w:t>
+            </w:r>
+            <w:r>
+              <w:rPr>
+                <w:sz w:val="10"/>
+              </w:rPr>
+              <w:t xml:space="preserve"> </w:t>
+            </w:r>
+            <w:r>
+              <w:rPr>
+                <w:rFonts w:ascii="Avva_Shenouda" w:hAnsi="Avva_Shenouda" w:eastAsia="Avva_Shenouda" w:cs="Avva_Shenouda"/>
+                <w:sz w:val="10"/>
+              </w:rPr>
+              <w:t>ke</w:t>
+            </w:r>
+            <w:r>
+              <w:rPr>
+                <w:sz w:val="10"/>
+              </w:rPr>
+              <w:t xml:space="preserve"> </w:t>
+            </w:r>
+            <w:r>
+              <w:rPr>
+                <w:rFonts w:ascii="Avva_Shenouda" w:hAnsi="Avva_Shenouda" w:eastAsia="Avva_Shenouda" w:cs="Avva_Shenouda"/>
+                <w:sz w:val="10"/>
+              </w:rPr>
+              <w:t>n3cwn</w:t>
+            </w:r>
+            <w:r>
+              <w:rPr>
+                <w:sz w:val="10"/>
+              </w:rPr>
+              <w:t xml:space="preserve"> </w:t>
+            </w:r>
+            <w:r>
+              <w:rPr>
+                <w:rFonts w:ascii="Avva_Shenouda" w:hAnsi="Avva_Shenouda" w:eastAsia="Avva_Shenouda" w:cs="Avva_Shenouda"/>
+                <w:sz w:val="10"/>
+              </w:rPr>
+              <w:t>ke</w:t>
+            </w:r>
+            <w:r>
+              <w:rPr>
+                <w:sz w:val="10"/>
+              </w:rPr>
+              <w:t xml:space="preserve"> </w:t>
+            </w:r>
+            <w:r>
+              <w:rPr>
+                <w:rFonts w:ascii="Avva_Shenouda" w:hAnsi="Avva_Shenouda" w:eastAsia="Avva_Shenouda" w:cs="Avva_Shenouda"/>
+                <w:sz w:val="10"/>
+              </w:rPr>
+              <w:t>monact3rion</w:t>
+            </w:r>
+            <w:r>
+              <w:rPr>
+                <w:sz w:val="10"/>
+              </w:rPr>
+              <w:t>.</w:t>
             </w:r>
           </w:p>
         </w:tc>
@@ -1644,7 +5200,468 @@
                 <w:rFonts w:ascii="Avva_Shenouda" w:hAnsi="Avva_Shenouda" w:eastAsia="Avva_Shenouda" w:cs="Avva_Shenouda"/>
                 <w:sz w:val="10"/>
               </w:rPr>
-              <w:t>Twbh `egen `pginmo2i `e`p2wi `nte niiarwov `mmwov qen tairompi 0ai: hina `nte Pi`xrictoc Pennov5 `cmov `erwov: `nte4`enov `e`p2wi kata nov2i: `nte45 `m`povno4 `m`pho `m`pkahi: `nte42anov2ten qa ni23ri `nte nirwmi: `nte45 `m`fnohem `nnitebnwov`i: `nte4xa nennobi nan `ebol.</w:t>
+              <w:t>Twbh</w:t>
+            </w:r>
+            <w:r>
+              <w:rPr>
+                <w:sz w:val="10"/>
+              </w:rPr>
+              <w:t xml:space="preserve"> </w:t>
+            </w:r>
+            <w:r>
+              <w:rPr>
+                <w:rFonts w:ascii="Avva_Shenouda" w:hAnsi="Avva_Shenouda" w:eastAsia="Avva_Shenouda" w:cs="Avva_Shenouda"/>
+                <w:sz w:val="10"/>
+              </w:rPr>
+              <w:t>`egen</w:t>
+            </w:r>
+            <w:r>
+              <w:rPr>
+                <w:sz w:val="10"/>
+              </w:rPr>
+              <w:t xml:space="preserve"> </w:t>
+            </w:r>
+            <w:r>
+              <w:rPr>
+                <w:rFonts w:ascii="Avva_Shenouda" w:hAnsi="Avva_Shenouda" w:eastAsia="Avva_Shenouda" w:cs="Avva_Shenouda"/>
+                <w:sz w:val="10"/>
+              </w:rPr>
+              <w:t>`pginmo2i</w:t>
+            </w:r>
+            <w:r>
+              <w:rPr>
+                <w:sz w:val="10"/>
+              </w:rPr>
+              <w:t xml:space="preserve"> </w:t>
+            </w:r>
+            <w:r>
+              <w:rPr>
+                <w:rFonts w:ascii="Avva_Shenouda" w:hAnsi="Avva_Shenouda" w:eastAsia="Avva_Shenouda" w:cs="Avva_Shenouda"/>
+                <w:sz w:val="10"/>
+              </w:rPr>
+              <w:t>`e`p2wi</w:t>
+            </w:r>
+            <w:r>
+              <w:rPr>
+                <w:sz w:val="10"/>
+              </w:rPr>
+              <w:t xml:space="preserve"> </w:t>
+            </w:r>
+            <w:r>
+              <w:rPr>
+                <w:rFonts w:ascii="Avva_Shenouda" w:hAnsi="Avva_Shenouda" w:eastAsia="Avva_Shenouda" w:cs="Avva_Shenouda"/>
+                <w:sz w:val="10"/>
+              </w:rPr>
+              <w:t>`nte</w:t>
+            </w:r>
+            <w:r>
+              <w:rPr>
+                <w:sz w:val="10"/>
+              </w:rPr>
+              <w:t xml:space="preserve"> </w:t>
+            </w:r>
+            <w:r>
+              <w:rPr>
+                <w:rFonts w:ascii="Avva_Shenouda" w:hAnsi="Avva_Shenouda" w:eastAsia="Avva_Shenouda" w:cs="Avva_Shenouda"/>
+                <w:sz w:val="10"/>
+              </w:rPr>
+              <w:t>niiarwov</w:t>
+            </w:r>
+            <w:r>
+              <w:rPr>
+                <w:sz w:val="10"/>
+              </w:rPr>
+              <w:t xml:space="preserve"> </w:t>
+            </w:r>
+            <w:r>
+              <w:rPr>
+                <w:rFonts w:ascii="Avva_Shenouda" w:hAnsi="Avva_Shenouda" w:eastAsia="Avva_Shenouda" w:cs="Avva_Shenouda"/>
+                <w:sz w:val="10"/>
+              </w:rPr>
+              <w:t>`mmwov</w:t>
+            </w:r>
+            <w:r>
+              <w:rPr>
+                <w:sz w:val="10"/>
+              </w:rPr>
+              <w:t xml:space="preserve"> </w:t>
+            </w:r>
+            <w:r>
+              <w:rPr>
+                <w:rFonts w:ascii="Avva_Shenouda" w:hAnsi="Avva_Shenouda" w:eastAsia="Avva_Shenouda" w:cs="Avva_Shenouda"/>
+                <w:sz w:val="10"/>
+              </w:rPr>
+              <w:t>qen</w:t>
+            </w:r>
+            <w:r>
+              <w:rPr>
+                <w:sz w:val="10"/>
+              </w:rPr>
+              <w:t xml:space="preserve"> </w:t>
+            </w:r>
+            <w:r>
+              <w:rPr>
+                <w:rFonts w:ascii="Avva_Shenouda" w:hAnsi="Avva_Shenouda" w:eastAsia="Avva_Shenouda" w:cs="Avva_Shenouda"/>
+                <w:sz w:val="10"/>
+              </w:rPr>
+              <w:t>tairompi</w:t>
+            </w:r>
+            <w:r>
+              <w:rPr>
+                <w:sz w:val="10"/>
+              </w:rPr>
+              <w:t xml:space="preserve"> </w:t>
+            </w:r>
+            <w:r>
+              <w:rPr>
+                <w:rFonts w:ascii="Avva_Shenouda" w:hAnsi="Avva_Shenouda" w:eastAsia="Avva_Shenouda" w:cs="Avva_Shenouda"/>
+                <w:sz w:val="10"/>
+              </w:rPr>
+              <w:t>0ai</w:t>
+            </w:r>
+            <w:r>
+              <w:rPr>
+                <w:sz w:val="10"/>
+              </w:rPr>
+              <w:t xml:space="preserve">: </w:t>
+            </w:r>
+            <w:r>
+              <w:rPr>
+                <w:rFonts w:ascii="Avva_Shenouda" w:hAnsi="Avva_Shenouda" w:eastAsia="Avva_Shenouda" w:cs="Avva_Shenouda"/>
+                <w:sz w:val="10"/>
+              </w:rPr>
+              <w:t>hina</w:t>
+            </w:r>
+            <w:r>
+              <w:rPr>
+                <w:sz w:val="10"/>
+              </w:rPr>
+              <w:t xml:space="preserve"> </w:t>
+            </w:r>
+            <w:r>
+              <w:rPr>
+                <w:rFonts w:ascii="Avva_Shenouda" w:hAnsi="Avva_Shenouda" w:eastAsia="Avva_Shenouda" w:cs="Avva_Shenouda"/>
+                <w:sz w:val="10"/>
+              </w:rPr>
+              <w:t>`nte</w:t>
+            </w:r>
+            <w:r>
+              <w:rPr>
+                <w:sz w:val="10"/>
+              </w:rPr>
+              <w:t xml:space="preserve"> </w:t>
+            </w:r>
+            <w:r>
+              <w:rPr>
+                <w:rFonts w:ascii="Avva_Shenouda" w:hAnsi="Avva_Shenouda" w:eastAsia="Avva_Shenouda" w:cs="Avva_Shenouda"/>
+                <w:sz w:val="10"/>
+              </w:rPr>
+              <w:t>Pi`xrictoc</w:t>
+            </w:r>
+            <w:r>
+              <w:rPr>
+                <w:sz w:val="10"/>
+              </w:rPr>
+              <w:t xml:space="preserve"> </w:t>
+            </w:r>
+            <w:r>
+              <w:rPr>
+                <w:rFonts w:ascii="Avva_Shenouda" w:hAnsi="Avva_Shenouda" w:eastAsia="Avva_Shenouda" w:cs="Avva_Shenouda"/>
+                <w:sz w:val="10"/>
+              </w:rPr>
+              <w:t>Pennov5</w:t>
+            </w:r>
+            <w:r>
+              <w:rPr>
+                <w:sz w:val="10"/>
+              </w:rPr>
+              <w:t xml:space="preserve"> </w:t>
+            </w:r>
+            <w:r>
+              <w:rPr>
+                <w:rFonts w:ascii="Avva_Shenouda" w:hAnsi="Avva_Shenouda" w:eastAsia="Avva_Shenouda" w:cs="Avva_Shenouda"/>
+                <w:sz w:val="10"/>
+              </w:rPr>
+              <w:t>`cmov</w:t>
+            </w:r>
+            <w:r>
+              <w:rPr>
+                <w:sz w:val="10"/>
+              </w:rPr>
+              <w:t xml:space="preserve"> </w:t>
+            </w:r>
+            <w:r>
+              <w:rPr>
+                <w:rFonts w:ascii="Avva_Shenouda" w:hAnsi="Avva_Shenouda" w:eastAsia="Avva_Shenouda" w:cs="Avva_Shenouda"/>
+                <w:sz w:val="10"/>
+              </w:rPr>
+              <w:t>`erwov</w:t>
+            </w:r>
+            <w:r>
+              <w:rPr>
+                <w:sz w:val="10"/>
+              </w:rPr>
+              <w:t xml:space="preserve">: </w:t>
+            </w:r>
+            <w:r>
+              <w:rPr>
+                <w:rFonts w:ascii="Avva_Shenouda" w:hAnsi="Avva_Shenouda" w:eastAsia="Avva_Shenouda" w:cs="Avva_Shenouda"/>
+                <w:sz w:val="10"/>
+              </w:rPr>
+              <w:t>`nte4`enov</w:t>
+            </w:r>
+            <w:r>
+              <w:rPr>
+                <w:sz w:val="10"/>
+              </w:rPr>
+              <w:t xml:space="preserve"> </w:t>
+            </w:r>
+            <w:r>
+              <w:rPr>
+                <w:rFonts w:ascii="Avva_Shenouda" w:hAnsi="Avva_Shenouda" w:eastAsia="Avva_Shenouda" w:cs="Avva_Shenouda"/>
+                <w:sz w:val="10"/>
+              </w:rPr>
+              <w:t>`e`p2wi</w:t>
+            </w:r>
+            <w:r>
+              <w:rPr>
+                <w:sz w:val="10"/>
+              </w:rPr>
+              <w:t xml:space="preserve"> </w:t>
+            </w:r>
+            <w:r>
+              <w:rPr>
+                <w:rFonts w:ascii="Avva_Shenouda" w:hAnsi="Avva_Shenouda" w:eastAsia="Avva_Shenouda" w:cs="Avva_Shenouda"/>
+                <w:sz w:val="10"/>
+              </w:rPr>
+              <w:t>kata</w:t>
+            </w:r>
+            <w:r>
+              <w:rPr>
+                <w:sz w:val="10"/>
+              </w:rPr>
+              <w:t xml:space="preserve"> </w:t>
+            </w:r>
+            <w:r>
+              <w:rPr>
+                <w:rFonts w:ascii="Avva_Shenouda" w:hAnsi="Avva_Shenouda" w:eastAsia="Avva_Shenouda" w:cs="Avva_Shenouda"/>
+                <w:sz w:val="10"/>
+              </w:rPr>
+              <w:t>nov2i</w:t>
+            </w:r>
+            <w:r>
+              <w:rPr>
+                <w:sz w:val="10"/>
+              </w:rPr>
+              <w:t xml:space="preserve">: </w:t>
+            </w:r>
+            <w:r>
+              <w:rPr>
+                <w:rFonts w:ascii="Avva_Shenouda" w:hAnsi="Avva_Shenouda" w:eastAsia="Avva_Shenouda" w:cs="Avva_Shenouda"/>
+                <w:sz w:val="10"/>
+              </w:rPr>
+              <w:t>`nte45</w:t>
+            </w:r>
+            <w:r>
+              <w:rPr>
+                <w:sz w:val="10"/>
+              </w:rPr>
+              <w:t xml:space="preserve"> </w:t>
+            </w:r>
+            <w:r>
+              <w:rPr>
+                <w:rFonts w:ascii="Avva_Shenouda" w:hAnsi="Avva_Shenouda" w:eastAsia="Avva_Shenouda" w:cs="Avva_Shenouda"/>
+                <w:sz w:val="10"/>
+              </w:rPr>
+              <w:t>`m`povno4</w:t>
+            </w:r>
+            <w:r>
+              <w:rPr>
+                <w:sz w:val="10"/>
+              </w:rPr>
+              <w:t xml:space="preserve"> </w:t>
+            </w:r>
+            <w:r>
+              <w:rPr>
+                <w:rFonts w:ascii="Avva_Shenouda" w:hAnsi="Avva_Shenouda" w:eastAsia="Avva_Shenouda" w:cs="Avva_Shenouda"/>
+                <w:sz w:val="10"/>
+              </w:rPr>
+              <w:t>`m`pho</w:t>
+            </w:r>
+            <w:r>
+              <w:rPr>
+                <w:sz w:val="10"/>
+              </w:rPr>
+              <w:t xml:space="preserve"> </w:t>
+            </w:r>
+            <w:r>
+              <w:rPr>
+                <w:rFonts w:ascii="Avva_Shenouda" w:hAnsi="Avva_Shenouda" w:eastAsia="Avva_Shenouda" w:cs="Avva_Shenouda"/>
+                <w:sz w:val="10"/>
+              </w:rPr>
+              <w:t>`m`pkahi</w:t>
+            </w:r>
+            <w:r>
+              <w:rPr>
+                <w:sz w:val="10"/>
+              </w:rPr>
+              <w:t xml:space="preserve">: </w:t>
+            </w:r>
+            <w:r>
+              <w:rPr>
+                <w:rFonts w:ascii="Avva_Shenouda" w:hAnsi="Avva_Shenouda" w:eastAsia="Avva_Shenouda" w:cs="Avva_Shenouda"/>
+                <w:sz w:val="10"/>
+              </w:rPr>
+              <w:t>`nte42anov2ten</w:t>
+            </w:r>
+            <w:r>
+              <w:rPr>
+                <w:sz w:val="10"/>
+              </w:rPr>
+              <w:t xml:space="preserve"> </w:t>
+            </w:r>
+            <w:r>
+              <w:rPr>
+                <w:rFonts w:ascii="Avva_Shenouda" w:hAnsi="Avva_Shenouda" w:eastAsia="Avva_Shenouda" w:cs="Avva_Shenouda"/>
+                <w:sz w:val="10"/>
+              </w:rPr>
+              <w:t>qa</w:t>
+            </w:r>
+            <w:r>
+              <w:rPr>
+                <w:sz w:val="10"/>
+              </w:rPr>
+              <w:t xml:space="preserve"> </w:t>
+            </w:r>
+            <w:r>
+              <w:rPr>
+                <w:rFonts w:ascii="Avva_Shenouda" w:hAnsi="Avva_Shenouda" w:eastAsia="Avva_Shenouda" w:cs="Avva_Shenouda"/>
+                <w:sz w:val="10"/>
+              </w:rPr>
+              <w:t>ni23ri</w:t>
+            </w:r>
+            <w:r>
+              <w:rPr>
+                <w:sz w:val="10"/>
+              </w:rPr>
+              <w:t xml:space="preserve"> </w:t>
+            </w:r>
+            <w:r>
+              <w:rPr>
+                <w:rFonts w:ascii="Avva_Shenouda" w:hAnsi="Avva_Shenouda" w:eastAsia="Avva_Shenouda" w:cs="Avva_Shenouda"/>
+                <w:sz w:val="10"/>
+              </w:rPr>
+              <w:t>`nte</w:t>
+            </w:r>
+            <w:r>
+              <w:rPr>
+                <w:sz w:val="10"/>
+              </w:rPr>
+              <w:t xml:space="preserve"> </w:t>
+            </w:r>
+            <w:r>
+              <w:rPr>
+                <w:rFonts w:ascii="Avva_Shenouda" w:hAnsi="Avva_Shenouda" w:eastAsia="Avva_Shenouda" w:cs="Avva_Shenouda"/>
+                <w:sz w:val="10"/>
+              </w:rPr>
+              <w:t>nirwmi</w:t>
+            </w:r>
+            <w:r>
+              <w:rPr>
+                <w:sz w:val="10"/>
+              </w:rPr>
+              <w:t xml:space="preserve">: </w:t>
+            </w:r>
+            <w:r>
+              <w:rPr>
+                <w:rFonts w:ascii="Avva_Shenouda" w:hAnsi="Avva_Shenouda" w:eastAsia="Avva_Shenouda" w:cs="Avva_Shenouda"/>
+                <w:sz w:val="10"/>
+              </w:rPr>
+              <w:t>`nte45</w:t>
+            </w:r>
+            <w:r>
+              <w:rPr>
+                <w:sz w:val="10"/>
+              </w:rPr>
+              <w:t xml:space="preserve"> </w:t>
+            </w:r>
+            <w:r>
+              <w:rPr>
+                <w:rFonts w:ascii="Avva_Shenouda" w:hAnsi="Avva_Shenouda" w:eastAsia="Avva_Shenouda" w:cs="Avva_Shenouda"/>
+                <w:sz w:val="10"/>
+              </w:rPr>
+              <w:t>`m`fnohem</w:t>
+            </w:r>
+            <w:r>
+              <w:rPr>
+                <w:sz w:val="10"/>
+              </w:rPr>
+              <w:t xml:space="preserve"> </w:t>
+            </w:r>
+            <w:r>
+              <w:rPr>
+                <w:rFonts w:ascii="Avva_Shenouda" w:hAnsi="Avva_Shenouda" w:eastAsia="Avva_Shenouda" w:cs="Avva_Shenouda"/>
+                <w:sz w:val="10"/>
+              </w:rPr>
+              <w:t>`nnitebnwov`i</w:t>
+            </w:r>
+            <w:r>
+              <w:rPr>
+                <w:sz w:val="10"/>
+              </w:rPr>
+              <w:t xml:space="preserve">: </w:t>
+            </w:r>
+            <w:r>
+              <w:rPr>
+                <w:rFonts w:ascii="Avva_Shenouda" w:hAnsi="Avva_Shenouda" w:eastAsia="Avva_Shenouda" w:cs="Avva_Shenouda"/>
+                <w:sz w:val="10"/>
+              </w:rPr>
+              <w:t>`nte4xa</w:t>
+            </w:r>
+            <w:r>
+              <w:rPr>
+                <w:sz w:val="10"/>
+              </w:rPr>
+              <w:t xml:space="preserve"> </w:t>
+            </w:r>
+            <w:r>
+              <w:rPr>
+                <w:rFonts w:ascii="Avva_Shenouda" w:hAnsi="Avva_Shenouda" w:eastAsia="Avva_Shenouda" w:cs="Avva_Shenouda"/>
+                <w:sz w:val="10"/>
+              </w:rPr>
+              <w:t>nennobi</w:t>
+            </w:r>
+            <w:r>
+              <w:rPr>
+                <w:sz w:val="10"/>
+              </w:rPr>
+              <w:t xml:space="preserve"> </w:t>
+            </w:r>
+            <w:r>
+              <w:rPr>
+                <w:rFonts w:ascii="Avva_Shenouda" w:hAnsi="Avva_Shenouda" w:eastAsia="Avva_Shenouda" w:cs="Avva_Shenouda"/>
+                <w:sz w:val="10"/>
+              </w:rPr>
+              <w:t>nan</w:t>
+            </w:r>
+            <w:r>
+              <w:rPr>
+                <w:sz w:val="10"/>
+              </w:rPr>
+              <w:t xml:space="preserve"> </w:t>
+            </w:r>
+            <w:r>
+              <w:rPr>
+                <w:rFonts w:ascii="Avva_Shenouda" w:hAnsi="Avva_Shenouda" w:eastAsia="Avva_Shenouda" w:cs="Avva_Shenouda"/>
+                <w:sz w:val="10"/>
+              </w:rPr>
+              <w:t>`ebol</w:t>
+            </w:r>
+            <w:r>
+              <w:rPr>
+                <w:sz w:val="10"/>
+              </w:rPr>
+              <w:t>.</w:t>
             </w:r>
           </w:p>
         </w:tc>
@@ -1731,7 +5748,494 @@
                 <w:rFonts w:ascii="Avva_Shenouda" w:hAnsi="Avva_Shenouda" w:eastAsia="Avva_Shenouda" w:cs="Avva_Shenouda"/>
                 <w:sz w:val="10"/>
               </w:rPr>
-              <w:t>Twbh `egen nici5 nem nicim nem nirwt `nte `tkoi qen tairompi 0ai: hina `nte Pi`xrictoc Pennov5 `cmov `erwov: `ntovaiai ovoh `ntov`a2ai 2a `ntovgwk `ebol qen ovni25 `nkarpoc: ovoh `nte42enh3t qa pe4`placma `eta ne4gig 0amio4: `nte4xa nennobi nan `ebol.</w:t>
+              <w:t>Twbh</w:t>
+            </w:r>
+            <w:r>
+              <w:rPr>
+                <w:sz w:val="10"/>
+              </w:rPr>
+              <w:t xml:space="preserve"> </w:t>
+            </w:r>
+            <w:r>
+              <w:rPr>
+                <w:rFonts w:ascii="Avva_Shenouda" w:hAnsi="Avva_Shenouda" w:eastAsia="Avva_Shenouda" w:cs="Avva_Shenouda"/>
+                <w:sz w:val="10"/>
+              </w:rPr>
+              <w:t>`egen</w:t>
+            </w:r>
+            <w:r>
+              <w:rPr>
+                <w:sz w:val="10"/>
+              </w:rPr>
+              <w:t xml:space="preserve"> </w:t>
+            </w:r>
+            <w:r>
+              <w:rPr>
+                <w:rFonts w:ascii="Avva_Shenouda" w:hAnsi="Avva_Shenouda" w:eastAsia="Avva_Shenouda" w:cs="Avva_Shenouda"/>
+                <w:sz w:val="10"/>
+              </w:rPr>
+              <w:t>nici5</w:t>
+            </w:r>
+            <w:r>
+              <w:rPr>
+                <w:sz w:val="10"/>
+              </w:rPr>
+              <w:t xml:space="preserve"> </w:t>
+            </w:r>
+            <w:r>
+              <w:rPr>
+                <w:rFonts w:ascii="Avva_Shenouda" w:hAnsi="Avva_Shenouda" w:eastAsia="Avva_Shenouda" w:cs="Avva_Shenouda"/>
+                <w:sz w:val="10"/>
+              </w:rPr>
+              <w:t>nem</w:t>
+            </w:r>
+            <w:r>
+              <w:rPr>
+                <w:sz w:val="10"/>
+              </w:rPr>
+              <w:t xml:space="preserve"> </w:t>
+            </w:r>
+            <w:r>
+              <w:rPr>
+                <w:rFonts w:ascii="Avva_Shenouda" w:hAnsi="Avva_Shenouda" w:eastAsia="Avva_Shenouda" w:cs="Avva_Shenouda"/>
+                <w:sz w:val="10"/>
+              </w:rPr>
+              <w:t>nicim</w:t>
+            </w:r>
+            <w:r>
+              <w:rPr>
+                <w:sz w:val="10"/>
+              </w:rPr>
+              <w:t xml:space="preserve"> </w:t>
+            </w:r>
+            <w:r>
+              <w:rPr>
+                <w:rFonts w:ascii="Avva_Shenouda" w:hAnsi="Avva_Shenouda" w:eastAsia="Avva_Shenouda" w:cs="Avva_Shenouda"/>
+                <w:sz w:val="10"/>
+              </w:rPr>
+              <w:t>nem</w:t>
+            </w:r>
+            <w:r>
+              <w:rPr>
+                <w:sz w:val="10"/>
+              </w:rPr>
+              <w:t xml:space="preserve"> </w:t>
+            </w:r>
+            <w:r>
+              <w:rPr>
+                <w:rFonts w:ascii="Avva_Shenouda" w:hAnsi="Avva_Shenouda" w:eastAsia="Avva_Shenouda" w:cs="Avva_Shenouda"/>
+                <w:sz w:val="10"/>
+              </w:rPr>
+              <w:t>nirwt</w:t>
+            </w:r>
+            <w:r>
+              <w:rPr>
+                <w:sz w:val="10"/>
+              </w:rPr>
+              <w:t xml:space="preserve"> </w:t>
+            </w:r>
+            <w:r>
+              <w:rPr>
+                <w:rFonts w:ascii="Avva_Shenouda" w:hAnsi="Avva_Shenouda" w:eastAsia="Avva_Shenouda" w:cs="Avva_Shenouda"/>
+                <w:sz w:val="10"/>
+              </w:rPr>
+              <w:t>`nte</w:t>
+            </w:r>
+            <w:r>
+              <w:rPr>
+                <w:sz w:val="10"/>
+              </w:rPr>
+              <w:t xml:space="preserve"> </w:t>
+            </w:r>
+            <w:r>
+              <w:rPr>
+                <w:rFonts w:ascii="Avva_Shenouda" w:hAnsi="Avva_Shenouda" w:eastAsia="Avva_Shenouda" w:cs="Avva_Shenouda"/>
+                <w:sz w:val="10"/>
+              </w:rPr>
+              <w:t>`tkoi</w:t>
+            </w:r>
+            <w:r>
+              <w:rPr>
+                <w:sz w:val="10"/>
+              </w:rPr>
+              <w:t xml:space="preserve"> </w:t>
+            </w:r>
+            <w:r>
+              <w:rPr>
+                <w:rFonts w:ascii="Avva_Shenouda" w:hAnsi="Avva_Shenouda" w:eastAsia="Avva_Shenouda" w:cs="Avva_Shenouda"/>
+                <w:sz w:val="10"/>
+              </w:rPr>
+              <w:t>qen</w:t>
+            </w:r>
+            <w:r>
+              <w:rPr>
+                <w:sz w:val="10"/>
+              </w:rPr>
+              <w:t xml:space="preserve"> </w:t>
+            </w:r>
+            <w:r>
+              <w:rPr>
+                <w:rFonts w:ascii="Avva_Shenouda" w:hAnsi="Avva_Shenouda" w:eastAsia="Avva_Shenouda" w:cs="Avva_Shenouda"/>
+                <w:sz w:val="10"/>
+              </w:rPr>
+              <w:t>tairompi</w:t>
+            </w:r>
+            <w:r>
+              <w:rPr>
+                <w:sz w:val="10"/>
+              </w:rPr>
+              <w:t xml:space="preserve"> </w:t>
+            </w:r>
+            <w:r>
+              <w:rPr>
+                <w:rFonts w:ascii="Avva_Shenouda" w:hAnsi="Avva_Shenouda" w:eastAsia="Avva_Shenouda" w:cs="Avva_Shenouda"/>
+                <w:sz w:val="10"/>
+              </w:rPr>
+              <w:t>0ai</w:t>
+            </w:r>
+            <w:r>
+              <w:rPr>
+                <w:sz w:val="10"/>
+              </w:rPr>
+              <w:t xml:space="preserve">: </w:t>
+            </w:r>
+            <w:r>
+              <w:rPr>
+                <w:rFonts w:ascii="Avva_Shenouda" w:hAnsi="Avva_Shenouda" w:eastAsia="Avva_Shenouda" w:cs="Avva_Shenouda"/>
+                <w:sz w:val="10"/>
+              </w:rPr>
+              <w:t>hina</w:t>
+            </w:r>
+            <w:r>
+              <w:rPr>
+                <w:sz w:val="10"/>
+              </w:rPr>
+              <w:t xml:space="preserve"> </w:t>
+            </w:r>
+            <w:r>
+              <w:rPr>
+                <w:rFonts w:ascii="Avva_Shenouda" w:hAnsi="Avva_Shenouda" w:eastAsia="Avva_Shenouda" w:cs="Avva_Shenouda"/>
+                <w:sz w:val="10"/>
+              </w:rPr>
+              <w:t>`nte</w:t>
+            </w:r>
+            <w:r>
+              <w:rPr>
+                <w:sz w:val="10"/>
+              </w:rPr>
+              <w:t xml:space="preserve"> </w:t>
+            </w:r>
+            <w:r>
+              <w:rPr>
+                <w:rFonts w:ascii="Avva_Shenouda" w:hAnsi="Avva_Shenouda" w:eastAsia="Avva_Shenouda" w:cs="Avva_Shenouda"/>
+                <w:sz w:val="10"/>
+              </w:rPr>
+              <w:t>Pi`xrictoc</w:t>
+            </w:r>
+            <w:r>
+              <w:rPr>
+                <w:sz w:val="10"/>
+              </w:rPr>
+              <w:t xml:space="preserve"> </w:t>
+            </w:r>
+            <w:r>
+              <w:rPr>
+                <w:rFonts w:ascii="Avva_Shenouda" w:hAnsi="Avva_Shenouda" w:eastAsia="Avva_Shenouda" w:cs="Avva_Shenouda"/>
+                <w:sz w:val="10"/>
+              </w:rPr>
+              <w:t>Pennov5</w:t>
+            </w:r>
+            <w:r>
+              <w:rPr>
+                <w:sz w:val="10"/>
+              </w:rPr>
+              <w:t xml:space="preserve"> </w:t>
+            </w:r>
+            <w:r>
+              <w:rPr>
+                <w:rFonts w:ascii="Avva_Shenouda" w:hAnsi="Avva_Shenouda" w:eastAsia="Avva_Shenouda" w:cs="Avva_Shenouda"/>
+                <w:sz w:val="10"/>
+              </w:rPr>
+              <w:t>`cmov</w:t>
+            </w:r>
+            <w:r>
+              <w:rPr>
+                <w:sz w:val="10"/>
+              </w:rPr>
+              <w:t xml:space="preserve"> </w:t>
+            </w:r>
+            <w:r>
+              <w:rPr>
+                <w:rFonts w:ascii="Avva_Shenouda" w:hAnsi="Avva_Shenouda" w:eastAsia="Avva_Shenouda" w:cs="Avva_Shenouda"/>
+                <w:sz w:val="10"/>
+              </w:rPr>
+              <w:t>`erwov</w:t>
+            </w:r>
+            <w:r>
+              <w:rPr>
+                <w:sz w:val="10"/>
+              </w:rPr>
+              <w:t xml:space="preserve">: </w:t>
+            </w:r>
+            <w:r>
+              <w:rPr>
+                <w:rFonts w:ascii="Avva_Shenouda" w:hAnsi="Avva_Shenouda" w:eastAsia="Avva_Shenouda" w:cs="Avva_Shenouda"/>
+                <w:sz w:val="10"/>
+              </w:rPr>
+              <w:t>`ntovaiai</w:t>
+            </w:r>
+            <w:r>
+              <w:rPr>
+                <w:sz w:val="10"/>
+              </w:rPr>
+              <w:t xml:space="preserve"> </w:t>
+            </w:r>
+            <w:r>
+              <w:rPr>
+                <w:rFonts w:ascii="Avva_Shenouda" w:hAnsi="Avva_Shenouda" w:eastAsia="Avva_Shenouda" w:cs="Avva_Shenouda"/>
+                <w:sz w:val="10"/>
+              </w:rPr>
+              <w:t>ovoh</w:t>
+            </w:r>
+            <w:r>
+              <w:rPr>
+                <w:sz w:val="10"/>
+              </w:rPr>
+              <w:t xml:space="preserve"> </w:t>
+            </w:r>
+            <w:r>
+              <w:rPr>
+                <w:rFonts w:ascii="Avva_Shenouda" w:hAnsi="Avva_Shenouda" w:eastAsia="Avva_Shenouda" w:cs="Avva_Shenouda"/>
+                <w:sz w:val="10"/>
+              </w:rPr>
+              <w:t>`ntov`a2ai</w:t>
+            </w:r>
+            <w:r>
+              <w:rPr>
+                <w:sz w:val="10"/>
+              </w:rPr>
+              <w:t xml:space="preserve"> </w:t>
+            </w:r>
+            <w:r>
+              <w:rPr>
+                <w:rFonts w:ascii="Avva_Shenouda" w:hAnsi="Avva_Shenouda" w:eastAsia="Avva_Shenouda" w:cs="Avva_Shenouda"/>
+                <w:sz w:val="10"/>
+              </w:rPr>
+              <w:t>2a</w:t>
+            </w:r>
+            <w:r>
+              <w:rPr>
+                <w:sz w:val="10"/>
+              </w:rPr>
+              <w:t xml:space="preserve"> </w:t>
+            </w:r>
+            <w:r>
+              <w:rPr>
+                <w:rFonts w:ascii="Avva_Shenouda" w:hAnsi="Avva_Shenouda" w:eastAsia="Avva_Shenouda" w:cs="Avva_Shenouda"/>
+                <w:sz w:val="10"/>
+              </w:rPr>
+              <w:t>`ntovgwk</w:t>
+            </w:r>
+            <w:r>
+              <w:rPr>
+                <w:sz w:val="10"/>
+              </w:rPr>
+              <w:t xml:space="preserve"> </w:t>
+            </w:r>
+            <w:r>
+              <w:rPr>
+                <w:rFonts w:ascii="Avva_Shenouda" w:hAnsi="Avva_Shenouda" w:eastAsia="Avva_Shenouda" w:cs="Avva_Shenouda"/>
+                <w:sz w:val="10"/>
+              </w:rPr>
+              <w:t>`ebol</w:t>
+            </w:r>
+            <w:r>
+              <w:rPr>
+                <w:sz w:val="10"/>
+              </w:rPr>
+              <w:t xml:space="preserve"> </w:t>
+            </w:r>
+            <w:r>
+              <w:rPr>
+                <w:rFonts w:ascii="Avva_Shenouda" w:hAnsi="Avva_Shenouda" w:eastAsia="Avva_Shenouda" w:cs="Avva_Shenouda"/>
+                <w:sz w:val="10"/>
+              </w:rPr>
+              <w:t>qen</w:t>
+            </w:r>
+            <w:r>
+              <w:rPr>
+                <w:sz w:val="10"/>
+              </w:rPr>
+              <w:t xml:space="preserve"> </w:t>
+            </w:r>
+            <w:r>
+              <w:rPr>
+                <w:rFonts w:ascii="Avva_Shenouda" w:hAnsi="Avva_Shenouda" w:eastAsia="Avva_Shenouda" w:cs="Avva_Shenouda"/>
+                <w:sz w:val="10"/>
+              </w:rPr>
+              <w:t>ovni25</w:t>
+            </w:r>
+            <w:r>
+              <w:rPr>
+                <w:sz w:val="10"/>
+              </w:rPr>
+              <w:t xml:space="preserve"> </w:t>
+            </w:r>
+            <w:r>
+              <w:rPr>
+                <w:rFonts w:ascii="Avva_Shenouda" w:hAnsi="Avva_Shenouda" w:eastAsia="Avva_Shenouda" w:cs="Avva_Shenouda"/>
+                <w:sz w:val="10"/>
+              </w:rPr>
+              <w:t>`nkarpoc</w:t>
+            </w:r>
+            <w:r>
+              <w:rPr>
+                <w:sz w:val="10"/>
+              </w:rPr>
+              <w:t xml:space="preserve">: </w:t>
+            </w:r>
+            <w:r>
+              <w:rPr>
+                <w:rFonts w:ascii="Avva_Shenouda" w:hAnsi="Avva_Shenouda" w:eastAsia="Avva_Shenouda" w:cs="Avva_Shenouda"/>
+                <w:sz w:val="10"/>
+              </w:rPr>
+              <w:t>ovoh</w:t>
+            </w:r>
+            <w:r>
+              <w:rPr>
+                <w:sz w:val="10"/>
+              </w:rPr>
+              <w:t xml:space="preserve"> </w:t>
+            </w:r>
+            <w:r>
+              <w:rPr>
+                <w:rFonts w:ascii="Avva_Shenouda" w:hAnsi="Avva_Shenouda" w:eastAsia="Avva_Shenouda" w:cs="Avva_Shenouda"/>
+                <w:sz w:val="10"/>
+              </w:rPr>
+              <w:t>`nte42enh3t</w:t>
+            </w:r>
+            <w:r>
+              <w:rPr>
+                <w:sz w:val="10"/>
+              </w:rPr>
+              <w:t xml:space="preserve"> </w:t>
+            </w:r>
+            <w:r>
+              <w:rPr>
+                <w:rFonts w:ascii="Avva_Shenouda" w:hAnsi="Avva_Shenouda" w:eastAsia="Avva_Shenouda" w:cs="Avva_Shenouda"/>
+                <w:sz w:val="10"/>
+              </w:rPr>
+              <w:t>qa</w:t>
+            </w:r>
+            <w:r>
+              <w:rPr>
+                <w:sz w:val="10"/>
+              </w:rPr>
+              <w:t xml:space="preserve"> </w:t>
+            </w:r>
+            <w:r>
+              <w:rPr>
+                <w:rFonts w:ascii="Avva_Shenouda" w:hAnsi="Avva_Shenouda" w:eastAsia="Avva_Shenouda" w:cs="Avva_Shenouda"/>
+                <w:sz w:val="10"/>
+              </w:rPr>
+              <w:t>pe4`placma</w:t>
+            </w:r>
+            <w:r>
+              <w:rPr>
+                <w:sz w:val="10"/>
+              </w:rPr>
+              <w:t xml:space="preserve"> </w:t>
+            </w:r>
+            <w:r>
+              <w:rPr>
+                <w:rFonts w:ascii="Avva_Shenouda" w:hAnsi="Avva_Shenouda" w:eastAsia="Avva_Shenouda" w:cs="Avva_Shenouda"/>
+                <w:sz w:val="10"/>
+              </w:rPr>
+              <w:t>`eta</w:t>
+            </w:r>
+            <w:r>
+              <w:rPr>
+                <w:sz w:val="10"/>
+              </w:rPr>
+              <w:t xml:space="preserve"> </w:t>
+            </w:r>
+            <w:r>
+              <w:rPr>
+                <w:rFonts w:ascii="Avva_Shenouda" w:hAnsi="Avva_Shenouda" w:eastAsia="Avva_Shenouda" w:cs="Avva_Shenouda"/>
+                <w:sz w:val="10"/>
+              </w:rPr>
+              <w:t>ne4gig</w:t>
+            </w:r>
+            <w:r>
+              <w:rPr>
+                <w:sz w:val="10"/>
+              </w:rPr>
+              <w:t xml:space="preserve"> </w:t>
+            </w:r>
+            <w:r>
+              <w:rPr>
+                <w:rFonts w:ascii="Avva_Shenouda" w:hAnsi="Avva_Shenouda" w:eastAsia="Avva_Shenouda" w:cs="Avva_Shenouda"/>
+                <w:sz w:val="10"/>
+              </w:rPr>
+              <w:t>0amio4</w:t>
+            </w:r>
+            <w:r>
+              <w:rPr>
+                <w:sz w:val="10"/>
+              </w:rPr>
+              <w:t xml:space="preserve">: </w:t>
+            </w:r>
+            <w:r>
+              <w:rPr>
+                <w:rFonts w:ascii="Avva_Shenouda" w:hAnsi="Avva_Shenouda" w:eastAsia="Avva_Shenouda" w:cs="Avva_Shenouda"/>
+                <w:sz w:val="10"/>
+              </w:rPr>
+              <w:t>`nte4xa</w:t>
+            </w:r>
+            <w:r>
+              <w:rPr>
+                <w:sz w:val="10"/>
+              </w:rPr>
+              <w:t xml:space="preserve"> </w:t>
+            </w:r>
+            <w:r>
+              <w:rPr>
+                <w:rFonts w:ascii="Avva_Shenouda" w:hAnsi="Avva_Shenouda" w:eastAsia="Avva_Shenouda" w:cs="Avva_Shenouda"/>
+                <w:sz w:val="10"/>
+              </w:rPr>
+              <w:t>nennobi</w:t>
+            </w:r>
+            <w:r>
+              <w:rPr>
+                <w:sz w:val="10"/>
+              </w:rPr>
+              <w:t xml:space="preserve"> </w:t>
+            </w:r>
+            <w:r>
+              <w:rPr>
+                <w:rFonts w:ascii="Avva_Shenouda" w:hAnsi="Avva_Shenouda" w:eastAsia="Avva_Shenouda" w:cs="Avva_Shenouda"/>
+                <w:sz w:val="10"/>
+              </w:rPr>
+              <w:t>nan</w:t>
+            </w:r>
+            <w:r>
+              <w:rPr>
+                <w:sz w:val="10"/>
+              </w:rPr>
+              <w:t xml:space="preserve"> </w:t>
+            </w:r>
+            <w:r>
+              <w:rPr>
+                <w:rFonts w:ascii="Avva_Shenouda" w:hAnsi="Avva_Shenouda" w:eastAsia="Avva_Shenouda" w:cs="Avva_Shenouda"/>
+                <w:sz w:val="10"/>
+              </w:rPr>
+              <w:t>`ebol</w:t>
+            </w:r>
+            <w:r>
+              <w:rPr>
+                <w:sz w:val="10"/>
+              </w:rPr>
+              <w:t>.</w:t>
             </w:r>
           </w:p>
         </w:tc>
@@ -1818,7 +6322,507 @@
                 <w:rFonts w:ascii="Avva_Shenouda" w:hAnsi="Avva_Shenouda" w:eastAsia="Avva_Shenouda" w:cs="Avva_Shenouda"/>
                 <w:sz w:val="10"/>
               </w:rPr>
-              <w:t>Twbh `egen ni`a3r `nte `tfe: nem nikarpoc `nte `pkahi: nem fa ni`223n nem fa nima`n`aloli: nem `223n niben `nre45karpoc et qen 5oikovmen3 t3rc: hina `nte Pi`xrictoc Pennov5 `cmov `erwov: `nte4gokov `ebol qen ovhir3n3 a[ne `mkah: `nte4xa nennobi nan `ebol.</w:t>
+              <w:t>Twbh</w:t>
+            </w:r>
+            <w:r>
+              <w:rPr>
+                <w:sz w:val="10"/>
+              </w:rPr>
+              <w:t xml:space="preserve"> </w:t>
+            </w:r>
+            <w:r>
+              <w:rPr>
+                <w:rFonts w:ascii="Avva_Shenouda" w:hAnsi="Avva_Shenouda" w:eastAsia="Avva_Shenouda" w:cs="Avva_Shenouda"/>
+                <w:sz w:val="10"/>
+              </w:rPr>
+              <w:t>`egen</w:t>
+            </w:r>
+            <w:r>
+              <w:rPr>
+                <w:sz w:val="10"/>
+              </w:rPr>
+              <w:t xml:space="preserve"> </w:t>
+            </w:r>
+            <w:r>
+              <w:rPr>
+                <w:rFonts w:ascii="Avva_Shenouda" w:hAnsi="Avva_Shenouda" w:eastAsia="Avva_Shenouda" w:cs="Avva_Shenouda"/>
+                <w:sz w:val="10"/>
+              </w:rPr>
+              <w:t>ni`a3r</w:t>
+            </w:r>
+            <w:r>
+              <w:rPr>
+                <w:sz w:val="10"/>
+              </w:rPr>
+              <w:t xml:space="preserve"> </w:t>
+            </w:r>
+            <w:r>
+              <w:rPr>
+                <w:rFonts w:ascii="Avva_Shenouda" w:hAnsi="Avva_Shenouda" w:eastAsia="Avva_Shenouda" w:cs="Avva_Shenouda"/>
+                <w:sz w:val="10"/>
+              </w:rPr>
+              <w:t>`nte</w:t>
+            </w:r>
+            <w:r>
+              <w:rPr>
+                <w:sz w:val="10"/>
+              </w:rPr>
+              <w:t xml:space="preserve"> </w:t>
+            </w:r>
+            <w:r>
+              <w:rPr>
+                <w:rFonts w:ascii="Avva_Shenouda" w:hAnsi="Avva_Shenouda" w:eastAsia="Avva_Shenouda" w:cs="Avva_Shenouda"/>
+                <w:sz w:val="10"/>
+              </w:rPr>
+              <w:t>`tfe</w:t>
+            </w:r>
+            <w:r>
+              <w:rPr>
+                <w:sz w:val="10"/>
+              </w:rPr>
+              <w:t xml:space="preserve">: </w:t>
+            </w:r>
+            <w:r>
+              <w:rPr>
+                <w:rFonts w:ascii="Avva_Shenouda" w:hAnsi="Avva_Shenouda" w:eastAsia="Avva_Shenouda" w:cs="Avva_Shenouda"/>
+                <w:sz w:val="10"/>
+              </w:rPr>
+              <w:t>nem</w:t>
+            </w:r>
+            <w:r>
+              <w:rPr>
+                <w:sz w:val="10"/>
+              </w:rPr>
+              <w:t xml:space="preserve"> </w:t>
+            </w:r>
+            <w:r>
+              <w:rPr>
+                <w:rFonts w:ascii="Avva_Shenouda" w:hAnsi="Avva_Shenouda" w:eastAsia="Avva_Shenouda" w:cs="Avva_Shenouda"/>
+                <w:sz w:val="10"/>
+              </w:rPr>
+              <w:t>nikarpoc</w:t>
+            </w:r>
+            <w:r>
+              <w:rPr>
+                <w:sz w:val="10"/>
+              </w:rPr>
+              <w:t xml:space="preserve"> </w:t>
+            </w:r>
+            <w:r>
+              <w:rPr>
+                <w:rFonts w:ascii="Avva_Shenouda" w:hAnsi="Avva_Shenouda" w:eastAsia="Avva_Shenouda" w:cs="Avva_Shenouda"/>
+                <w:sz w:val="10"/>
+              </w:rPr>
+              <w:t>`nte</w:t>
+            </w:r>
+            <w:r>
+              <w:rPr>
+                <w:sz w:val="10"/>
+              </w:rPr>
+              <w:t xml:space="preserve"> </w:t>
+            </w:r>
+            <w:r>
+              <w:rPr>
+                <w:rFonts w:ascii="Avva_Shenouda" w:hAnsi="Avva_Shenouda" w:eastAsia="Avva_Shenouda" w:cs="Avva_Shenouda"/>
+                <w:sz w:val="10"/>
+              </w:rPr>
+              <w:t>`pkahi</w:t>
+            </w:r>
+            <w:r>
+              <w:rPr>
+                <w:sz w:val="10"/>
+              </w:rPr>
+              <w:t xml:space="preserve">: </w:t>
+            </w:r>
+            <w:r>
+              <w:rPr>
+                <w:rFonts w:ascii="Avva_Shenouda" w:hAnsi="Avva_Shenouda" w:eastAsia="Avva_Shenouda" w:cs="Avva_Shenouda"/>
+                <w:sz w:val="10"/>
+              </w:rPr>
+              <w:t>nem</w:t>
+            </w:r>
+            <w:r>
+              <w:rPr>
+                <w:sz w:val="10"/>
+              </w:rPr>
+              <w:t xml:space="preserve"> </w:t>
+            </w:r>
+            <w:r>
+              <w:rPr>
+                <w:rFonts w:ascii="Avva_Shenouda" w:hAnsi="Avva_Shenouda" w:eastAsia="Avva_Shenouda" w:cs="Avva_Shenouda"/>
+                <w:sz w:val="10"/>
+              </w:rPr>
+              <w:t>fa</w:t>
+            </w:r>
+            <w:r>
+              <w:rPr>
+                <w:sz w:val="10"/>
+              </w:rPr>
+              <w:t xml:space="preserve"> </w:t>
+            </w:r>
+            <w:r>
+              <w:rPr>
+                <w:rFonts w:ascii="Avva_Shenouda" w:hAnsi="Avva_Shenouda" w:eastAsia="Avva_Shenouda" w:cs="Avva_Shenouda"/>
+                <w:sz w:val="10"/>
+              </w:rPr>
+              <w:t>ni`223n</w:t>
+            </w:r>
+            <w:r>
+              <w:rPr>
+                <w:sz w:val="10"/>
+              </w:rPr>
+              <w:t xml:space="preserve"> </w:t>
+            </w:r>
+            <w:r>
+              <w:rPr>
+                <w:rFonts w:ascii="Avva_Shenouda" w:hAnsi="Avva_Shenouda" w:eastAsia="Avva_Shenouda" w:cs="Avva_Shenouda"/>
+                <w:sz w:val="10"/>
+              </w:rPr>
+              <w:t>nem</w:t>
+            </w:r>
+            <w:r>
+              <w:rPr>
+                <w:sz w:val="10"/>
+              </w:rPr>
+              <w:t xml:space="preserve"> </w:t>
+            </w:r>
+            <w:r>
+              <w:rPr>
+                <w:rFonts w:ascii="Avva_Shenouda" w:hAnsi="Avva_Shenouda" w:eastAsia="Avva_Shenouda" w:cs="Avva_Shenouda"/>
+                <w:sz w:val="10"/>
+              </w:rPr>
+              <w:t>fa</w:t>
+            </w:r>
+            <w:r>
+              <w:rPr>
+                <w:sz w:val="10"/>
+              </w:rPr>
+              <w:t xml:space="preserve"> </w:t>
+            </w:r>
+            <w:r>
+              <w:rPr>
+                <w:rFonts w:ascii="Avva_Shenouda" w:hAnsi="Avva_Shenouda" w:eastAsia="Avva_Shenouda" w:cs="Avva_Shenouda"/>
+                <w:sz w:val="10"/>
+              </w:rPr>
+              <w:t>nima`n`aloli</w:t>
+            </w:r>
+            <w:r>
+              <w:rPr>
+                <w:sz w:val="10"/>
+              </w:rPr>
+              <w:t xml:space="preserve">: </w:t>
+            </w:r>
+            <w:r>
+              <w:rPr>
+                <w:rFonts w:ascii="Avva_Shenouda" w:hAnsi="Avva_Shenouda" w:eastAsia="Avva_Shenouda" w:cs="Avva_Shenouda"/>
+                <w:sz w:val="10"/>
+              </w:rPr>
+              <w:t>nem</w:t>
+            </w:r>
+            <w:r>
+              <w:rPr>
+                <w:sz w:val="10"/>
+              </w:rPr>
+              <w:t xml:space="preserve"> </w:t>
+            </w:r>
+            <w:r>
+              <w:rPr>
+                <w:rFonts w:ascii="Avva_Shenouda" w:hAnsi="Avva_Shenouda" w:eastAsia="Avva_Shenouda" w:cs="Avva_Shenouda"/>
+                <w:sz w:val="10"/>
+              </w:rPr>
+              <w:t>`223n</w:t>
+            </w:r>
+            <w:r>
+              <w:rPr>
+                <w:sz w:val="10"/>
+              </w:rPr>
+              <w:t xml:space="preserve"> </w:t>
+            </w:r>
+            <w:r>
+              <w:rPr>
+                <w:rFonts w:ascii="Avva_Shenouda" w:hAnsi="Avva_Shenouda" w:eastAsia="Avva_Shenouda" w:cs="Avva_Shenouda"/>
+                <w:sz w:val="10"/>
+              </w:rPr>
+              <w:t>niben</w:t>
+            </w:r>
+            <w:r>
+              <w:rPr>
+                <w:sz w:val="10"/>
+              </w:rPr>
+              <w:t xml:space="preserve"> </w:t>
+            </w:r>
+            <w:r>
+              <w:rPr>
+                <w:rFonts w:ascii="Avva_Shenouda" w:hAnsi="Avva_Shenouda" w:eastAsia="Avva_Shenouda" w:cs="Avva_Shenouda"/>
+                <w:sz w:val="10"/>
+              </w:rPr>
+              <w:t>`nre45karpoc</w:t>
+            </w:r>
+            <w:r>
+              <w:rPr>
+                <w:sz w:val="10"/>
+              </w:rPr>
+              <w:t xml:space="preserve"> </w:t>
+            </w:r>
+            <w:r>
+              <w:rPr>
+                <w:rFonts w:ascii="Avva_Shenouda" w:hAnsi="Avva_Shenouda" w:eastAsia="Avva_Shenouda" w:cs="Avva_Shenouda"/>
+                <w:sz w:val="10"/>
+              </w:rPr>
+              <w:t>et</w:t>
+            </w:r>
+            <w:r>
+              <w:rPr>
+                <w:sz w:val="10"/>
+              </w:rPr>
+              <w:t xml:space="preserve"> </w:t>
+            </w:r>
+            <w:r>
+              <w:rPr>
+                <w:rFonts w:ascii="Avva_Shenouda" w:hAnsi="Avva_Shenouda" w:eastAsia="Avva_Shenouda" w:cs="Avva_Shenouda"/>
+                <w:sz w:val="10"/>
+              </w:rPr>
+              <w:t>qen</w:t>
+            </w:r>
+            <w:r>
+              <w:rPr>
+                <w:sz w:val="10"/>
+              </w:rPr>
+              <w:t xml:space="preserve"> </w:t>
+            </w:r>
+            <w:r>
+              <w:rPr>
+                <w:rFonts w:ascii="Avva_Shenouda" w:hAnsi="Avva_Shenouda" w:eastAsia="Avva_Shenouda" w:cs="Avva_Shenouda"/>
+                <w:sz w:val="10"/>
+              </w:rPr>
+              <w:t>5oikovmen3</w:t>
+            </w:r>
+            <w:r>
+              <w:rPr>
+                <w:sz w:val="10"/>
+              </w:rPr>
+              <w:t xml:space="preserve"> </w:t>
+            </w:r>
+            <w:r>
+              <w:rPr>
+                <w:rFonts w:ascii="Avva_Shenouda" w:hAnsi="Avva_Shenouda" w:eastAsia="Avva_Shenouda" w:cs="Avva_Shenouda"/>
+                <w:sz w:val="10"/>
+              </w:rPr>
+              <w:t>t3rc</w:t>
+            </w:r>
+            <w:r>
+              <w:rPr>
+                <w:sz w:val="10"/>
+              </w:rPr>
+              <w:t xml:space="preserve">: </w:t>
+            </w:r>
+            <w:r>
+              <w:rPr>
+                <w:rFonts w:ascii="Avva_Shenouda" w:hAnsi="Avva_Shenouda" w:eastAsia="Avva_Shenouda" w:cs="Avva_Shenouda"/>
+                <w:sz w:val="10"/>
+              </w:rPr>
+              <w:t>hina</w:t>
+            </w:r>
+            <w:r>
+              <w:rPr>
+                <w:sz w:val="10"/>
+              </w:rPr>
+              <w:t xml:space="preserve"> </w:t>
+            </w:r>
+            <w:r>
+              <w:rPr>
+                <w:rFonts w:ascii="Avva_Shenouda" w:hAnsi="Avva_Shenouda" w:eastAsia="Avva_Shenouda" w:cs="Avva_Shenouda"/>
+                <w:sz w:val="10"/>
+              </w:rPr>
+              <w:t>`nte</w:t>
+            </w:r>
+            <w:r>
+              <w:rPr>
+                <w:sz w:val="10"/>
+              </w:rPr>
+              <w:t xml:space="preserve"> </w:t>
+            </w:r>
+            <w:r>
+              <w:rPr>
+                <w:rFonts w:ascii="Avva_Shenouda" w:hAnsi="Avva_Shenouda" w:eastAsia="Avva_Shenouda" w:cs="Avva_Shenouda"/>
+                <w:sz w:val="10"/>
+              </w:rPr>
+              <w:t>Pi`xrictoc</w:t>
+            </w:r>
+            <w:r>
+              <w:rPr>
+                <w:sz w:val="10"/>
+              </w:rPr>
+              <w:t xml:space="preserve"> </w:t>
+            </w:r>
+            <w:r>
+              <w:rPr>
+                <w:rFonts w:ascii="Avva_Shenouda" w:hAnsi="Avva_Shenouda" w:eastAsia="Avva_Shenouda" w:cs="Avva_Shenouda"/>
+                <w:sz w:val="10"/>
+              </w:rPr>
+              <w:t>Pennov5</w:t>
+            </w:r>
+            <w:r>
+              <w:rPr>
+                <w:sz w:val="10"/>
+              </w:rPr>
+              <w:t xml:space="preserve"> </w:t>
+            </w:r>
+            <w:r>
+              <w:rPr>
+                <w:rFonts w:ascii="Avva_Shenouda" w:hAnsi="Avva_Shenouda" w:eastAsia="Avva_Shenouda" w:cs="Avva_Shenouda"/>
+                <w:sz w:val="10"/>
+              </w:rPr>
+              <w:t>`cmov</w:t>
+            </w:r>
+            <w:r>
+              <w:rPr>
+                <w:sz w:val="10"/>
+              </w:rPr>
+              <w:t xml:space="preserve"> </w:t>
+            </w:r>
+            <w:r>
+              <w:rPr>
+                <w:rFonts w:ascii="Avva_Shenouda" w:hAnsi="Avva_Shenouda" w:eastAsia="Avva_Shenouda" w:cs="Avva_Shenouda"/>
+                <w:sz w:val="10"/>
+              </w:rPr>
+              <w:t>`erwov</w:t>
+            </w:r>
+            <w:r>
+              <w:rPr>
+                <w:sz w:val="10"/>
+              </w:rPr>
+              <w:t xml:space="preserve">: </w:t>
+            </w:r>
+            <w:r>
+              <w:rPr>
+                <w:rFonts w:ascii="Avva_Shenouda" w:hAnsi="Avva_Shenouda" w:eastAsia="Avva_Shenouda" w:cs="Avva_Shenouda"/>
+                <w:sz w:val="10"/>
+              </w:rPr>
+              <w:t>`nte4gokov</w:t>
+            </w:r>
+            <w:r>
+              <w:rPr>
+                <w:sz w:val="10"/>
+              </w:rPr>
+              <w:t xml:space="preserve"> </w:t>
+            </w:r>
+            <w:r>
+              <w:rPr>
+                <w:rFonts w:ascii="Avva_Shenouda" w:hAnsi="Avva_Shenouda" w:eastAsia="Avva_Shenouda" w:cs="Avva_Shenouda"/>
+                <w:sz w:val="10"/>
+              </w:rPr>
+              <w:t>`ebol</w:t>
+            </w:r>
+            <w:r>
+              <w:rPr>
+                <w:sz w:val="10"/>
+              </w:rPr>
+              <w:t xml:space="preserve"> </w:t>
+            </w:r>
+            <w:r>
+              <w:rPr>
+                <w:rFonts w:ascii="Avva_Shenouda" w:hAnsi="Avva_Shenouda" w:eastAsia="Avva_Shenouda" w:cs="Avva_Shenouda"/>
+                <w:sz w:val="10"/>
+              </w:rPr>
+              <w:t>qen</w:t>
+            </w:r>
+            <w:r>
+              <w:rPr>
+                <w:sz w:val="10"/>
+              </w:rPr>
+              <w:t xml:space="preserve"> </w:t>
+            </w:r>
+            <w:r>
+              <w:rPr>
+                <w:rFonts w:ascii="Avva_Shenouda" w:hAnsi="Avva_Shenouda" w:eastAsia="Avva_Shenouda" w:cs="Avva_Shenouda"/>
+                <w:sz w:val="10"/>
+              </w:rPr>
+              <w:t>ovhir3n3</w:t>
+            </w:r>
+            <w:r>
+              <w:rPr>
+                <w:sz w:val="10"/>
+              </w:rPr>
+              <w:t xml:space="preserve"> </w:t>
+            </w:r>
+            <w:r>
+              <w:rPr>
+                <w:rFonts w:ascii="Avva_Shenouda" w:hAnsi="Avva_Shenouda" w:eastAsia="Avva_Shenouda" w:cs="Avva_Shenouda"/>
+                <w:sz w:val="10"/>
+              </w:rPr>
+              <w:t>asne</w:t>
+            </w:r>
+            <w:r>
+              <w:rPr>
+                <w:sz w:val="10"/>
+              </w:rPr>
+              <w:t xml:space="preserve"> </w:t>
+            </w:r>
+            <w:r>
+              <w:rPr>
+                <w:rFonts w:ascii="Avva_Shenouda" w:hAnsi="Avva_Shenouda" w:eastAsia="Avva_Shenouda" w:cs="Avva_Shenouda"/>
+                <w:sz w:val="10"/>
+              </w:rPr>
+              <w:t>`mkah</w:t>
+            </w:r>
+            <w:r>
+              <w:rPr>
+                <w:sz w:val="10"/>
+              </w:rPr>
+              <w:t xml:space="preserve">: </w:t>
+            </w:r>
+            <w:r>
+              <w:rPr>
+                <w:rFonts w:ascii="Avva_Shenouda" w:hAnsi="Avva_Shenouda" w:eastAsia="Avva_Shenouda" w:cs="Avva_Shenouda"/>
+                <w:sz w:val="10"/>
+              </w:rPr>
+              <w:t>`nte4xa</w:t>
+            </w:r>
+            <w:r>
+              <w:rPr>
+                <w:sz w:val="10"/>
+              </w:rPr>
+              <w:t xml:space="preserve"> </w:t>
+            </w:r>
+            <w:r>
+              <w:rPr>
+                <w:rFonts w:ascii="Avva_Shenouda" w:hAnsi="Avva_Shenouda" w:eastAsia="Avva_Shenouda" w:cs="Avva_Shenouda"/>
+                <w:sz w:val="10"/>
+              </w:rPr>
+              <w:t>nennobi</w:t>
+            </w:r>
+            <w:r>
+              <w:rPr>
+                <w:sz w:val="10"/>
+              </w:rPr>
+              <w:t xml:space="preserve"> </w:t>
+            </w:r>
+            <w:r>
+              <w:rPr>
+                <w:rFonts w:ascii="Avva_Shenouda" w:hAnsi="Avva_Shenouda" w:eastAsia="Avva_Shenouda" w:cs="Avva_Shenouda"/>
+                <w:sz w:val="10"/>
+              </w:rPr>
+              <w:t>nan</w:t>
+            </w:r>
+            <w:r>
+              <w:rPr>
+                <w:sz w:val="10"/>
+              </w:rPr>
+              <w:t xml:space="preserve"> </w:t>
+            </w:r>
+            <w:r>
+              <w:rPr>
+                <w:rFonts w:ascii="Avva_Shenouda" w:hAnsi="Avva_Shenouda" w:eastAsia="Avva_Shenouda" w:cs="Avva_Shenouda"/>
+                <w:sz w:val="10"/>
+              </w:rPr>
+              <w:t>`ebol</w:t>
+            </w:r>
+            <w:r>
+              <w:rPr>
+                <w:sz w:val="10"/>
+              </w:rPr>
+              <w:t>.</w:t>
             </w:r>
           </w:p>
         </w:tc>
@@ -1905,7 +6909,156 @@
                 <w:rFonts w:ascii="Avva_Shenouda" w:hAnsi="Avva_Shenouda" w:eastAsia="Avva_Shenouda" w:cs="Avva_Shenouda"/>
                 <w:sz w:val="10"/>
               </w:rPr>
-              <w:t>`Procev7ac0e `vper twn `agiwn timiwn dwrwn tovtwn ke 0vciwn `3mwn ke `procferontwn.</w:t>
+              <w:t>`Procev7ac0e</w:t>
+            </w:r>
+            <w:r>
+              <w:rPr>
+                <w:sz w:val="10"/>
+              </w:rPr>
+              <w:t xml:space="preserve"> </w:t>
+            </w:r>
+            <w:r>
+              <w:rPr>
+                <w:rFonts w:ascii="Avva_Shenouda" w:hAnsi="Avva_Shenouda" w:eastAsia="Avva_Shenouda" w:cs="Avva_Shenouda"/>
+                <w:sz w:val="10"/>
+              </w:rPr>
+              <w:t>`vper</w:t>
+            </w:r>
+            <w:r>
+              <w:rPr>
+                <w:sz w:val="10"/>
+              </w:rPr>
+              <w:t xml:space="preserve"> </w:t>
+            </w:r>
+            <w:r>
+              <w:rPr>
+                <w:rFonts w:ascii="Avva_Shenouda" w:hAnsi="Avva_Shenouda" w:eastAsia="Avva_Shenouda" w:cs="Avva_Shenouda"/>
+                <w:sz w:val="10"/>
+              </w:rPr>
+              <w:t>twn</w:t>
+            </w:r>
+            <w:r>
+              <w:rPr>
+                <w:sz w:val="10"/>
+              </w:rPr>
+              <w:t xml:space="preserve"> </w:t>
+            </w:r>
+            <w:r>
+              <w:rPr>
+                <w:rFonts w:ascii="Avva_Shenouda" w:hAnsi="Avva_Shenouda" w:eastAsia="Avva_Shenouda" w:cs="Avva_Shenouda"/>
+                <w:sz w:val="10"/>
+              </w:rPr>
+              <w:t>`ajiwn</w:t>
+            </w:r>
+            <w:r>
+              <w:rPr>
+                <w:sz w:val="10"/>
+              </w:rPr>
+              <w:t xml:space="preserve"> </w:t>
+            </w:r>
+            <w:r>
+              <w:rPr>
+                <w:rFonts w:ascii="Avva_Shenouda" w:hAnsi="Avva_Shenouda" w:eastAsia="Avva_Shenouda" w:cs="Avva_Shenouda"/>
+                <w:sz w:val="10"/>
+              </w:rPr>
+              <w:t>timiwn</w:t>
+            </w:r>
+            <w:r>
+              <w:rPr>
+                <w:sz w:val="10"/>
+              </w:rPr>
+              <w:t xml:space="preserve"> </w:t>
+            </w:r>
+            <w:r>
+              <w:rPr>
+                <w:rFonts w:ascii="Avva_Shenouda" w:hAnsi="Avva_Shenouda" w:eastAsia="Avva_Shenouda" w:cs="Avva_Shenouda"/>
+                <w:sz w:val="10"/>
+              </w:rPr>
+              <w:t>dwrwn</w:t>
+            </w:r>
+            <w:r>
+              <w:rPr>
+                <w:sz w:val="10"/>
+              </w:rPr>
+              <w:t xml:space="preserve"> </w:t>
+            </w:r>
+            <w:r>
+              <w:rPr>
+                <w:rFonts w:ascii="Avva_Shenouda" w:hAnsi="Avva_Shenouda" w:eastAsia="Avva_Shenouda" w:cs="Avva_Shenouda"/>
+                <w:sz w:val="10"/>
+              </w:rPr>
+              <w:t>tovtwn</w:t>
+            </w:r>
+            <w:r>
+              <w:rPr>
+                <w:sz w:val="10"/>
+              </w:rPr>
+              <w:t xml:space="preserve"> </w:t>
+            </w:r>
+            <w:r>
+              <w:rPr>
+                <w:rFonts w:ascii="Avva_Shenouda" w:hAnsi="Avva_Shenouda" w:eastAsia="Avva_Shenouda" w:cs="Avva_Shenouda"/>
+                <w:sz w:val="10"/>
+              </w:rPr>
+              <w:t>ke</w:t>
+            </w:r>
+            <w:r>
+              <w:rPr>
+                <w:sz w:val="10"/>
+              </w:rPr>
+              <w:t xml:space="preserve"> </w:t>
+            </w:r>
+            <w:r>
+              <w:rPr>
+                <w:rFonts w:ascii="Avva_Shenouda" w:hAnsi="Avva_Shenouda" w:eastAsia="Avva_Shenouda" w:cs="Avva_Shenouda"/>
+                <w:sz w:val="10"/>
+              </w:rPr>
+              <w:t>0vciwn</w:t>
+            </w:r>
+            <w:r>
+              <w:rPr>
+                <w:sz w:val="10"/>
+              </w:rPr>
+              <w:t xml:space="preserve"> </w:t>
+            </w:r>
+            <w:r>
+              <w:rPr>
+                <w:rFonts w:ascii="Avva_Shenouda" w:hAnsi="Avva_Shenouda" w:eastAsia="Avva_Shenouda" w:cs="Avva_Shenouda"/>
+                <w:sz w:val="10"/>
+              </w:rPr>
+              <w:t>`3mwn</w:t>
+            </w:r>
+            <w:r>
+              <w:rPr>
+                <w:sz w:val="10"/>
+              </w:rPr>
+              <w:t xml:space="preserve"> </w:t>
+            </w:r>
+            <w:r>
+              <w:rPr>
+                <w:rFonts w:ascii="Avva_Shenouda" w:hAnsi="Avva_Shenouda" w:eastAsia="Avva_Shenouda" w:cs="Avva_Shenouda"/>
+                <w:sz w:val="10"/>
+              </w:rPr>
+              <w:t>ke</w:t>
+            </w:r>
+            <w:r>
+              <w:rPr>
+                <w:sz w:val="10"/>
+              </w:rPr>
+              <w:t xml:space="preserve"> </w:t>
+            </w:r>
+            <w:r>
+              <w:rPr>
+                <w:rFonts w:ascii="Avva_Shenouda" w:hAnsi="Avva_Shenouda" w:eastAsia="Avva_Shenouda" w:cs="Avva_Shenouda"/>
+                <w:sz w:val="10"/>
+              </w:rPr>
+              <w:t>`procferontwn</w:t>
+            </w:r>
+            <w:r>
+              <w:rPr>
+                <w:sz w:val="10"/>
+              </w:rPr>
+              <w:t>.</w:t>
             </w:r>
           </w:p>
         </w:tc>
@@ -1992,7 +7145,221 @@
                 <w:rFonts w:ascii="Avva_Shenouda" w:hAnsi="Avva_Shenouda" w:eastAsia="Avva_Shenouda" w:cs="Avva_Shenouda"/>
                 <w:sz w:val="10"/>
               </w:rPr>
-              <w:t>N3etw2 marovtaov`o `nniran: `nte nenio5 e0ovab `mpatriarx3c `etavenkot. `P[oic ma`mton `nnovyvx3 t3rov: ovoh `nte4xa nennobi nan `ebol.</w:t>
+              <w:t>N3etw2</w:t>
+            </w:r>
+            <w:r>
+              <w:rPr>
+                <w:sz w:val="10"/>
+              </w:rPr>
+              <w:t xml:space="preserve"> </w:t>
+            </w:r>
+            <w:r>
+              <w:rPr>
+                <w:rFonts w:ascii="Avva_Shenouda" w:hAnsi="Avva_Shenouda" w:eastAsia="Avva_Shenouda" w:cs="Avva_Shenouda"/>
+                <w:sz w:val="10"/>
+              </w:rPr>
+              <w:t>marovtaov`o</w:t>
+            </w:r>
+            <w:r>
+              <w:rPr>
+                <w:sz w:val="10"/>
+              </w:rPr>
+              <w:t xml:space="preserve"> </w:t>
+            </w:r>
+            <w:r>
+              <w:rPr>
+                <w:rFonts w:ascii="Avva_Shenouda" w:hAnsi="Avva_Shenouda" w:eastAsia="Avva_Shenouda" w:cs="Avva_Shenouda"/>
+                <w:sz w:val="10"/>
+              </w:rPr>
+              <w:t>`nniran</w:t>
+            </w:r>
+            <w:r>
+              <w:rPr>
+                <w:sz w:val="10"/>
+              </w:rPr>
+              <w:t xml:space="preserve">: </w:t>
+            </w:r>
+            <w:r>
+              <w:rPr>
+                <w:rFonts w:ascii="Avva_Shenouda" w:hAnsi="Avva_Shenouda" w:eastAsia="Avva_Shenouda" w:cs="Avva_Shenouda"/>
+                <w:sz w:val="10"/>
+              </w:rPr>
+              <w:t>`nte</w:t>
+            </w:r>
+            <w:r>
+              <w:rPr>
+                <w:sz w:val="10"/>
+              </w:rPr>
+              <w:t xml:space="preserve"> </w:t>
+            </w:r>
+            <w:r>
+              <w:rPr>
+                <w:rFonts w:ascii="Avva_Shenouda" w:hAnsi="Avva_Shenouda" w:eastAsia="Avva_Shenouda" w:cs="Avva_Shenouda"/>
+                <w:sz w:val="10"/>
+              </w:rPr>
+              <w:t>nenio5</w:t>
+            </w:r>
+            <w:r>
+              <w:rPr>
+                <w:sz w:val="10"/>
+              </w:rPr>
+              <w:t xml:space="preserve"> </w:t>
+            </w:r>
+            <w:r>
+              <w:rPr>
+                <w:rFonts w:ascii="Avva_Shenouda" w:hAnsi="Avva_Shenouda" w:eastAsia="Avva_Shenouda" w:cs="Avva_Shenouda"/>
+                <w:sz w:val="10"/>
+              </w:rPr>
+              <w:t>e0ovab</w:t>
+            </w:r>
+            <w:r>
+              <w:rPr>
+                <w:sz w:val="10"/>
+              </w:rPr>
+              <w:t xml:space="preserve"> </w:t>
+            </w:r>
+            <w:r>
+              <w:rPr>
+                <w:rFonts w:ascii="Avva_Shenouda" w:hAnsi="Avva_Shenouda" w:eastAsia="Avva_Shenouda" w:cs="Avva_Shenouda"/>
+                <w:sz w:val="10"/>
+              </w:rPr>
+              <w:t>`mpatriarx3c</w:t>
+            </w:r>
+            <w:r>
+              <w:rPr>
+                <w:sz w:val="10"/>
+              </w:rPr>
+              <w:t xml:space="preserve"> </w:t>
+            </w:r>
+            <w:r>
+              <w:rPr>
+                <w:rFonts w:ascii="Avva_Shenouda" w:hAnsi="Avva_Shenouda" w:eastAsia="Avva_Shenouda" w:cs="Avva_Shenouda"/>
+                <w:sz w:val="10"/>
+              </w:rPr>
+              <w:t>`etavenkot</w:t>
+            </w:r>
+            <w:r>
+              <w:rPr>
+                <w:sz w:val="10"/>
+              </w:rPr>
+              <w:t xml:space="preserve">. </w:t>
+            </w:r>
+            <w:r>
+              <w:rPr>
+                <w:rFonts w:ascii="Avva_Shenouda" w:hAnsi="Avva_Shenouda" w:eastAsia="Avva_Shenouda" w:cs="Avva_Shenouda"/>
+                <w:sz w:val="10"/>
+              </w:rPr>
+              <w:t>`Psoic</w:t>
+            </w:r>
+            <w:r>
+              <w:rPr>
+                <w:sz w:val="10"/>
+              </w:rPr>
+              <w:t xml:space="preserve"> </w:t>
+            </w:r>
+            <w:r>
+              <w:rPr>
+                <w:rFonts w:ascii="Avva_Shenouda" w:hAnsi="Avva_Shenouda" w:eastAsia="Avva_Shenouda" w:cs="Avva_Shenouda"/>
+                <w:sz w:val="10"/>
+              </w:rPr>
+              <w:t>ma`mton</w:t>
+            </w:r>
+            <w:r>
+              <w:rPr>
+                <w:sz w:val="10"/>
+              </w:rPr>
+              <w:t xml:space="preserve"> </w:t>
+            </w:r>
+            <w:r>
+              <w:rPr>
+                <w:rFonts w:ascii="Avva_Shenouda" w:hAnsi="Avva_Shenouda" w:eastAsia="Avva_Shenouda" w:cs="Avva_Shenouda"/>
+                <w:sz w:val="10"/>
+              </w:rPr>
+              <w:t>`nnovyvx3</w:t>
+            </w:r>
+            <w:r>
+              <w:rPr>
+                <w:sz w:val="10"/>
+              </w:rPr>
+              <w:t xml:space="preserve"> </w:t>
+            </w:r>
+            <w:r>
+              <w:rPr>
+                <w:rFonts w:ascii="Avva_Shenouda" w:hAnsi="Avva_Shenouda" w:eastAsia="Avva_Shenouda" w:cs="Avva_Shenouda"/>
+                <w:sz w:val="10"/>
+              </w:rPr>
+              <w:t>t3rov</w:t>
+            </w:r>
+            <w:r>
+              <w:rPr>
+                <w:sz w:val="10"/>
+              </w:rPr>
+              <w:t xml:space="preserve">: </w:t>
+            </w:r>
+            <w:r>
+              <w:rPr>
+                <w:rFonts w:ascii="Avva_Shenouda" w:hAnsi="Avva_Shenouda" w:eastAsia="Avva_Shenouda" w:cs="Avva_Shenouda"/>
+                <w:sz w:val="10"/>
+              </w:rPr>
+              <w:t>ovoh</w:t>
+            </w:r>
+            <w:r>
+              <w:rPr>
+                <w:sz w:val="10"/>
+              </w:rPr>
+              <w:t xml:space="preserve"> </w:t>
+            </w:r>
+            <w:r>
+              <w:rPr>
+                <w:rFonts w:ascii="Avva_Shenouda" w:hAnsi="Avva_Shenouda" w:eastAsia="Avva_Shenouda" w:cs="Avva_Shenouda"/>
+                <w:sz w:val="10"/>
+              </w:rPr>
+              <w:t>`nte4xa</w:t>
+            </w:r>
+            <w:r>
+              <w:rPr>
+                <w:sz w:val="10"/>
+              </w:rPr>
+              <w:t xml:space="preserve"> </w:t>
+            </w:r>
+            <w:r>
+              <w:rPr>
+                <w:rFonts w:ascii="Avva_Shenouda" w:hAnsi="Avva_Shenouda" w:eastAsia="Avva_Shenouda" w:cs="Avva_Shenouda"/>
+                <w:sz w:val="10"/>
+              </w:rPr>
+              <w:t>nennobi</w:t>
+            </w:r>
+            <w:r>
+              <w:rPr>
+                <w:sz w:val="10"/>
+              </w:rPr>
+              <w:t xml:space="preserve"> </w:t>
+            </w:r>
+            <w:r>
+              <w:rPr>
+                <w:rFonts w:ascii="Avva_Shenouda" w:hAnsi="Avva_Shenouda" w:eastAsia="Avva_Shenouda" w:cs="Avva_Shenouda"/>
+                <w:sz w:val="10"/>
+              </w:rPr>
+              <w:t>nan</w:t>
+            </w:r>
+            <w:r>
+              <w:rPr>
+                <w:sz w:val="10"/>
+              </w:rPr>
+              <w:t xml:space="preserve"> </w:t>
+            </w:r>
+            <w:r>
+              <w:rPr>
+                <w:rFonts w:ascii="Avva_Shenouda" w:hAnsi="Avva_Shenouda" w:eastAsia="Avva_Shenouda" w:cs="Avva_Shenouda"/>
+                <w:sz w:val="10"/>
+              </w:rPr>
+              <w:t>`ebol</w:t>
+            </w:r>
+            <w:r>
+              <w:rPr>
+                <w:sz w:val="10"/>
+              </w:rPr>
+              <w:t>.</w:t>
             </w:r>
           </w:p>
         </w:tc>
@@ -2079,7 +7446,39 @@
                 <w:rFonts w:ascii="Avva_Shenouda" w:hAnsi="Avva_Shenouda" w:eastAsia="Avva_Shenouda" w:cs="Avva_Shenouda"/>
                 <w:sz w:val="10"/>
               </w:rPr>
-              <w:t>`Am3n `am3n `procev7ac0e.</w:t>
+              <w:t>`Am3n</w:t>
+            </w:r>
+            <w:r>
+              <w:rPr>
+                <w:sz w:val="10"/>
+              </w:rPr>
+              <w:t xml:space="preserve"> </w:t>
+            </w:r>
+            <w:r>
+              <w:rPr>
+                <w:rFonts w:ascii="Avva_Shenouda" w:hAnsi="Avva_Shenouda" w:eastAsia="Avva_Shenouda" w:cs="Avva_Shenouda"/>
+                <w:sz w:val="10"/>
+              </w:rPr>
+              <w:t>`am3n</w:t>
+            </w:r>
+            <w:r>
+              <w:rPr>
+                <w:sz w:val="10"/>
+              </w:rPr>
+              <w:t xml:space="preserve"> </w:t>
+            </w:r>
+            <w:r>
+              <w:rPr>
+                <w:rFonts w:ascii="Avva_Shenouda" w:hAnsi="Avva_Shenouda" w:eastAsia="Avva_Shenouda" w:cs="Avva_Shenouda"/>
+                <w:sz w:val="10"/>
+              </w:rPr>
+              <w:t>`procev7ac0e</w:t>
+            </w:r>
+            <w:r>
+              <w:rPr>
+                <w:sz w:val="10"/>
+              </w:rPr>
+              <w:t>.</w:t>
             </w:r>
           </w:p>
         </w:tc>
@@ -2166,7 +7565,78 @@
                 <w:rFonts w:ascii="Avva_Shenouda" w:hAnsi="Avva_Shenouda" w:eastAsia="Avva_Shenouda" w:cs="Avva_Shenouda"/>
                 <w:sz w:val="10"/>
               </w:rPr>
-              <w:t>Tac kefalac `vmwn tw Kvriw `klinate.</w:t>
+              <w:t>Tac</w:t>
+            </w:r>
+            <w:r>
+              <w:rPr>
+                <w:sz w:val="10"/>
+              </w:rPr>
+              <w:t xml:space="preserve"> </w:t>
+            </w:r>
+            <w:r>
+              <w:rPr>
+                <w:rFonts w:ascii="Avva_Shenouda" w:hAnsi="Avva_Shenouda" w:eastAsia="Avva_Shenouda" w:cs="Avva_Shenouda"/>
+                <w:sz w:val="10"/>
+              </w:rPr>
+              <w:t>kefalac</w:t>
+            </w:r>
+            <w:r>
+              <w:rPr>
+                <w:sz w:val="10"/>
+              </w:rPr>
+              <w:t xml:space="preserve"> </w:t>
+            </w:r>
+            <w:r>
+              <w:rPr>
+                <w:rFonts w:ascii="Avva_Shenouda" w:hAnsi="Avva_Shenouda" w:eastAsia="Avva_Shenouda" w:cs="Avva_Shenouda"/>
+                <w:sz w:val="10"/>
+              </w:rPr>
+              <w:t>`vmwn</w:t>
+            </w:r>
+            <w:r>
+              <w:rPr>
+                <w:sz w:val="10"/>
+              </w:rPr>
+              <w:t xml:space="preserve"> </w:t>
+            </w:r>
+            <w:r>
+              <w:rPr>
+                <w:rFonts w:ascii="Avva_Shenouda" w:hAnsi="Avva_Shenouda" w:eastAsia="Avva_Shenouda" w:cs="Avva_Shenouda"/>
+                <w:sz w:val="10"/>
+              </w:rPr>
+              <w:t>tw</w:t>
+            </w:r>
+            <w:r>
+              <w:rPr>
+                <w:sz w:val="10"/>
+              </w:rPr>
+              <w:t xml:space="preserve"> </w:t>
+            </w:r>
+            <w:r>
+              <w:rPr>
+                <w:rFonts w:ascii="Avva_Shenouda" w:hAnsi="Avva_Shenouda" w:eastAsia="Avva_Shenouda" w:cs="Avva_Shenouda"/>
+                <w:sz w:val="10"/>
+              </w:rPr>
+              <w:t>Kvriw</w:t>
+            </w:r>
+            <w:r>
+              <w:rPr>
+                <w:sz w:val="10"/>
+              </w:rPr>
+              <w:t xml:space="preserve"> </w:t>
+            </w:r>
+            <w:r>
+              <w:rPr>
+                <w:rFonts w:ascii="Avva_Shenouda" w:hAnsi="Avva_Shenouda" w:eastAsia="Avva_Shenouda" w:cs="Avva_Shenouda"/>
+                <w:sz w:val="10"/>
+              </w:rPr>
+              <w:t>`klinate</w:t>
+            </w:r>
+            <w:r>
+              <w:rPr>
+                <w:sz w:val="10"/>
+              </w:rPr>
+              <w:t>.</w:t>
             </w:r>
           </w:p>
         </w:tc>
@@ -2253,7 +7723,65 @@
                 <w:rFonts w:ascii="Avva_Shenouda" w:hAnsi="Avva_Shenouda" w:eastAsia="Avva_Shenouda" w:cs="Avva_Shenouda"/>
                 <w:sz w:val="10"/>
               </w:rPr>
-              <w:t>`Procxwmen )eov meta fobov. `Am3n.</w:t>
+              <w:t>`Procxwmen</w:t>
+            </w:r>
+            <w:r>
+              <w:rPr>
+                <w:sz w:val="10"/>
+              </w:rPr>
+              <w:t xml:space="preserve"> </w:t>
+            </w:r>
+            <w:r>
+              <w:rPr>
+                <w:rFonts w:ascii="Avva_Shenouda" w:hAnsi="Avva_Shenouda" w:eastAsia="Avva_Shenouda" w:cs="Avva_Shenouda"/>
+                <w:sz w:val="10"/>
+              </w:rPr>
+              <w:t>)eov</w:t>
+            </w:r>
+            <w:r>
+              <w:rPr>
+                <w:sz w:val="10"/>
+              </w:rPr>
+              <w:t xml:space="preserve"> </w:t>
+            </w:r>
+            <w:r>
+              <w:rPr>
+                <w:rFonts w:ascii="Avva_Shenouda" w:hAnsi="Avva_Shenouda" w:eastAsia="Avva_Shenouda" w:cs="Avva_Shenouda"/>
+                <w:sz w:val="10"/>
+              </w:rPr>
+              <w:t>meta</w:t>
+            </w:r>
+            <w:r>
+              <w:rPr>
+                <w:sz w:val="10"/>
+              </w:rPr>
+              <w:t xml:space="preserve"> </w:t>
+            </w:r>
+            <w:r>
+              <w:rPr>
+                <w:rFonts w:ascii="Avva_Shenouda" w:hAnsi="Avva_Shenouda" w:eastAsia="Avva_Shenouda" w:cs="Avva_Shenouda"/>
+                <w:sz w:val="10"/>
+              </w:rPr>
+              <w:t>fobov</w:t>
+            </w:r>
+            <w:r>
+              <w:rPr>
+                <w:sz w:val="10"/>
+              </w:rPr>
+              <w:t xml:space="preserve">. </w:t>
+            </w:r>
+            <w:r>
+              <w:rPr>
+                <w:rFonts w:ascii="Avva_Shenouda" w:hAnsi="Avva_Shenouda" w:eastAsia="Avva_Shenouda" w:cs="Avva_Shenouda"/>
+                <w:sz w:val="10"/>
+              </w:rPr>
+              <w:t>`Am3n</w:t>
+            </w:r>
+            <w:r>
+              <w:rPr>
+                <w:sz w:val="10"/>
+              </w:rPr>
+              <w:t>.</w:t>
             </w:r>
           </w:p>
         </w:tc>
@@ -2340,7 +7868,130 @@
                 <w:rFonts w:ascii="Avva_Shenouda" w:hAnsi="Avva_Shenouda" w:eastAsia="Avva_Shenouda" w:cs="Avva_Shenouda"/>
                 <w:sz w:val="10"/>
               </w:rPr>
-              <w:t>Cw0ic `am3n: ke tw `pnevmati cov: meta fobov )eov `procxwmen.</w:t>
+              <w:t>Cw0ic</w:t>
+            </w:r>
+            <w:r>
+              <w:rPr>
+                <w:sz w:val="10"/>
+              </w:rPr>
+              <w:t xml:space="preserve"> </w:t>
+            </w:r>
+            <w:r>
+              <w:rPr>
+                <w:rFonts w:ascii="Avva_Shenouda" w:hAnsi="Avva_Shenouda" w:eastAsia="Avva_Shenouda" w:cs="Avva_Shenouda"/>
+                <w:sz w:val="10"/>
+              </w:rPr>
+              <w:t>`am3n</w:t>
+            </w:r>
+            <w:r>
+              <w:rPr>
+                <w:sz w:val="10"/>
+              </w:rPr>
+              <w:t xml:space="preserve">: </w:t>
+            </w:r>
+            <w:r>
+              <w:rPr>
+                <w:rFonts w:ascii="Avva_Shenouda" w:hAnsi="Avva_Shenouda" w:eastAsia="Avva_Shenouda" w:cs="Avva_Shenouda"/>
+                <w:sz w:val="10"/>
+              </w:rPr>
+              <w:t>ke</w:t>
+            </w:r>
+            <w:r>
+              <w:rPr>
+                <w:sz w:val="10"/>
+              </w:rPr>
+              <w:t xml:space="preserve"> </w:t>
+            </w:r>
+            <w:r>
+              <w:rPr>
+                <w:rFonts w:ascii="Avva_Shenouda" w:hAnsi="Avva_Shenouda" w:eastAsia="Avva_Shenouda" w:cs="Avva_Shenouda"/>
+                <w:sz w:val="10"/>
+              </w:rPr>
+              <w:t>tw</w:t>
+            </w:r>
+            <w:r>
+              <w:rPr>
+                <w:sz w:val="10"/>
+              </w:rPr>
+              <w:t xml:space="preserve"> </w:t>
+            </w:r>
+            <w:r>
+              <w:rPr>
+                <w:rFonts w:ascii="Avva_Shenouda" w:hAnsi="Avva_Shenouda" w:eastAsia="Avva_Shenouda" w:cs="Avva_Shenouda"/>
+                <w:sz w:val="10"/>
+              </w:rPr>
+              <w:t>`pnevmati</w:t>
+            </w:r>
+            <w:r>
+              <w:rPr>
+                <w:sz w:val="10"/>
+              </w:rPr>
+              <w:t xml:space="preserve"> </w:t>
+            </w:r>
+            <w:r>
+              <w:rPr>
+                <w:rFonts w:ascii="Avva_Shenouda" w:hAnsi="Avva_Shenouda" w:eastAsia="Avva_Shenouda" w:cs="Avva_Shenouda"/>
+                <w:sz w:val="10"/>
+              </w:rPr>
+              <w:t>cov</w:t>
+            </w:r>
+            <w:r>
+              <w:rPr>
+                <w:sz w:val="10"/>
+              </w:rPr>
+              <w:t xml:space="preserve">: </w:t>
+            </w:r>
+            <w:r>
+              <w:rPr>
+                <w:rFonts w:ascii="Avva_Shenouda" w:hAnsi="Avva_Shenouda" w:eastAsia="Avva_Shenouda" w:cs="Avva_Shenouda"/>
+                <w:sz w:val="10"/>
+              </w:rPr>
+              <w:t>meta</w:t>
+            </w:r>
+            <w:r>
+              <w:rPr>
+                <w:sz w:val="10"/>
+              </w:rPr>
+              <w:t xml:space="preserve"> </w:t>
+            </w:r>
+            <w:r>
+              <w:rPr>
+                <w:rFonts w:ascii="Avva_Shenouda" w:hAnsi="Avva_Shenouda" w:eastAsia="Avva_Shenouda" w:cs="Avva_Shenouda"/>
+                <w:sz w:val="10"/>
+              </w:rPr>
+              <w:t>fobov</w:t>
+            </w:r>
+            <w:r>
+              <w:rPr>
+                <w:sz w:val="10"/>
+              </w:rPr>
+              <w:t xml:space="preserve"> </w:t>
+            </w:r>
+            <w:r>
+              <w:rPr>
+                <w:rFonts w:ascii="Avva_Shenouda" w:hAnsi="Avva_Shenouda" w:eastAsia="Avva_Shenouda" w:cs="Avva_Shenouda"/>
+                <w:sz w:val="10"/>
+              </w:rPr>
+              <w:t>)eov</w:t>
+            </w:r>
+            <w:r>
+              <w:rPr>
+                <w:sz w:val="10"/>
+              </w:rPr>
+              <w:t xml:space="preserve"> </w:t>
+            </w:r>
+            <w:r>
+              <w:rPr>
+                <w:rFonts w:ascii="Avva_Shenouda" w:hAnsi="Avva_Shenouda" w:eastAsia="Avva_Shenouda" w:cs="Avva_Shenouda"/>
+                <w:sz w:val="10"/>
+              </w:rPr>
+              <w:t>`procxwmen</w:t>
+            </w:r>
+            <w:r>
+              <w:rPr>
+                <w:sz w:val="10"/>
+              </w:rPr>
+              <w:t>.</w:t>
             </w:r>
           </w:p>
         </w:tc>
@@ -2427,7 +8078,663 @@
                 <w:rFonts w:ascii="Avva_Shenouda" w:hAnsi="Avva_Shenouda" w:eastAsia="Avva_Shenouda" w:cs="Avva_Shenouda"/>
                 <w:sz w:val="10"/>
               </w:rPr>
-              <w:t>`Am3n `am3n `am3n: 5nah5 5nah5 5nah5 ge 0ai te qen ovme0m3i. `Am3n. Twbh `e`hr3i `egwn nem `egen `xrictianoc niben `etavgoc nan e0b3tov: ge `aripenmevi qen `p3i `m`P[oic. `# `ir3n3 ke `agapi I3cov `Xrictov me0 `vmwn: yallate gw all3lovia. `Procev7ac0e `vper t3c a7iac metal3yewc axrantwn ke `epovraniwn twn `agiwn Mvct3riwn. Kvrie `ele`3con.</w:t>
+              <w:t>`Am3n</w:t>
+            </w:r>
+            <w:r>
+              <w:rPr>
+                <w:sz w:val="10"/>
+              </w:rPr>
+              <w:t xml:space="preserve"> </w:t>
+            </w:r>
+            <w:r>
+              <w:rPr>
+                <w:rFonts w:ascii="Avva_Shenouda" w:hAnsi="Avva_Shenouda" w:eastAsia="Avva_Shenouda" w:cs="Avva_Shenouda"/>
+                <w:sz w:val="10"/>
+              </w:rPr>
+              <w:t>`am3n</w:t>
+            </w:r>
+            <w:r>
+              <w:rPr>
+                <w:sz w:val="10"/>
+              </w:rPr>
+              <w:t xml:space="preserve"> </w:t>
+            </w:r>
+            <w:r>
+              <w:rPr>
+                <w:rFonts w:ascii="Avva_Shenouda" w:hAnsi="Avva_Shenouda" w:eastAsia="Avva_Shenouda" w:cs="Avva_Shenouda"/>
+                <w:sz w:val="10"/>
+              </w:rPr>
+              <w:t>`am3n</w:t>
+            </w:r>
+            <w:r>
+              <w:rPr>
+                <w:sz w:val="10"/>
+              </w:rPr>
+              <w:t xml:space="preserve">: </w:t>
+            </w:r>
+            <w:r>
+              <w:rPr>
+                <w:rFonts w:ascii="Avva_Shenouda" w:hAnsi="Avva_Shenouda" w:eastAsia="Avva_Shenouda" w:cs="Avva_Shenouda"/>
+                <w:sz w:val="10"/>
+              </w:rPr>
+              <w:t>5nah5</w:t>
+            </w:r>
+            <w:r>
+              <w:rPr>
+                <w:sz w:val="10"/>
+              </w:rPr>
+              <w:t xml:space="preserve"> </w:t>
+            </w:r>
+            <w:r>
+              <w:rPr>
+                <w:rFonts w:ascii="Avva_Shenouda" w:hAnsi="Avva_Shenouda" w:eastAsia="Avva_Shenouda" w:cs="Avva_Shenouda"/>
+                <w:sz w:val="10"/>
+              </w:rPr>
+              <w:t>5nah5</w:t>
+            </w:r>
+            <w:r>
+              <w:rPr>
+                <w:sz w:val="10"/>
+              </w:rPr>
+              <w:t xml:space="preserve"> </w:t>
+            </w:r>
+            <w:r>
+              <w:rPr>
+                <w:rFonts w:ascii="Avva_Shenouda" w:hAnsi="Avva_Shenouda" w:eastAsia="Avva_Shenouda" w:cs="Avva_Shenouda"/>
+                <w:sz w:val="10"/>
+              </w:rPr>
+              <w:t>5nah5</w:t>
+            </w:r>
+            <w:r>
+              <w:rPr>
+                <w:sz w:val="10"/>
+              </w:rPr>
+              <w:t xml:space="preserve"> </w:t>
+            </w:r>
+            <w:r>
+              <w:rPr>
+                <w:rFonts w:ascii="Avva_Shenouda" w:hAnsi="Avva_Shenouda" w:eastAsia="Avva_Shenouda" w:cs="Avva_Shenouda"/>
+                <w:sz w:val="10"/>
+              </w:rPr>
+              <w:t>ge</w:t>
+            </w:r>
+            <w:r>
+              <w:rPr>
+                <w:sz w:val="10"/>
+              </w:rPr>
+              <w:t xml:space="preserve"> </w:t>
+            </w:r>
+            <w:r>
+              <w:rPr>
+                <w:rFonts w:ascii="Avva_Shenouda" w:hAnsi="Avva_Shenouda" w:eastAsia="Avva_Shenouda" w:cs="Avva_Shenouda"/>
+                <w:sz w:val="10"/>
+              </w:rPr>
+              <w:t>0ai</w:t>
+            </w:r>
+            <w:r>
+              <w:rPr>
+                <w:sz w:val="10"/>
+              </w:rPr>
+              <w:t xml:space="preserve"> </w:t>
+            </w:r>
+            <w:r>
+              <w:rPr>
+                <w:rFonts w:ascii="Avva_Shenouda" w:hAnsi="Avva_Shenouda" w:eastAsia="Avva_Shenouda" w:cs="Avva_Shenouda"/>
+                <w:sz w:val="10"/>
+              </w:rPr>
+              <w:t>te</w:t>
+            </w:r>
+            <w:r>
+              <w:rPr>
+                <w:sz w:val="10"/>
+              </w:rPr>
+              <w:t xml:space="preserve"> </w:t>
+            </w:r>
+            <w:r>
+              <w:rPr>
+                <w:rFonts w:ascii="Avva_Shenouda" w:hAnsi="Avva_Shenouda" w:eastAsia="Avva_Shenouda" w:cs="Avva_Shenouda"/>
+                <w:sz w:val="10"/>
+              </w:rPr>
+              <w:t>qen</w:t>
+            </w:r>
+            <w:r>
+              <w:rPr>
+                <w:sz w:val="10"/>
+              </w:rPr>
+              <w:t xml:space="preserve"> </w:t>
+            </w:r>
+            <w:r>
+              <w:rPr>
+                <w:rFonts w:ascii="Avva_Shenouda" w:hAnsi="Avva_Shenouda" w:eastAsia="Avva_Shenouda" w:cs="Avva_Shenouda"/>
+                <w:sz w:val="10"/>
+              </w:rPr>
+              <w:t>ovme0m3i</w:t>
+            </w:r>
+            <w:r>
+              <w:rPr>
+                <w:sz w:val="10"/>
+              </w:rPr>
+              <w:t xml:space="preserve">. </w:t>
+            </w:r>
+            <w:r>
+              <w:rPr>
+                <w:rFonts w:ascii="Avva_Shenouda" w:hAnsi="Avva_Shenouda" w:eastAsia="Avva_Shenouda" w:cs="Avva_Shenouda"/>
+                <w:sz w:val="10"/>
+              </w:rPr>
+              <w:t>`Am3n</w:t>
+            </w:r>
+            <w:r>
+              <w:rPr>
+                <w:sz w:val="10"/>
+              </w:rPr>
+              <w:t xml:space="preserve">. </w:t>
+            </w:r>
+            <w:r>
+              <w:rPr>
+                <w:rFonts w:ascii="Avva_Shenouda" w:hAnsi="Avva_Shenouda" w:eastAsia="Avva_Shenouda" w:cs="Avva_Shenouda"/>
+                <w:sz w:val="10"/>
+              </w:rPr>
+              <w:t>Twbh</w:t>
+            </w:r>
+            <w:r>
+              <w:rPr>
+                <w:sz w:val="10"/>
+              </w:rPr>
+              <w:t xml:space="preserve"> </w:t>
+            </w:r>
+            <w:r>
+              <w:rPr>
+                <w:rFonts w:ascii="Avva_Shenouda" w:hAnsi="Avva_Shenouda" w:eastAsia="Avva_Shenouda" w:cs="Avva_Shenouda"/>
+                <w:sz w:val="10"/>
+              </w:rPr>
+              <w:t>`e`hr3i</w:t>
+            </w:r>
+            <w:r>
+              <w:rPr>
+                <w:sz w:val="10"/>
+              </w:rPr>
+              <w:t xml:space="preserve"> </w:t>
+            </w:r>
+            <w:r>
+              <w:rPr>
+                <w:rFonts w:ascii="Avva_Shenouda" w:hAnsi="Avva_Shenouda" w:eastAsia="Avva_Shenouda" w:cs="Avva_Shenouda"/>
+                <w:sz w:val="10"/>
+              </w:rPr>
+              <w:t>`egwn</w:t>
+            </w:r>
+            <w:r>
+              <w:rPr>
+                <w:sz w:val="10"/>
+              </w:rPr>
+              <w:t xml:space="preserve"> </w:t>
+            </w:r>
+            <w:r>
+              <w:rPr>
+                <w:rFonts w:ascii="Avva_Shenouda" w:hAnsi="Avva_Shenouda" w:eastAsia="Avva_Shenouda" w:cs="Avva_Shenouda"/>
+                <w:sz w:val="10"/>
+              </w:rPr>
+              <w:t>nem</w:t>
+            </w:r>
+            <w:r>
+              <w:rPr>
+                <w:sz w:val="10"/>
+              </w:rPr>
+              <w:t xml:space="preserve"> </w:t>
+            </w:r>
+            <w:r>
+              <w:rPr>
+                <w:rFonts w:ascii="Avva_Shenouda" w:hAnsi="Avva_Shenouda" w:eastAsia="Avva_Shenouda" w:cs="Avva_Shenouda"/>
+                <w:sz w:val="10"/>
+              </w:rPr>
+              <w:t>`egen</w:t>
+            </w:r>
+            <w:r>
+              <w:rPr>
+                <w:sz w:val="10"/>
+              </w:rPr>
+              <w:t xml:space="preserve"> </w:t>
+            </w:r>
+            <w:r>
+              <w:rPr>
+                <w:rFonts w:ascii="Avva_Shenouda" w:hAnsi="Avva_Shenouda" w:eastAsia="Avva_Shenouda" w:cs="Avva_Shenouda"/>
+                <w:sz w:val="10"/>
+              </w:rPr>
+              <w:t>`xrictianoc</w:t>
+            </w:r>
+            <w:r>
+              <w:rPr>
+                <w:sz w:val="10"/>
+              </w:rPr>
+              <w:t xml:space="preserve"> </w:t>
+            </w:r>
+            <w:r>
+              <w:rPr>
+                <w:rFonts w:ascii="Avva_Shenouda" w:hAnsi="Avva_Shenouda" w:eastAsia="Avva_Shenouda" w:cs="Avva_Shenouda"/>
+                <w:sz w:val="10"/>
+              </w:rPr>
+              <w:t>niben</w:t>
+            </w:r>
+            <w:r>
+              <w:rPr>
+                <w:sz w:val="10"/>
+              </w:rPr>
+              <w:t xml:space="preserve"> </w:t>
+            </w:r>
+            <w:r>
+              <w:rPr>
+                <w:rFonts w:ascii="Avva_Shenouda" w:hAnsi="Avva_Shenouda" w:eastAsia="Avva_Shenouda" w:cs="Avva_Shenouda"/>
+                <w:sz w:val="10"/>
+              </w:rPr>
+              <w:t>`etavgoc</w:t>
+            </w:r>
+            <w:r>
+              <w:rPr>
+                <w:sz w:val="10"/>
+              </w:rPr>
+              <w:t xml:space="preserve"> </w:t>
+            </w:r>
+            <w:r>
+              <w:rPr>
+                <w:rFonts w:ascii="Avva_Shenouda" w:hAnsi="Avva_Shenouda" w:eastAsia="Avva_Shenouda" w:cs="Avva_Shenouda"/>
+                <w:sz w:val="10"/>
+              </w:rPr>
+              <w:t>nan</w:t>
+            </w:r>
+            <w:r>
+              <w:rPr>
+                <w:sz w:val="10"/>
+              </w:rPr>
+              <w:t xml:space="preserve"> </w:t>
+            </w:r>
+            <w:r>
+              <w:rPr>
+                <w:rFonts w:ascii="Avva_Shenouda" w:hAnsi="Avva_Shenouda" w:eastAsia="Avva_Shenouda" w:cs="Avva_Shenouda"/>
+                <w:sz w:val="10"/>
+              </w:rPr>
+              <w:t>e0b3tov</w:t>
+            </w:r>
+            <w:r>
+              <w:rPr>
+                <w:sz w:val="10"/>
+              </w:rPr>
+              <w:t xml:space="preserve">: </w:t>
+            </w:r>
+            <w:r>
+              <w:rPr>
+                <w:rFonts w:ascii="Avva_Shenouda" w:hAnsi="Avva_Shenouda" w:eastAsia="Avva_Shenouda" w:cs="Avva_Shenouda"/>
+                <w:sz w:val="10"/>
+              </w:rPr>
+              <w:t>ge</w:t>
+            </w:r>
+            <w:r>
+              <w:rPr>
+                <w:sz w:val="10"/>
+              </w:rPr>
+              <w:t xml:space="preserve"> </w:t>
+            </w:r>
+            <w:r>
+              <w:rPr>
+                <w:rFonts w:ascii="Avva_Shenouda" w:hAnsi="Avva_Shenouda" w:eastAsia="Avva_Shenouda" w:cs="Avva_Shenouda"/>
+                <w:sz w:val="10"/>
+              </w:rPr>
+              <w:t>`aripenmevi</w:t>
+            </w:r>
+            <w:r>
+              <w:rPr>
+                <w:sz w:val="10"/>
+              </w:rPr>
+              <w:t xml:space="preserve"> </w:t>
+            </w:r>
+            <w:r>
+              <w:rPr>
+                <w:rFonts w:ascii="Avva_Shenouda" w:hAnsi="Avva_Shenouda" w:eastAsia="Avva_Shenouda" w:cs="Avva_Shenouda"/>
+                <w:sz w:val="10"/>
+              </w:rPr>
+              <w:t>qen</w:t>
+            </w:r>
+            <w:r>
+              <w:rPr>
+                <w:sz w:val="10"/>
+              </w:rPr>
+              <w:t xml:space="preserve"> </w:t>
+            </w:r>
+            <w:r>
+              <w:rPr>
+                <w:rFonts w:ascii="Avva_Shenouda" w:hAnsi="Avva_Shenouda" w:eastAsia="Avva_Shenouda" w:cs="Avva_Shenouda"/>
+                <w:sz w:val="10"/>
+              </w:rPr>
+              <w:t>`p3i</w:t>
+            </w:r>
+            <w:r>
+              <w:rPr>
+                <w:sz w:val="10"/>
+              </w:rPr>
+              <w:t xml:space="preserve"> </w:t>
+            </w:r>
+            <w:r>
+              <w:rPr>
+                <w:rFonts w:ascii="Avva_Shenouda" w:hAnsi="Avva_Shenouda" w:eastAsia="Avva_Shenouda" w:cs="Avva_Shenouda"/>
+                <w:sz w:val="10"/>
+              </w:rPr>
+              <w:t>`m`Psoic</w:t>
+            </w:r>
+            <w:r>
+              <w:rPr>
+                <w:sz w:val="10"/>
+              </w:rPr>
+              <w:t xml:space="preserve">. </w:t>
+            </w:r>
+            <w:r>
+              <w:rPr>
+                <w:rFonts w:ascii="Avva_Shenouda" w:hAnsi="Avva_Shenouda" w:eastAsia="Avva_Shenouda" w:cs="Avva_Shenouda"/>
+                <w:sz w:val="10"/>
+              </w:rPr>
+              <w:t>`#</w:t>
+            </w:r>
+            <w:r>
+              <w:rPr>
+                <w:sz w:val="10"/>
+              </w:rPr>
+              <w:t xml:space="preserve"> </w:t>
+            </w:r>
+            <w:r>
+              <w:rPr>
+                <w:rFonts w:ascii="Avva_Shenouda" w:hAnsi="Avva_Shenouda" w:eastAsia="Avva_Shenouda" w:cs="Avva_Shenouda"/>
+                <w:sz w:val="10"/>
+              </w:rPr>
+              <w:t>`ir3n3</w:t>
+            </w:r>
+            <w:r>
+              <w:rPr>
+                <w:sz w:val="10"/>
+              </w:rPr>
+              <w:t xml:space="preserve"> </w:t>
+            </w:r>
+            <w:r>
+              <w:rPr>
+                <w:rFonts w:ascii="Avva_Shenouda" w:hAnsi="Avva_Shenouda" w:eastAsia="Avva_Shenouda" w:cs="Avva_Shenouda"/>
+                <w:sz w:val="10"/>
+              </w:rPr>
+              <w:t>ke</w:t>
+            </w:r>
+            <w:r>
+              <w:rPr>
+                <w:sz w:val="10"/>
+              </w:rPr>
+              <w:t xml:space="preserve"> </w:t>
+            </w:r>
+            <w:r>
+              <w:rPr>
+                <w:rFonts w:ascii="Avva_Shenouda" w:hAnsi="Avva_Shenouda" w:eastAsia="Avva_Shenouda" w:cs="Avva_Shenouda"/>
+                <w:sz w:val="10"/>
+              </w:rPr>
+              <w:t>`ajapi</w:t>
+            </w:r>
+            <w:r>
+              <w:rPr>
+                <w:sz w:val="10"/>
+              </w:rPr>
+              <w:t xml:space="preserve"> </w:t>
+            </w:r>
+            <w:r>
+              <w:rPr>
+                <w:rFonts w:ascii="Avva_Shenouda" w:hAnsi="Avva_Shenouda" w:eastAsia="Avva_Shenouda" w:cs="Avva_Shenouda"/>
+                <w:sz w:val="10"/>
+              </w:rPr>
+              <w:t>I3cov</w:t>
+            </w:r>
+            <w:r>
+              <w:rPr>
+                <w:sz w:val="10"/>
+              </w:rPr>
+              <w:t xml:space="preserve"> </w:t>
+            </w:r>
+            <w:r>
+              <w:rPr>
+                <w:rFonts w:ascii="Avva_Shenouda" w:hAnsi="Avva_Shenouda" w:eastAsia="Avva_Shenouda" w:cs="Avva_Shenouda"/>
+                <w:sz w:val="10"/>
+              </w:rPr>
+              <w:t>`Xrictov</w:t>
+            </w:r>
+            <w:r>
+              <w:rPr>
+                <w:sz w:val="10"/>
+              </w:rPr>
+              <w:t xml:space="preserve"> </w:t>
+            </w:r>
+            <w:r>
+              <w:rPr>
+                <w:rFonts w:ascii="Avva_Shenouda" w:hAnsi="Avva_Shenouda" w:eastAsia="Avva_Shenouda" w:cs="Avva_Shenouda"/>
+                <w:sz w:val="10"/>
+              </w:rPr>
+              <w:t>me0</w:t>
+            </w:r>
+            <w:r>
+              <w:rPr>
+                <w:sz w:val="10"/>
+              </w:rPr>
+              <w:t xml:space="preserve"> </w:t>
+            </w:r>
+            <w:r>
+              <w:rPr>
+                <w:rFonts w:ascii="Avva_Shenouda" w:hAnsi="Avva_Shenouda" w:eastAsia="Avva_Shenouda" w:cs="Avva_Shenouda"/>
+                <w:sz w:val="10"/>
+              </w:rPr>
+              <w:t>`vmwn</w:t>
+            </w:r>
+            <w:r>
+              <w:rPr>
+                <w:sz w:val="10"/>
+              </w:rPr>
+              <w:t xml:space="preserve">: </w:t>
+            </w:r>
+            <w:r>
+              <w:rPr>
+                <w:rFonts w:ascii="Avva_Shenouda" w:hAnsi="Avva_Shenouda" w:eastAsia="Avva_Shenouda" w:cs="Avva_Shenouda"/>
+                <w:sz w:val="10"/>
+              </w:rPr>
+              <w:t>yallate</w:t>
+            </w:r>
+            <w:r>
+              <w:rPr>
+                <w:sz w:val="10"/>
+              </w:rPr>
+              <w:t xml:space="preserve"> </w:t>
+            </w:r>
+            <w:r>
+              <w:rPr>
+                <w:rFonts w:ascii="Avva_Shenouda" w:hAnsi="Avva_Shenouda" w:eastAsia="Avva_Shenouda" w:cs="Avva_Shenouda"/>
+                <w:sz w:val="10"/>
+              </w:rPr>
+              <w:t>gw</w:t>
+            </w:r>
+            <w:r>
+              <w:rPr>
+                <w:sz w:val="10"/>
+              </w:rPr>
+              <w:t xml:space="preserve"> </w:t>
+            </w:r>
+            <w:r>
+              <w:rPr>
+                <w:rFonts w:ascii="Avva_Shenouda" w:hAnsi="Avva_Shenouda" w:eastAsia="Avva_Shenouda" w:cs="Avva_Shenouda"/>
+                <w:sz w:val="10"/>
+              </w:rPr>
+              <w:t>all3lovia</w:t>
+            </w:r>
+            <w:r>
+              <w:rPr>
+                <w:sz w:val="10"/>
+              </w:rPr>
+              <w:t xml:space="preserve">. </w:t>
+            </w:r>
+            <w:r>
+              <w:rPr>
+                <w:rFonts w:ascii="Avva_Shenouda" w:hAnsi="Avva_Shenouda" w:eastAsia="Avva_Shenouda" w:cs="Avva_Shenouda"/>
+                <w:sz w:val="10"/>
+              </w:rPr>
+              <w:t>`Procev7ac0e</w:t>
+            </w:r>
+            <w:r>
+              <w:rPr>
+                <w:sz w:val="10"/>
+              </w:rPr>
+              <w:t xml:space="preserve"> </w:t>
+            </w:r>
+            <w:r>
+              <w:rPr>
+                <w:rFonts w:ascii="Avva_Shenouda" w:hAnsi="Avva_Shenouda" w:eastAsia="Avva_Shenouda" w:cs="Avva_Shenouda"/>
+                <w:sz w:val="10"/>
+              </w:rPr>
+              <w:t>`vper</w:t>
+            </w:r>
+            <w:r>
+              <w:rPr>
+                <w:sz w:val="10"/>
+              </w:rPr>
+              <w:t xml:space="preserve"> </w:t>
+            </w:r>
+            <w:r>
+              <w:rPr>
+                <w:rFonts w:ascii="Avva_Shenouda" w:hAnsi="Avva_Shenouda" w:eastAsia="Avva_Shenouda" w:cs="Avva_Shenouda"/>
+                <w:sz w:val="10"/>
+              </w:rPr>
+              <w:t>t3c</w:t>
+            </w:r>
+            <w:r>
+              <w:rPr>
+                <w:sz w:val="10"/>
+              </w:rPr>
+              <w:t xml:space="preserve"> </w:t>
+            </w:r>
+            <w:r>
+              <w:rPr>
+                <w:rFonts w:ascii="Avva_Shenouda" w:hAnsi="Avva_Shenouda" w:eastAsia="Avva_Shenouda" w:cs="Avva_Shenouda"/>
+                <w:sz w:val="10"/>
+              </w:rPr>
+              <w:t>a7iac</w:t>
+            </w:r>
+            <w:r>
+              <w:rPr>
+                <w:sz w:val="10"/>
+              </w:rPr>
+              <w:t xml:space="preserve"> </w:t>
+            </w:r>
+            <w:r>
+              <w:rPr>
+                <w:rFonts w:ascii="Avva_Shenouda" w:hAnsi="Avva_Shenouda" w:eastAsia="Avva_Shenouda" w:cs="Avva_Shenouda"/>
+                <w:sz w:val="10"/>
+              </w:rPr>
+              <w:t>metal3yewc</w:t>
+            </w:r>
+            <w:r>
+              <w:rPr>
+                <w:sz w:val="10"/>
+              </w:rPr>
+              <w:t xml:space="preserve"> </w:t>
+            </w:r>
+            <w:r>
+              <w:rPr>
+                <w:rFonts w:ascii="Avva_Shenouda" w:hAnsi="Avva_Shenouda" w:eastAsia="Avva_Shenouda" w:cs="Avva_Shenouda"/>
+                <w:sz w:val="10"/>
+              </w:rPr>
+              <w:t>axrantwn</w:t>
+            </w:r>
+            <w:r>
+              <w:rPr>
+                <w:sz w:val="10"/>
+              </w:rPr>
+              <w:t xml:space="preserve"> </w:t>
+            </w:r>
+            <w:r>
+              <w:rPr>
+                <w:rFonts w:ascii="Avva_Shenouda" w:hAnsi="Avva_Shenouda" w:eastAsia="Avva_Shenouda" w:cs="Avva_Shenouda"/>
+                <w:sz w:val="10"/>
+              </w:rPr>
+              <w:t>ke</w:t>
+            </w:r>
+            <w:r>
+              <w:rPr>
+                <w:sz w:val="10"/>
+              </w:rPr>
+              <w:t xml:space="preserve"> </w:t>
+            </w:r>
+            <w:r>
+              <w:rPr>
+                <w:rFonts w:ascii="Avva_Shenouda" w:hAnsi="Avva_Shenouda" w:eastAsia="Avva_Shenouda" w:cs="Avva_Shenouda"/>
+                <w:sz w:val="10"/>
+              </w:rPr>
+              <w:t>`epovraniwn</w:t>
+            </w:r>
+            <w:r>
+              <w:rPr>
+                <w:sz w:val="10"/>
+              </w:rPr>
+              <w:t xml:space="preserve"> </w:t>
+            </w:r>
+            <w:r>
+              <w:rPr>
+                <w:rFonts w:ascii="Avva_Shenouda" w:hAnsi="Avva_Shenouda" w:eastAsia="Avva_Shenouda" w:cs="Avva_Shenouda"/>
+                <w:sz w:val="10"/>
+              </w:rPr>
+              <w:t>twn</w:t>
+            </w:r>
+            <w:r>
+              <w:rPr>
+                <w:sz w:val="10"/>
+              </w:rPr>
+              <w:t xml:space="preserve"> </w:t>
+            </w:r>
+            <w:r>
+              <w:rPr>
+                <w:rFonts w:ascii="Avva_Shenouda" w:hAnsi="Avva_Shenouda" w:eastAsia="Avva_Shenouda" w:cs="Avva_Shenouda"/>
+                <w:sz w:val="10"/>
+              </w:rPr>
+              <w:t>`ajiwn</w:t>
+            </w:r>
+            <w:r>
+              <w:rPr>
+                <w:sz w:val="10"/>
+              </w:rPr>
+              <w:t xml:space="preserve"> </w:t>
+            </w:r>
+            <w:r>
+              <w:rPr>
+                <w:rFonts w:ascii="Avva_Shenouda" w:hAnsi="Avva_Shenouda" w:eastAsia="Avva_Shenouda" w:cs="Avva_Shenouda"/>
+                <w:sz w:val="10"/>
+              </w:rPr>
+              <w:t>Mvct3riwn</w:t>
+            </w:r>
+            <w:r>
+              <w:rPr>
+                <w:sz w:val="10"/>
+              </w:rPr>
+              <w:t xml:space="preserve">. </w:t>
+            </w:r>
+            <w:r>
+              <w:rPr>
+                <w:rFonts w:ascii="Avva_Shenouda" w:hAnsi="Avva_Shenouda" w:eastAsia="Avva_Shenouda" w:cs="Avva_Shenouda"/>
+                <w:sz w:val="10"/>
+              </w:rPr>
+              <w:t>Kvrie</w:t>
+            </w:r>
+            <w:r>
+              <w:rPr>
+                <w:sz w:val="10"/>
+              </w:rPr>
+              <w:t xml:space="preserve"> </w:t>
+            </w:r>
+            <w:r>
+              <w:rPr>
+                <w:rFonts w:ascii="Avva_Shenouda" w:hAnsi="Avva_Shenouda" w:eastAsia="Avva_Shenouda" w:cs="Avva_Shenouda"/>
+                <w:sz w:val="10"/>
+              </w:rPr>
+              <w:t>`ele`3con</w:t>
+            </w:r>
+            <w:r>
+              <w:rPr>
+                <w:sz w:val="10"/>
+              </w:rPr>
+              <w:t>.</w:t>
             </w:r>
           </w:p>
         </w:tc>
